--- a/prac11/Практична робота №11.docx
+++ b/prac11/Практична робота №11.docx
@@ -844,10 +844,10 @@
           <w:lang w:val="uk-UA"/>
         </w:rPr>
         <w:drawing>
-          <wp:inline distT="0" distB="0" distL="0" distR="0" wp14:anchorId="6FA2FF5E" wp14:editId="4A2BEF42">
-            <wp:extent cx="4140000" cy="3557033"/>
-            <wp:effectExtent l="0" t="0" r="0" b="5715"/>
-            <wp:docPr id="4" name="Рисунок 4" descr="Зображення, що містить текст, схема, Паралель, знімок екрана&#10;&#10;Вміст, створений ШІ, може бути неправильним."/>
+          <wp:inline distT="0" distB="0" distL="0" distR="0" wp14:anchorId="6FA2FF5E" wp14:editId="515FB8D5">
+            <wp:extent cx="4860000" cy="3831923"/>
+            <wp:effectExtent l="0" t="0" r="0" b="0"/>
+            <wp:docPr id="4" name="Рисунок 4"/>
             <wp:cNvGraphicFramePr>
               <a:graphicFrameLocks xmlns:a="http://schemas.openxmlformats.org/drawingml/2006/main" noChangeAspect="1"/>
             </wp:cNvGraphicFramePr>
@@ -855,7 +855,7 @@
               <a:graphicData uri="http://schemas.openxmlformats.org/drawingml/2006/picture">
                 <pic:pic xmlns:pic="http://schemas.openxmlformats.org/drawingml/2006/picture">
                   <pic:nvPicPr>
-                    <pic:cNvPr id="4" name="Рисунок 4" descr="Зображення, що містить текст, схема, Паралель, знімок екрана&#10;&#10;Вміст, створений ШІ, може бути неправильним."/>
+                    <pic:cNvPr id="4" name="Рисунок 4"/>
                     <pic:cNvPicPr/>
                   </pic:nvPicPr>
                   <pic:blipFill>
@@ -873,7 +873,7 @@
                   <pic:spPr>
                     <a:xfrm>
                       <a:off x="0" y="0"/>
-                      <a:ext cx="4140000" cy="3557033"/>
+                      <a:ext cx="4860000" cy="3831923"/>
                     </a:xfrm>
                     <a:prstGeom prst="rect">
                       <a:avLst/>
@@ -960,31 +960,122 @@
           <w:lang w:val="uk-UA"/>
         </w:rPr>
       </w:pPr>
-      <w:r>
-        <w:rPr>
-          <w:rFonts w:ascii="Courier New" w:hAnsi="Courier New" w:cs="Courier New"/>
-          <w:color w:val="000000" w:themeColor="text1"/>
-          <w:lang w:val="uk-UA"/>
-        </w:rPr>
-        <w:t>namespace factory;</w:t>
-      </w:r>
-      <w:r>
-        <w:rPr>
-          <w:rFonts w:ascii="Courier New" w:hAnsi="Courier New" w:cs="Courier New"/>
-          <w:color w:val="000000" w:themeColor="text1"/>
-          <w:lang w:val="uk-UA"/>
-        </w:rPr>
-        <w:br/>
-      </w:r>
-      <w:r>
-        <w:rPr>
-          <w:rFonts w:ascii="Courier New" w:hAnsi="Courier New" w:cs="Courier New"/>
-          <w:color w:val="000000" w:themeColor="text1"/>
-          <w:lang w:val="uk-UA"/>
-        </w:rPr>
-        <w:br/>
-        <w:t>public abstract class Course</w:t>
-      </w:r>
+      <w:proofErr w:type="spellStart"/>
+      <w:r>
+        <w:rPr>
+          <w:rFonts w:ascii="Courier New" w:hAnsi="Courier New" w:cs="Courier New"/>
+          <w:color w:val="000000" w:themeColor="text1"/>
+          <w:lang w:val="uk-UA"/>
+        </w:rPr>
+        <w:t>namespace</w:t>
+      </w:r>
+      <w:proofErr w:type="spellEnd"/>
+      <w:r>
+        <w:rPr>
+          <w:rFonts w:ascii="Courier New" w:hAnsi="Courier New" w:cs="Courier New"/>
+          <w:color w:val="000000" w:themeColor="text1"/>
+          <w:lang w:val="uk-UA"/>
+        </w:rPr>
+        <w:t xml:space="preserve"> </w:t>
+      </w:r>
+      <w:proofErr w:type="spellStart"/>
+      <w:r>
+        <w:rPr>
+          <w:rFonts w:ascii="Courier New" w:hAnsi="Courier New" w:cs="Courier New"/>
+          <w:color w:val="000000" w:themeColor="text1"/>
+          <w:lang w:val="uk-UA"/>
+        </w:rPr>
+        <w:t>factory</w:t>
+      </w:r>
+      <w:proofErr w:type="spellEnd"/>
+      <w:r>
+        <w:rPr>
+          <w:rFonts w:ascii="Courier New" w:hAnsi="Courier New" w:cs="Courier New"/>
+          <w:color w:val="000000" w:themeColor="text1"/>
+          <w:lang w:val="uk-UA"/>
+        </w:rPr>
+        <w:t>;</w:t>
+      </w:r>
+      <w:r>
+        <w:rPr>
+          <w:rFonts w:ascii="Courier New" w:hAnsi="Courier New" w:cs="Courier New"/>
+          <w:color w:val="000000" w:themeColor="text1"/>
+          <w:lang w:val="uk-UA"/>
+        </w:rPr>
+        <w:br/>
+      </w:r>
+      <w:r>
+        <w:rPr>
+          <w:rFonts w:ascii="Courier New" w:hAnsi="Courier New" w:cs="Courier New"/>
+          <w:color w:val="000000" w:themeColor="text1"/>
+          <w:lang w:val="uk-UA"/>
+        </w:rPr>
+        <w:br/>
+      </w:r>
+      <w:proofErr w:type="spellStart"/>
+      <w:r>
+        <w:rPr>
+          <w:rFonts w:ascii="Courier New" w:hAnsi="Courier New" w:cs="Courier New"/>
+          <w:color w:val="000000" w:themeColor="text1"/>
+          <w:lang w:val="uk-UA"/>
+        </w:rPr>
+        <w:t>public</w:t>
+      </w:r>
+      <w:proofErr w:type="spellEnd"/>
+      <w:r>
+        <w:rPr>
+          <w:rFonts w:ascii="Courier New" w:hAnsi="Courier New" w:cs="Courier New"/>
+          <w:color w:val="000000" w:themeColor="text1"/>
+          <w:lang w:val="uk-UA"/>
+        </w:rPr>
+        <w:t xml:space="preserve"> </w:t>
+      </w:r>
+      <w:proofErr w:type="spellStart"/>
+      <w:r>
+        <w:rPr>
+          <w:rFonts w:ascii="Courier New" w:hAnsi="Courier New" w:cs="Courier New"/>
+          <w:color w:val="000000" w:themeColor="text1"/>
+          <w:lang w:val="uk-UA"/>
+        </w:rPr>
+        <w:t>abstract</w:t>
+      </w:r>
+      <w:proofErr w:type="spellEnd"/>
+      <w:r>
+        <w:rPr>
+          <w:rFonts w:ascii="Courier New" w:hAnsi="Courier New" w:cs="Courier New"/>
+          <w:color w:val="000000" w:themeColor="text1"/>
+          <w:lang w:val="uk-UA"/>
+        </w:rPr>
+        <w:t xml:space="preserve"> </w:t>
+      </w:r>
+      <w:proofErr w:type="spellStart"/>
+      <w:r>
+        <w:rPr>
+          <w:rFonts w:ascii="Courier New" w:hAnsi="Courier New" w:cs="Courier New"/>
+          <w:color w:val="000000" w:themeColor="text1"/>
+          <w:lang w:val="uk-UA"/>
+        </w:rPr>
+        <w:t>class</w:t>
+      </w:r>
+      <w:proofErr w:type="spellEnd"/>
+      <w:r>
+        <w:rPr>
+          <w:rFonts w:ascii="Courier New" w:hAnsi="Courier New" w:cs="Courier New"/>
+          <w:color w:val="000000" w:themeColor="text1"/>
+          <w:lang w:val="uk-UA"/>
+        </w:rPr>
+        <w:t xml:space="preserve"> </w:t>
+      </w:r>
+      <w:proofErr w:type="spellStart"/>
+      <w:r>
+        <w:rPr>
+          <w:rFonts w:ascii="Courier New" w:hAnsi="Courier New" w:cs="Courier New"/>
+          <w:color w:val="000000" w:themeColor="text1"/>
+          <w:lang w:val="uk-UA"/>
+        </w:rPr>
+        <w:t>Course</w:t>
+      </w:r>
+      <w:proofErr w:type="spellEnd"/>
       <w:r>
         <w:rPr>
           <w:rFonts w:ascii="Courier New" w:hAnsi="Courier New" w:cs="Courier New"/>
@@ -1001,34 +1092,304 @@
           <w:lang w:val="uk-UA"/>
         </w:rPr>
         <w:br/>
-        <w:t xml:space="preserve">    public string Title { get; set; }</w:t>
-      </w:r>
-      <w:r>
-        <w:rPr>
-          <w:rFonts w:ascii="Courier New" w:hAnsi="Courier New" w:cs="Courier New"/>
-          <w:color w:val="000000" w:themeColor="text1"/>
-          <w:lang w:val="uk-UA"/>
-        </w:rPr>
-        <w:br/>
         <w:t xml:space="preserve">    </w:t>
       </w:r>
-      <w:r>
-        <w:rPr>
-          <w:rFonts w:ascii="Courier New" w:hAnsi="Courier New" w:cs="Courier New"/>
-          <w:color w:val="000000" w:themeColor="text1"/>
-          <w:lang w:val="uk-UA"/>
-        </w:rPr>
-        <w:br/>
-        <w:t xml:space="preserve">    public abstract void EnrollStudent(string studentName);</w:t>
-      </w:r>
-      <w:r>
-        <w:rPr>
-          <w:rFonts w:ascii="Courier New" w:hAnsi="Courier New" w:cs="Courier New"/>
-          <w:color w:val="000000" w:themeColor="text1"/>
-          <w:lang w:val="uk-UA"/>
-        </w:rPr>
-        <w:br/>
-        <w:t xml:space="preserve">    public abstract void ConductLesson();</w:t>
+      <w:proofErr w:type="spellStart"/>
+      <w:r>
+        <w:rPr>
+          <w:rFonts w:ascii="Courier New" w:hAnsi="Courier New" w:cs="Courier New"/>
+          <w:color w:val="000000" w:themeColor="text1"/>
+          <w:lang w:val="uk-UA"/>
+        </w:rPr>
+        <w:t>public</w:t>
+      </w:r>
+      <w:proofErr w:type="spellEnd"/>
+      <w:r>
+        <w:rPr>
+          <w:rFonts w:ascii="Courier New" w:hAnsi="Courier New" w:cs="Courier New"/>
+          <w:color w:val="000000" w:themeColor="text1"/>
+          <w:lang w:val="uk-UA"/>
+        </w:rPr>
+        <w:t xml:space="preserve"> </w:t>
+      </w:r>
+      <w:proofErr w:type="spellStart"/>
+      <w:r>
+        <w:rPr>
+          <w:rFonts w:ascii="Courier New" w:hAnsi="Courier New" w:cs="Courier New"/>
+          <w:color w:val="000000" w:themeColor="text1"/>
+          <w:lang w:val="uk-UA"/>
+        </w:rPr>
+        <w:t>string</w:t>
+      </w:r>
+      <w:proofErr w:type="spellEnd"/>
+      <w:r>
+        <w:rPr>
+          <w:rFonts w:ascii="Courier New" w:hAnsi="Courier New" w:cs="Courier New"/>
+          <w:color w:val="000000" w:themeColor="text1"/>
+          <w:lang w:val="uk-UA"/>
+        </w:rPr>
+        <w:t xml:space="preserve"> </w:t>
+      </w:r>
+      <w:proofErr w:type="spellStart"/>
+      <w:r>
+        <w:rPr>
+          <w:rFonts w:ascii="Courier New" w:hAnsi="Courier New" w:cs="Courier New"/>
+          <w:color w:val="000000" w:themeColor="text1"/>
+          <w:lang w:val="uk-UA"/>
+        </w:rPr>
+        <w:t>Title</w:t>
+      </w:r>
+      <w:proofErr w:type="spellEnd"/>
+      <w:r>
+        <w:rPr>
+          <w:rFonts w:ascii="Courier New" w:hAnsi="Courier New" w:cs="Courier New"/>
+          <w:color w:val="000000" w:themeColor="text1"/>
+          <w:lang w:val="uk-UA"/>
+        </w:rPr>
+        <w:t xml:space="preserve"> { </w:t>
+      </w:r>
+      <w:proofErr w:type="spellStart"/>
+      <w:r>
+        <w:rPr>
+          <w:rFonts w:ascii="Courier New" w:hAnsi="Courier New" w:cs="Courier New"/>
+          <w:color w:val="000000" w:themeColor="text1"/>
+          <w:lang w:val="uk-UA"/>
+        </w:rPr>
+        <w:t>get</w:t>
+      </w:r>
+      <w:proofErr w:type="spellEnd"/>
+      <w:r>
+        <w:rPr>
+          <w:rFonts w:ascii="Courier New" w:hAnsi="Courier New" w:cs="Courier New"/>
+          <w:color w:val="000000" w:themeColor="text1"/>
+          <w:lang w:val="uk-UA"/>
+        </w:rPr>
+        <w:t xml:space="preserve">; </w:t>
+      </w:r>
+      <w:proofErr w:type="spellStart"/>
+      <w:r>
+        <w:rPr>
+          <w:rFonts w:ascii="Courier New" w:hAnsi="Courier New" w:cs="Courier New"/>
+          <w:color w:val="000000" w:themeColor="text1"/>
+          <w:lang w:val="uk-UA"/>
+        </w:rPr>
+        <w:t>set</w:t>
+      </w:r>
+      <w:proofErr w:type="spellEnd"/>
+      <w:r>
+        <w:rPr>
+          <w:rFonts w:ascii="Courier New" w:hAnsi="Courier New" w:cs="Courier New"/>
+          <w:color w:val="000000" w:themeColor="text1"/>
+          <w:lang w:val="uk-UA"/>
+        </w:rPr>
+        <w:t>; }</w:t>
+      </w:r>
+      <w:r>
+        <w:rPr>
+          <w:rFonts w:ascii="Courier New" w:hAnsi="Courier New" w:cs="Courier New"/>
+          <w:color w:val="000000" w:themeColor="text1"/>
+          <w:lang w:val="uk-UA"/>
+        </w:rPr>
+        <w:br/>
+        <w:t xml:space="preserve">    </w:t>
+      </w:r>
+      <w:r>
+        <w:rPr>
+          <w:rFonts w:ascii="Courier New" w:hAnsi="Courier New" w:cs="Courier New"/>
+          <w:color w:val="000000" w:themeColor="text1"/>
+          <w:lang w:val="uk-UA"/>
+        </w:rPr>
+        <w:br/>
+        <w:t xml:space="preserve">    </w:t>
+      </w:r>
+      <w:proofErr w:type="spellStart"/>
+      <w:r>
+        <w:rPr>
+          <w:rFonts w:ascii="Courier New" w:hAnsi="Courier New" w:cs="Courier New"/>
+          <w:color w:val="000000" w:themeColor="text1"/>
+          <w:lang w:val="uk-UA"/>
+        </w:rPr>
+        <w:t>public</w:t>
+      </w:r>
+      <w:proofErr w:type="spellEnd"/>
+      <w:r>
+        <w:rPr>
+          <w:rFonts w:ascii="Courier New" w:hAnsi="Courier New" w:cs="Courier New"/>
+          <w:color w:val="000000" w:themeColor="text1"/>
+          <w:lang w:val="uk-UA"/>
+        </w:rPr>
+        <w:t xml:space="preserve"> </w:t>
+      </w:r>
+      <w:proofErr w:type="spellStart"/>
+      <w:r>
+        <w:rPr>
+          <w:rFonts w:ascii="Courier New" w:hAnsi="Courier New" w:cs="Courier New"/>
+          <w:color w:val="000000" w:themeColor="text1"/>
+          <w:lang w:val="uk-UA"/>
+        </w:rPr>
+        <w:t>abstract</w:t>
+      </w:r>
+      <w:proofErr w:type="spellEnd"/>
+      <w:r>
+        <w:rPr>
+          <w:rFonts w:ascii="Courier New" w:hAnsi="Courier New" w:cs="Courier New"/>
+          <w:color w:val="000000" w:themeColor="text1"/>
+          <w:lang w:val="uk-UA"/>
+        </w:rPr>
+        <w:t xml:space="preserve"> </w:t>
+      </w:r>
+      <w:proofErr w:type="spellStart"/>
+      <w:r>
+        <w:rPr>
+          <w:rFonts w:ascii="Courier New" w:hAnsi="Courier New" w:cs="Courier New"/>
+          <w:color w:val="000000" w:themeColor="text1"/>
+          <w:lang w:val="uk-UA"/>
+        </w:rPr>
+        <w:t>void</w:t>
+      </w:r>
+      <w:proofErr w:type="spellEnd"/>
+      <w:r>
+        <w:rPr>
+          <w:rFonts w:ascii="Courier New" w:hAnsi="Courier New" w:cs="Courier New"/>
+          <w:color w:val="000000" w:themeColor="text1"/>
+          <w:lang w:val="uk-UA"/>
+        </w:rPr>
+        <w:t xml:space="preserve"> </w:t>
+      </w:r>
+      <w:proofErr w:type="spellStart"/>
+      <w:r>
+        <w:rPr>
+          <w:rFonts w:ascii="Courier New" w:hAnsi="Courier New" w:cs="Courier New"/>
+          <w:color w:val="000000" w:themeColor="text1"/>
+          <w:lang w:val="uk-UA"/>
+        </w:rPr>
+        <w:t>EnrollStudent</w:t>
+      </w:r>
+      <w:proofErr w:type="spellEnd"/>
+      <w:r>
+        <w:rPr>
+          <w:rFonts w:ascii="Courier New" w:hAnsi="Courier New" w:cs="Courier New"/>
+          <w:color w:val="000000" w:themeColor="text1"/>
+          <w:lang w:val="uk-UA"/>
+        </w:rPr>
+        <w:t>(</w:t>
+      </w:r>
+      <w:proofErr w:type="spellStart"/>
+      <w:r>
+        <w:rPr>
+          <w:rFonts w:ascii="Courier New" w:hAnsi="Courier New" w:cs="Courier New"/>
+          <w:color w:val="000000" w:themeColor="text1"/>
+          <w:lang w:val="uk-UA"/>
+        </w:rPr>
+        <w:t>string</w:t>
+      </w:r>
+      <w:proofErr w:type="spellEnd"/>
+      <w:r>
+        <w:rPr>
+          <w:rFonts w:ascii="Courier New" w:hAnsi="Courier New" w:cs="Courier New"/>
+          <w:color w:val="000000" w:themeColor="text1"/>
+          <w:lang w:val="uk-UA"/>
+        </w:rPr>
+        <w:t xml:space="preserve"> </w:t>
+      </w:r>
+      <w:proofErr w:type="spellStart"/>
+      <w:r>
+        <w:rPr>
+          <w:rFonts w:ascii="Courier New" w:hAnsi="Courier New" w:cs="Courier New"/>
+          <w:color w:val="000000" w:themeColor="text1"/>
+          <w:lang w:val="uk-UA"/>
+        </w:rPr>
+        <w:t>studentName</w:t>
+      </w:r>
+      <w:proofErr w:type="spellEnd"/>
+      <w:r>
+        <w:rPr>
+          <w:rFonts w:ascii="Courier New" w:hAnsi="Courier New" w:cs="Courier New"/>
+          <w:color w:val="000000" w:themeColor="text1"/>
+          <w:lang w:val="uk-UA"/>
+        </w:rPr>
+        <w:t>);</w:t>
+      </w:r>
+      <w:r>
+        <w:rPr>
+          <w:rFonts w:ascii="Courier New" w:hAnsi="Courier New" w:cs="Courier New"/>
+          <w:color w:val="000000" w:themeColor="text1"/>
+          <w:lang w:val="uk-UA"/>
+        </w:rPr>
+        <w:br/>
+        <w:t xml:space="preserve">    </w:t>
+      </w:r>
+      <w:proofErr w:type="spellStart"/>
+      <w:r>
+        <w:rPr>
+          <w:rFonts w:ascii="Courier New" w:hAnsi="Courier New" w:cs="Courier New"/>
+          <w:color w:val="000000" w:themeColor="text1"/>
+          <w:lang w:val="uk-UA"/>
+        </w:rPr>
+        <w:t>public</w:t>
+      </w:r>
+      <w:proofErr w:type="spellEnd"/>
+      <w:r>
+        <w:rPr>
+          <w:rFonts w:ascii="Courier New" w:hAnsi="Courier New" w:cs="Courier New"/>
+          <w:color w:val="000000" w:themeColor="text1"/>
+          <w:lang w:val="uk-UA"/>
+        </w:rPr>
+        <w:t xml:space="preserve"> </w:t>
+      </w:r>
+      <w:proofErr w:type="spellStart"/>
+      <w:r>
+        <w:rPr>
+          <w:rFonts w:ascii="Courier New" w:hAnsi="Courier New" w:cs="Courier New"/>
+          <w:color w:val="000000" w:themeColor="text1"/>
+          <w:lang w:val="uk-UA"/>
+        </w:rPr>
+        <w:t>abstract</w:t>
+      </w:r>
+      <w:proofErr w:type="spellEnd"/>
+      <w:r>
+        <w:rPr>
+          <w:rFonts w:ascii="Courier New" w:hAnsi="Courier New" w:cs="Courier New"/>
+          <w:color w:val="000000" w:themeColor="text1"/>
+          <w:lang w:val="uk-UA"/>
+        </w:rPr>
+        <w:t xml:space="preserve"> </w:t>
+      </w:r>
+      <w:proofErr w:type="spellStart"/>
+      <w:r>
+        <w:rPr>
+          <w:rFonts w:ascii="Courier New" w:hAnsi="Courier New" w:cs="Courier New"/>
+          <w:color w:val="000000" w:themeColor="text1"/>
+          <w:lang w:val="uk-UA"/>
+        </w:rPr>
+        <w:t>void</w:t>
+      </w:r>
+      <w:proofErr w:type="spellEnd"/>
+      <w:r>
+        <w:rPr>
+          <w:rFonts w:ascii="Courier New" w:hAnsi="Courier New" w:cs="Courier New"/>
+          <w:color w:val="000000" w:themeColor="text1"/>
+          <w:lang w:val="uk-UA"/>
+        </w:rPr>
+        <w:t xml:space="preserve"> </w:t>
+      </w:r>
+      <w:proofErr w:type="spellStart"/>
+      <w:r>
+        <w:rPr>
+          <w:rFonts w:ascii="Courier New" w:hAnsi="Courier New" w:cs="Courier New"/>
+          <w:color w:val="000000" w:themeColor="text1"/>
+          <w:lang w:val="uk-UA"/>
+        </w:rPr>
+        <w:t>ConductLesson</w:t>
+      </w:r>
+      <w:proofErr w:type="spellEnd"/>
+      <w:r>
+        <w:rPr>
+          <w:rFonts w:ascii="Courier New" w:hAnsi="Courier New" w:cs="Courier New"/>
+          <w:color w:val="000000" w:themeColor="text1"/>
+          <w:lang w:val="uk-UA"/>
+        </w:rPr>
+        <w:t>();</w:t>
       </w:r>
       <w:r>
         <w:rPr>
@@ -1100,31 +1461,122 @@
           <w:lang w:val="uk-UA"/>
         </w:rPr>
       </w:pPr>
-      <w:r>
-        <w:rPr>
-          <w:rFonts w:ascii="Courier New" w:hAnsi="Courier New" w:cs="Courier New"/>
-          <w:color w:val="000000" w:themeColor="text1"/>
-          <w:lang w:val="uk-UA"/>
-        </w:rPr>
-        <w:t>namespace factory;</w:t>
-      </w:r>
-      <w:r>
-        <w:rPr>
-          <w:rFonts w:ascii="Courier New" w:hAnsi="Courier New" w:cs="Courier New"/>
-          <w:color w:val="000000" w:themeColor="text1"/>
-          <w:lang w:val="uk-UA"/>
-        </w:rPr>
-        <w:br/>
-      </w:r>
-      <w:r>
-        <w:rPr>
-          <w:rFonts w:ascii="Courier New" w:hAnsi="Courier New" w:cs="Courier New"/>
-          <w:color w:val="000000" w:themeColor="text1"/>
-          <w:lang w:val="uk-UA"/>
-        </w:rPr>
-        <w:br/>
-        <w:t>public class OnlineCourse : Course</w:t>
-      </w:r>
+      <w:proofErr w:type="spellStart"/>
+      <w:r>
+        <w:rPr>
+          <w:rFonts w:ascii="Courier New" w:hAnsi="Courier New" w:cs="Courier New"/>
+          <w:color w:val="000000" w:themeColor="text1"/>
+          <w:lang w:val="uk-UA"/>
+        </w:rPr>
+        <w:t>namespace</w:t>
+      </w:r>
+      <w:proofErr w:type="spellEnd"/>
+      <w:r>
+        <w:rPr>
+          <w:rFonts w:ascii="Courier New" w:hAnsi="Courier New" w:cs="Courier New"/>
+          <w:color w:val="000000" w:themeColor="text1"/>
+          <w:lang w:val="uk-UA"/>
+        </w:rPr>
+        <w:t xml:space="preserve"> </w:t>
+      </w:r>
+      <w:proofErr w:type="spellStart"/>
+      <w:r>
+        <w:rPr>
+          <w:rFonts w:ascii="Courier New" w:hAnsi="Courier New" w:cs="Courier New"/>
+          <w:color w:val="000000" w:themeColor="text1"/>
+          <w:lang w:val="uk-UA"/>
+        </w:rPr>
+        <w:t>factory</w:t>
+      </w:r>
+      <w:proofErr w:type="spellEnd"/>
+      <w:r>
+        <w:rPr>
+          <w:rFonts w:ascii="Courier New" w:hAnsi="Courier New" w:cs="Courier New"/>
+          <w:color w:val="000000" w:themeColor="text1"/>
+          <w:lang w:val="uk-UA"/>
+        </w:rPr>
+        <w:t>;</w:t>
+      </w:r>
+      <w:r>
+        <w:rPr>
+          <w:rFonts w:ascii="Courier New" w:hAnsi="Courier New" w:cs="Courier New"/>
+          <w:color w:val="000000" w:themeColor="text1"/>
+          <w:lang w:val="uk-UA"/>
+        </w:rPr>
+        <w:br/>
+      </w:r>
+      <w:r>
+        <w:rPr>
+          <w:rFonts w:ascii="Courier New" w:hAnsi="Courier New" w:cs="Courier New"/>
+          <w:color w:val="000000" w:themeColor="text1"/>
+          <w:lang w:val="uk-UA"/>
+        </w:rPr>
+        <w:br/>
+      </w:r>
+      <w:proofErr w:type="spellStart"/>
+      <w:r>
+        <w:rPr>
+          <w:rFonts w:ascii="Courier New" w:hAnsi="Courier New" w:cs="Courier New"/>
+          <w:color w:val="000000" w:themeColor="text1"/>
+          <w:lang w:val="uk-UA"/>
+        </w:rPr>
+        <w:t>public</w:t>
+      </w:r>
+      <w:proofErr w:type="spellEnd"/>
+      <w:r>
+        <w:rPr>
+          <w:rFonts w:ascii="Courier New" w:hAnsi="Courier New" w:cs="Courier New"/>
+          <w:color w:val="000000" w:themeColor="text1"/>
+          <w:lang w:val="uk-UA"/>
+        </w:rPr>
+        <w:t xml:space="preserve"> </w:t>
+      </w:r>
+      <w:proofErr w:type="spellStart"/>
+      <w:r>
+        <w:rPr>
+          <w:rFonts w:ascii="Courier New" w:hAnsi="Courier New" w:cs="Courier New"/>
+          <w:color w:val="000000" w:themeColor="text1"/>
+          <w:lang w:val="uk-UA"/>
+        </w:rPr>
+        <w:t>class</w:t>
+      </w:r>
+      <w:proofErr w:type="spellEnd"/>
+      <w:r>
+        <w:rPr>
+          <w:rFonts w:ascii="Courier New" w:hAnsi="Courier New" w:cs="Courier New"/>
+          <w:color w:val="000000" w:themeColor="text1"/>
+          <w:lang w:val="uk-UA"/>
+        </w:rPr>
+        <w:t xml:space="preserve"> </w:t>
+      </w:r>
+      <w:proofErr w:type="spellStart"/>
+      <w:r>
+        <w:rPr>
+          <w:rFonts w:ascii="Courier New" w:hAnsi="Courier New" w:cs="Courier New"/>
+          <w:color w:val="000000" w:themeColor="text1"/>
+          <w:lang w:val="uk-UA"/>
+        </w:rPr>
+        <w:t>OnlineCourse</w:t>
+      </w:r>
+      <w:proofErr w:type="spellEnd"/>
+      <w:r>
+        <w:rPr>
+          <w:rFonts w:ascii="Courier New" w:hAnsi="Courier New" w:cs="Courier New"/>
+          <w:color w:val="000000" w:themeColor="text1"/>
+          <w:lang w:val="uk-UA"/>
+        </w:rPr>
+        <w:t xml:space="preserve"> : </w:t>
+      </w:r>
+      <w:proofErr w:type="spellStart"/>
+      <w:r>
+        <w:rPr>
+          <w:rFonts w:ascii="Courier New" w:hAnsi="Courier New" w:cs="Courier New"/>
+          <w:color w:val="000000" w:themeColor="text1"/>
+          <w:lang w:val="uk-UA"/>
+        </w:rPr>
+        <w:t>Course</w:t>
+      </w:r>
+      <w:proofErr w:type="spellEnd"/>
       <w:r>
         <w:rPr>
           <w:rFonts w:ascii="Courier New" w:hAnsi="Courier New" w:cs="Courier New"/>
@@ -1141,7 +1593,115 @@
           <w:lang w:val="uk-UA"/>
         </w:rPr>
         <w:br/>
-        <w:t xml:space="preserve">    public override void EnrollStudent(string studentName)</w:t>
+        <w:t xml:space="preserve">    </w:t>
+      </w:r>
+      <w:proofErr w:type="spellStart"/>
+      <w:r>
+        <w:rPr>
+          <w:rFonts w:ascii="Courier New" w:hAnsi="Courier New" w:cs="Courier New"/>
+          <w:color w:val="000000" w:themeColor="text1"/>
+          <w:lang w:val="uk-UA"/>
+        </w:rPr>
+        <w:t>public</w:t>
+      </w:r>
+      <w:proofErr w:type="spellEnd"/>
+      <w:r>
+        <w:rPr>
+          <w:rFonts w:ascii="Courier New" w:hAnsi="Courier New" w:cs="Courier New"/>
+          <w:color w:val="000000" w:themeColor="text1"/>
+          <w:lang w:val="uk-UA"/>
+        </w:rPr>
+        <w:t xml:space="preserve"> </w:t>
+      </w:r>
+      <w:proofErr w:type="spellStart"/>
+      <w:r>
+        <w:rPr>
+          <w:rFonts w:ascii="Courier New" w:hAnsi="Courier New" w:cs="Courier New"/>
+          <w:color w:val="000000" w:themeColor="text1"/>
+          <w:lang w:val="uk-UA"/>
+        </w:rPr>
+        <w:t>override</w:t>
+      </w:r>
+      <w:proofErr w:type="spellEnd"/>
+      <w:r>
+        <w:rPr>
+          <w:rFonts w:ascii="Courier New" w:hAnsi="Courier New" w:cs="Courier New"/>
+          <w:color w:val="000000" w:themeColor="text1"/>
+          <w:lang w:val="uk-UA"/>
+        </w:rPr>
+        <w:t xml:space="preserve"> </w:t>
+      </w:r>
+      <w:proofErr w:type="spellStart"/>
+      <w:r>
+        <w:rPr>
+          <w:rFonts w:ascii="Courier New" w:hAnsi="Courier New" w:cs="Courier New"/>
+          <w:color w:val="000000" w:themeColor="text1"/>
+          <w:lang w:val="uk-UA"/>
+        </w:rPr>
+        <w:t>void</w:t>
+      </w:r>
+      <w:proofErr w:type="spellEnd"/>
+      <w:r>
+        <w:rPr>
+          <w:rFonts w:ascii="Courier New" w:hAnsi="Courier New" w:cs="Courier New"/>
+          <w:color w:val="000000" w:themeColor="text1"/>
+          <w:lang w:val="uk-UA"/>
+        </w:rPr>
+        <w:t xml:space="preserve"> </w:t>
+      </w:r>
+      <w:proofErr w:type="spellStart"/>
+      <w:r>
+        <w:rPr>
+          <w:rFonts w:ascii="Courier New" w:hAnsi="Courier New" w:cs="Courier New"/>
+          <w:color w:val="000000" w:themeColor="text1"/>
+          <w:lang w:val="uk-UA"/>
+        </w:rPr>
+        <w:t>EnrollStudent</w:t>
+      </w:r>
+      <w:proofErr w:type="spellEnd"/>
+      <w:r>
+        <w:rPr>
+          <w:rFonts w:ascii="Courier New" w:hAnsi="Courier New" w:cs="Courier New"/>
+          <w:color w:val="000000" w:themeColor="text1"/>
+          <w:lang w:val="uk-UA"/>
+        </w:rPr>
+        <w:t>(</w:t>
+      </w:r>
+      <w:proofErr w:type="spellStart"/>
+      <w:r>
+        <w:rPr>
+          <w:rFonts w:ascii="Courier New" w:hAnsi="Courier New" w:cs="Courier New"/>
+          <w:color w:val="000000" w:themeColor="text1"/>
+          <w:lang w:val="uk-UA"/>
+        </w:rPr>
+        <w:t>string</w:t>
+      </w:r>
+      <w:proofErr w:type="spellEnd"/>
+      <w:r>
+        <w:rPr>
+          <w:rFonts w:ascii="Courier New" w:hAnsi="Courier New" w:cs="Courier New"/>
+          <w:color w:val="000000" w:themeColor="text1"/>
+          <w:lang w:val="uk-UA"/>
+        </w:rPr>
+        <w:t xml:space="preserve"> </w:t>
+      </w:r>
+      <w:proofErr w:type="spellStart"/>
+      <w:r>
+        <w:rPr>
+          <w:rFonts w:ascii="Courier New" w:hAnsi="Courier New" w:cs="Courier New"/>
+          <w:color w:val="000000" w:themeColor="text1"/>
+          <w:lang w:val="uk-UA"/>
+        </w:rPr>
+        <w:t>studentName</w:t>
+      </w:r>
+      <w:proofErr w:type="spellEnd"/>
+      <w:r>
+        <w:rPr>
+          <w:rFonts w:ascii="Courier New" w:hAnsi="Courier New" w:cs="Courier New"/>
+          <w:color w:val="000000" w:themeColor="text1"/>
+          <w:lang w:val="uk-UA"/>
+        </w:rPr>
+        <w:t>)</w:t>
       </w:r>
       <w:r>
         <w:rPr>
@@ -1159,7 +1719,97 @@
           <w:lang w:val="uk-UA"/>
         </w:rPr>
         <w:br/>
-        <w:t xml:space="preserve">        Console.WriteLine($"[Online] Студент {studentName} отримав посилання на Zoom для курсу '{Title}'.");</w:t>
+        <w:t xml:space="preserve">        </w:t>
+      </w:r>
+      <w:proofErr w:type="spellStart"/>
+      <w:r>
+        <w:rPr>
+          <w:rFonts w:ascii="Courier New" w:hAnsi="Courier New" w:cs="Courier New"/>
+          <w:color w:val="000000" w:themeColor="text1"/>
+          <w:lang w:val="uk-UA"/>
+        </w:rPr>
+        <w:t>Console.WriteLine</w:t>
+      </w:r>
+      <w:proofErr w:type="spellEnd"/>
+      <w:r>
+        <w:rPr>
+          <w:rFonts w:ascii="Courier New" w:hAnsi="Courier New" w:cs="Courier New"/>
+          <w:color w:val="000000" w:themeColor="text1"/>
+          <w:lang w:val="uk-UA"/>
+        </w:rPr>
+        <w:t>($"[</w:t>
+      </w:r>
+      <w:proofErr w:type="spellStart"/>
+      <w:r>
+        <w:rPr>
+          <w:rFonts w:ascii="Courier New" w:hAnsi="Courier New" w:cs="Courier New"/>
+          <w:color w:val="000000" w:themeColor="text1"/>
+          <w:lang w:val="uk-UA"/>
+        </w:rPr>
+        <w:t>Online</w:t>
+      </w:r>
+      <w:proofErr w:type="spellEnd"/>
+      <w:r>
+        <w:rPr>
+          <w:rFonts w:ascii="Courier New" w:hAnsi="Courier New" w:cs="Courier New"/>
+          <w:color w:val="000000" w:themeColor="text1"/>
+          <w:lang w:val="uk-UA"/>
+        </w:rPr>
+        <w:t>] Студент {</w:t>
+      </w:r>
+      <w:proofErr w:type="spellStart"/>
+      <w:r>
+        <w:rPr>
+          <w:rFonts w:ascii="Courier New" w:hAnsi="Courier New" w:cs="Courier New"/>
+          <w:color w:val="000000" w:themeColor="text1"/>
+          <w:lang w:val="uk-UA"/>
+        </w:rPr>
+        <w:t>studentName</w:t>
+      </w:r>
+      <w:proofErr w:type="spellEnd"/>
+      <w:r>
+        <w:rPr>
+          <w:rFonts w:ascii="Courier New" w:hAnsi="Courier New" w:cs="Courier New"/>
+          <w:color w:val="000000" w:themeColor="text1"/>
+          <w:lang w:val="uk-UA"/>
+        </w:rPr>
+        <w:t xml:space="preserve">} отримав посилання на </w:t>
+      </w:r>
+      <w:proofErr w:type="spellStart"/>
+      <w:r>
+        <w:rPr>
+          <w:rFonts w:ascii="Courier New" w:hAnsi="Courier New" w:cs="Courier New"/>
+          <w:color w:val="000000" w:themeColor="text1"/>
+          <w:lang w:val="uk-UA"/>
+        </w:rPr>
+        <w:t>Zoom</w:t>
+      </w:r>
+      <w:proofErr w:type="spellEnd"/>
+      <w:r>
+        <w:rPr>
+          <w:rFonts w:ascii="Courier New" w:hAnsi="Courier New" w:cs="Courier New"/>
+          <w:color w:val="000000" w:themeColor="text1"/>
+          <w:lang w:val="uk-UA"/>
+        </w:rPr>
+        <w:t xml:space="preserve"> для курсу '{</w:t>
+      </w:r>
+      <w:proofErr w:type="spellStart"/>
+      <w:r>
+        <w:rPr>
+          <w:rFonts w:ascii="Courier New" w:hAnsi="Courier New" w:cs="Courier New"/>
+          <w:color w:val="000000" w:themeColor="text1"/>
+          <w:lang w:val="uk-UA"/>
+        </w:rPr>
+        <w:t>Title</w:t>
+      </w:r>
+      <w:proofErr w:type="spellEnd"/>
+      <w:r>
+        <w:rPr>
+          <w:rFonts w:ascii="Courier New" w:hAnsi="Courier New" w:cs="Courier New"/>
+          <w:color w:val="000000" w:themeColor="text1"/>
+          <w:lang w:val="uk-UA"/>
+        </w:rPr>
+        <w:t>}'.");</w:t>
       </w:r>
       <w:r>
         <w:rPr>
@@ -1185,7 +1835,79 @@
           <w:lang w:val="uk-UA"/>
         </w:rPr>
         <w:br/>
-        <w:t xml:space="preserve">    public override void ConductLesson()</w:t>
+        <w:t xml:space="preserve">    </w:t>
+      </w:r>
+      <w:proofErr w:type="spellStart"/>
+      <w:r>
+        <w:rPr>
+          <w:rFonts w:ascii="Courier New" w:hAnsi="Courier New" w:cs="Courier New"/>
+          <w:color w:val="000000" w:themeColor="text1"/>
+          <w:lang w:val="uk-UA"/>
+        </w:rPr>
+        <w:t>public</w:t>
+      </w:r>
+      <w:proofErr w:type="spellEnd"/>
+      <w:r>
+        <w:rPr>
+          <w:rFonts w:ascii="Courier New" w:hAnsi="Courier New" w:cs="Courier New"/>
+          <w:color w:val="000000" w:themeColor="text1"/>
+          <w:lang w:val="uk-UA"/>
+        </w:rPr>
+        <w:t xml:space="preserve"> </w:t>
+      </w:r>
+      <w:proofErr w:type="spellStart"/>
+      <w:r>
+        <w:rPr>
+          <w:rFonts w:ascii="Courier New" w:hAnsi="Courier New" w:cs="Courier New"/>
+          <w:color w:val="000000" w:themeColor="text1"/>
+          <w:lang w:val="uk-UA"/>
+        </w:rPr>
+        <w:t>override</w:t>
+      </w:r>
+      <w:proofErr w:type="spellEnd"/>
+      <w:r>
+        <w:rPr>
+          <w:rFonts w:ascii="Courier New" w:hAnsi="Courier New" w:cs="Courier New"/>
+          <w:color w:val="000000" w:themeColor="text1"/>
+          <w:lang w:val="uk-UA"/>
+        </w:rPr>
+        <w:t xml:space="preserve"> </w:t>
+      </w:r>
+      <w:proofErr w:type="spellStart"/>
+      <w:r>
+        <w:rPr>
+          <w:rFonts w:ascii="Courier New" w:hAnsi="Courier New" w:cs="Courier New"/>
+          <w:color w:val="000000" w:themeColor="text1"/>
+          <w:lang w:val="uk-UA"/>
+        </w:rPr>
+        <w:t>void</w:t>
+      </w:r>
+      <w:proofErr w:type="spellEnd"/>
+      <w:r>
+        <w:rPr>
+          <w:rFonts w:ascii="Courier New" w:hAnsi="Courier New" w:cs="Courier New"/>
+          <w:color w:val="000000" w:themeColor="text1"/>
+          <w:lang w:val="uk-UA"/>
+        </w:rPr>
+        <w:t xml:space="preserve"> </w:t>
+      </w:r>
+      <w:proofErr w:type="spellStart"/>
+      <w:r>
+        <w:rPr>
+          <w:rFonts w:ascii="Courier New" w:hAnsi="Courier New" w:cs="Courier New"/>
+          <w:color w:val="000000" w:themeColor="text1"/>
+          <w:lang w:val="uk-UA"/>
+        </w:rPr>
+        <w:t>ConductLesson</w:t>
+      </w:r>
+      <w:proofErr w:type="spellEnd"/>
+      <w:r>
+        <w:rPr>
+          <w:rFonts w:ascii="Courier New" w:hAnsi="Courier New" w:cs="Courier New"/>
+          <w:color w:val="000000" w:themeColor="text1"/>
+          <w:lang w:val="uk-UA"/>
+        </w:rPr>
+        <w:t>()</w:t>
       </w:r>
       <w:r>
         <w:rPr>
@@ -1203,7 +1925,61 @@
           <w:lang w:val="uk-UA"/>
         </w:rPr>
         <w:br/>
-        <w:t xml:space="preserve">        Console.WriteLine($"[Online] Початок трансляції лекції '{Title}' в інтернеті.\n");</w:t>
+        <w:t xml:space="preserve">        </w:t>
+      </w:r>
+      <w:proofErr w:type="spellStart"/>
+      <w:r>
+        <w:rPr>
+          <w:rFonts w:ascii="Courier New" w:hAnsi="Courier New" w:cs="Courier New"/>
+          <w:color w:val="000000" w:themeColor="text1"/>
+          <w:lang w:val="uk-UA"/>
+        </w:rPr>
+        <w:t>Console.WriteLine</w:t>
+      </w:r>
+      <w:proofErr w:type="spellEnd"/>
+      <w:r>
+        <w:rPr>
+          <w:rFonts w:ascii="Courier New" w:hAnsi="Courier New" w:cs="Courier New"/>
+          <w:color w:val="000000" w:themeColor="text1"/>
+          <w:lang w:val="uk-UA"/>
+        </w:rPr>
+        <w:t>($"[</w:t>
+      </w:r>
+      <w:proofErr w:type="spellStart"/>
+      <w:r>
+        <w:rPr>
+          <w:rFonts w:ascii="Courier New" w:hAnsi="Courier New" w:cs="Courier New"/>
+          <w:color w:val="000000" w:themeColor="text1"/>
+          <w:lang w:val="uk-UA"/>
+        </w:rPr>
+        <w:t>Online</w:t>
+      </w:r>
+      <w:proofErr w:type="spellEnd"/>
+      <w:r>
+        <w:rPr>
+          <w:rFonts w:ascii="Courier New" w:hAnsi="Courier New" w:cs="Courier New"/>
+          <w:color w:val="000000" w:themeColor="text1"/>
+          <w:lang w:val="uk-UA"/>
+        </w:rPr>
+        <w:t>] Початок трансляції лекції '{</w:t>
+      </w:r>
+      <w:proofErr w:type="spellStart"/>
+      <w:r>
+        <w:rPr>
+          <w:rFonts w:ascii="Courier New" w:hAnsi="Courier New" w:cs="Courier New"/>
+          <w:color w:val="000000" w:themeColor="text1"/>
+          <w:lang w:val="uk-UA"/>
+        </w:rPr>
+        <w:t>Title</w:t>
+      </w:r>
+      <w:proofErr w:type="spellEnd"/>
+      <w:r>
+        <w:rPr>
+          <w:rFonts w:ascii="Courier New" w:hAnsi="Courier New" w:cs="Courier New"/>
+          <w:color w:val="000000" w:themeColor="text1"/>
+          <w:lang w:val="uk-UA"/>
+        </w:rPr>
+        <w:t>}' в інтернеті.\n");</w:t>
       </w:r>
       <w:r>
         <w:rPr>
@@ -1284,31 +2060,122 @@
           <w:lang w:val="uk-UA"/>
         </w:rPr>
       </w:pPr>
-      <w:r>
-        <w:rPr>
-          <w:rFonts w:ascii="Courier New" w:hAnsi="Courier New" w:cs="Courier New"/>
-          <w:color w:val="000000" w:themeColor="text1"/>
-          <w:lang w:val="uk-UA"/>
-        </w:rPr>
-        <w:t>namespace factory;</w:t>
-      </w:r>
-      <w:r>
-        <w:rPr>
-          <w:rFonts w:ascii="Courier New" w:hAnsi="Courier New" w:cs="Courier New"/>
-          <w:color w:val="000000" w:themeColor="text1"/>
-          <w:lang w:val="uk-UA"/>
-        </w:rPr>
-        <w:br/>
-      </w:r>
-      <w:r>
-        <w:rPr>
-          <w:rFonts w:ascii="Courier New" w:hAnsi="Courier New" w:cs="Courier New"/>
-          <w:color w:val="000000" w:themeColor="text1"/>
-          <w:lang w:val="uk-UA"/>
-        </w:rPr>
-        <w:br/>
-        <w:t>public class OfflineCourse : Course</w:t>
-      </w:r>
+      <w:proofErr w:type="spellStart"/>
+      <w:r>
+        <w:rPr>
+          <w:rFonts w:ascii="Courier New" w:hAnsi="Courier New" w:cs="Courier New"/>
+          <w:color w:val="000000" w:themeColor="text1"/>
+          <w:lang w:val="uk-UA"/>
+        </w:rPr>
+        <w:t>namespace</w:t>
+      </w:r>
+      <w:proofErr w:type="spellEnd"/>
+      <w:r>
+        <w:rPr>
+          <w:rFonts w:ascii="Courier New" w:hAnsi="Courier New" w:cs="Courier New"/>
+          <w:color w:val="000000" w:themeColor="text1"/>
+          <w:lang w:val="uk-UA"/>
+        </w:rPr>
+        <w:t xml:space="preserve"> </w:t>
+      </w:r>
+      <w:proofErr w:type="spellStart"/>
+      <w:r>
+        <w:rPr>
+          <w:rFonts w:ascii="Courier New" w:hAnsi="Courier New" w:cs="Courier New"/>
+          <w:color w:val="000000" w:themeColor="text1"/>
+          <w:lang w:val="uk-UA"/>
+        </w:rPr>
+        <w:t>factory</w:t>
+      </w:r>
+      <w:proofErr w:type="spellEnd"/>
+      <w:r>
+        <w:rPr>
+          <w:rFonts w:ascii="Courier New" w:hAnsi="Courier New" w:cs="Courier New"/>
+          <w:color w:val="000000" w:themeColor="text1"/>
+          <w:lang w:val="uk-UA"/>
+        </w:rPr>
+        <w:t>;</w:t>
+      </w:r>
+      <w:r>
+        <w:rPr>
+          <w:rFonts w:ascii="Courier New" w:hAnsi="Courier New" w:cs="Courier New"/>
+          <w:color w:val="000000" w:themeColor="text1"/>
+          <w:lang w:val="uk-UA"/>
+        </w:rPr>
+        <w:br/>
+      </w:r>
+      <w:r>
+        <w:rPr>
+          <w:rFonts w:ascii="Courier New" w:hAnsi="Courier New" w:cs="Courier New"/>
+          <w:color w:val="000000" w:themeColor="text1"/>
+          <w:lang w:val="uk-UA"/>
+        </w:rPr>
+        <w:br/>
+      </w:r>
+      <w:proofErr w:type="spellStart"/>
+      <w:r>
+        <w:rPr>
+          <w:rFonts w:ascii="Courier New" w:hAnsi="Courier New" w:cs="Courier New"/>
+          <w:color w:val="000000" w:themeColor="text1"/>
+          <w:lang w:val="uk-UA"/>
+        </w:rPr>
+        <w:t>public</w:t>
+      </w:r>
+      <w:proofErr w:type="spellEnd"/>
+      <w:r>
+        <w:rPr>
+          <w:rFonts w:ascii="Courier New" w:hAnsi="Courier New" w:cs="Courier New"/>
+          <w:color w:val="000000" w:themeColor="text1"/>
+          <w:lang w:val="uk-UA"/>
+        </w:rPr>
+        <w:t xml:space="preserve"> </w:t>
+      </w:r>
+      <w:proofErr w:type="spellStart"/>
+      <w:r>
+        <w:rPr>
+          <w:rFonts w:ascii="Courier New" w:hAnsi="Courier New" w:cs="Courier New"/>
+          <w:color w:val="000000" w:themeColor="text1"/>
+          <w:lang w:val="uk-UA"/>
+        </w:rPr>
+        <w:t>class</w:t>
+      </w:r>
+      <w:proofErr w:type="spellEnd"/>
+      <w:r>
+        <w:rPr>
+          <w:rFonts w:ascii="Courier New" w:hAnsi="Courier New" w:cs="Courier New"/>
+          <w:color w:val="000000" w:themeColor="text1"/>
+          <w:lang w:val="uk-UA"/>
+        </w:rPr>
+        <w:t xml:space="preserve"> </w:t>
+      </w:r>
+      <w:proofErr w:type="spellStart"/>
+      <w:r>
+        <w:rPr>
+          <w:rFonts w:ascii="Courier New" w:hAnsi="Courier New" w:cs="Courier New"/>
+          <w:color w:val="000000" w:themeColor="text1"/>
+          <w:lang w:val="uk-UA"/>
+        </w:rPr>
+        <w:t>OfflineCourse</w:t>
+      </w:r>
+      <w:proofErr w:type="spellEnd"/>
+      <w:r>
+        <w:rPr>
+          <w:rFonts w:ascii="Courier New" w:hAnsi="Courier New" w:cs="Courier New"/>
+          <w:color w:val="000000" w:themeColor="text1"/>
+          <w:lang w:val="uk-UA"/>
+        </w:rPr>
+        <w:t xml:space="preserve"> : </w:t>
+      </w:r>
+      <w:proofErr w:type="spellStart"/>
+      <w:r>
+        <w:rPr>
+          <w:rFonts w:ascii="Courier New" w:hAnsi="Courier New" w:cs="Courier New"/>
+          <w:color w:val="000000" w:themeColor="text1"/>
+          <w:lang w:val="uk-UA"/>
+        </w:rPr>
+        <w:t>Course</w:t>
+      </w:r>
+      <w:proofErr w:type="spellEnd"/>
       <w:r>
         <w:rPr>
           <w:rFonts w:ascii="Courier New" w:hAnsi="Courier New" w:cs="Courier New"/>
@@ -1325,7 +2192,115 @@
           <w:lang w:val="uk-UA"/>
         </w:rPr>
         <w:br/>
-        <w:t xml:space="preserve">    public override void EnrollStudent(string studentName)</w:t>
+        <w:t xml:space="preserve">    </w:t>
+      </w:r>
+      <w:proofErr w:type="spellStart"/>
+      <w:r>
+        <w:rPr>
+          <w:rFonts w:ascii="Courier New" w:hAnsi="Courier New" w:cs="Courier New"/>
+          <w:color w:val="000000" w:themeColor="text1"/>
+          <w:lang w:val="uk-UA"/>
+        </w:rPr>
+        <w:t>public</w:t>
+      </w:r>
+      <w:proofErr w:type="spellEnd"/>
+      <w:r>
+        <w:rPr>
+          <w:rFonts w:ascii="Courier New" w:hAnsi="Courier New" w:cs="Courier New"/>
+          <w:color w:val="000000" w:themeColor="text1"/>
+          <w:lang w:val="uk-UA"/>
+        </w:rPr>
+        <w:t xml:space="preserve"> </w:t>
+      </w:r>
+      <w:proofErr w:type="spellStart"/>
+      <w:r>
+        <w:rPr>
+          <w:rFonts w:ascii="Courier New" w:hAnsi="Courier New" w:cs="Courier New"/>
+          <w:color w:val="000000" w:themeColor="text1"/>
+          <w:lang w:val="uk-UA"/>
+        </w:rPr>
+        <w:t>override</w:t>
+      </w:r>
+      <w:proofErr w:type="spellEnd"/>
+      <w:r>
+        <w:rPr>
+          <w:rFonts w:ascii="Courier New" w:hAnsi="Courier New" w:cs="Courier New"/>
+          <w:color w:val="000000" w:themeColor="text1"/>
+          <w:lang w:val="uk-UA"/>
+        </w:rPr>
+        <w:t xml:space="preserve"> </w:t>
+      </w:r>
+      <w:proofErr w:type="spellStart"/>
+      <w:r>
+        <w:rPr>
+          <w:rFonts w:ascii="Courier New" w:hAnsi="Courier New" w:cs="Courier New"/>
+          <w:color w:val="000000" w:themeColor="text1"/>
+          <w:lang w:val="uk-UA"/>
+        </w:rPr>
+        <w:t>void</w:t>
+      </w:r>
+      <w:proofErr w:type="spellEnd"/>
+      <w:r>
+        <w:rPr>
+          <w:rFonts w:ascii="Courier New" w:hAnsi="Courier New" w:cs="Courier New"/>
+          <w:color w:val="000000" w:themeColor="text1"/>
+          <w:lang w:val="uk-UA"/>
+        </w:rPr>
+        <w:t xml:space="preserve"> </w:t>
+      </w:r>
+      <w:proofErr w:type="spellStart"/>
+      <w:r>
+        <w:rPr>
+          <w:rFonts w:ascii="Courier New" w:hAnsi="Courier New" w:cs="Courier New"/>
+          <w:color w:val="000000" w:themeColor="text1"/>
+          <w:lang w:val="uk-UA"/>
+        </w:rPr>
+        <w:t>EnrollStudent</w:t>
+      </w:r>
+      <w:proofErr w:type="spellEnd"/>
+      <w:r>
+        <w:rPr>
+          <w:rFonts w:ascii="Courier New" w:hAnsi="Courier New" w:cs="Courier New"/>
+          <w:color w:val="000000" w:themeColor="text1"/>
+          <w:lang w:val="uk-UA"/>
+        </w:rPr>
+        <w:t>(</w:t>
+      </w:r>
+      <w:proofErr w:type="spellStart"/>
+      <w:r>
+        <w:rPr>
+          <w:rFonts w:ascii="Courier New" w:hAnsi="Courier New" w:cs="Courier New"/>
+          <w:color w:val="000000" w:themeColor="text1"/>
+          <w:lang w:val="uk-UA"/>
+        </w:rPr>
+        <w:t>string</w:t>
+      </w:r>
+      <w:proofErr w:type="spellEnd"/>
+      <w:r>
+        <w:rPr>
+          <w:rFonts w:ascii="Courier New" w:hAnsi="Courier New" w:cs="Courier New"/>
+          <w:color w:val="000000" w:themeColor="text1"/>
+          <w:lang w:val="uk-UA"/>
+        </w:rPr>
+        <w:t xml:space="preserve"> </w:t>
+      </w:r>
+      <w:proofErr w:type="spellStart"/>
+      <w:r>
+        <w:rPr>
+          <w:rFonts w:ascii="Courier New" w:hAnsi="Courier New" w:cs="Courier New"/>
+          <w:color w:val="000000" w:themeColor="text1"/>
+          <w:lang w:val="uk-UA"/>
+        </w:rPr>
+        <w:t>studentName</w:t>
+      </w:r>
+      <w:proofErr w:type="spellEnd"/>
+      <w:r>
+        <w:rPr>
+          <w:rFonts w:ascii="Courier New" w:hAnsi="Courier New" w:cs="Courier New"/>
+          <w:color w:val="000000" w:themeColor="text1"/>
+          <w:lang w:val="uk-UA"/>
+        </w:rPr>
+        <w:t>)</w:t>
       </w:r>
       <w:r>
         <w:rPr>
@@ -1343,7 +2318,79 @@
           <w:lang w:val="uk-UA"/>
         </w:rPr>
         <w:br/>
-        <w:t xml:space="preserve">        Console.WriteLine($"[Offline] Студент {studentName} записаний у групу. Видано перепустку в аудиторію для курсу '{Title}'.");</w:t>
+        <w:t xml:space="preserve">        </w:t>
+      </w:r>
+      <w:proofErr w:type="spellStart"/>
+      <w:r>
+        <w:rPr>
+          <w:rFonts w:ascii="Courier New" w:hAnsi="Courier New" w:cs="Courier New"/>
+          <w:color w:val="000000" w:themeColor="text1"/>
+          <w:lang w:val="uk-UA"/>
+        </w:rPr>
+        <w:t>Console.WriteLine</w:t>
+      </w:r>
+      <w:proofErr w:type="spellEnd"/>
+      <w:r>
+        <w:rPr>
+          <w:rFonts w:ascii="Courier New" w:hAnsi="Courier New" w:cs="Courier New"/>
+          <w:color w:val="000000" w:themeColor="text1"/>
+          <w:lang w:val="uk-UA"/>
+        </w:rPr>
+        <w:t>($"[</w:t>
+      </w:r>
+      <w:proofErr w:type="spellStart"/>
+      <w:r>
+        <w:rPr>
+          <w:rFonts w:ascii="Courier New" w:hAnsi="Courier New" w:cs="Courier New"/>
+          <w:color w:val="000000" w:themeColor="text1"/>
+          <w:lang w:val="uk-UA"/>
+        </w:rPr>
+        <w:t>Offline</w:t>
+      </w:r>
+      <w:proofErr w:type="spellEnd"/>
+      <w:r>
+        <w:rPr>
+          <w:rFonts w:ascii="Courier New" w:hAnsi="Courier New" w:cs="Courier New"/>
+          <w:color w:val="000000" w:themeColor="text1"/>
+          <w:lang w:val="uk-UA"/>
+        </w:rPr>
+        <w:t>] Студент {</w:t>
+      </w:r>
+      <w:proofErr w:type="spellStart"/>
+      <w:r>
+        <w:rPr>
+          <w:rFonts w:ascii="Courier New" w:hAnsi="Courier New" w:cs="Courier New"/>
+          <w:color w:val="000000" w:themeColor="text1"/>
+          <w:lang w:val="uk-UA"/>
+        </w:rPr>
+        <w:t>studentName</w:t>
+      </w:r>
+      <w:proofErr w:type="spellEnd"/>
+      <w:r>
+        <w:rPr>
+          <w:rFonts w:ascii="Courier New" w:hAnsi="Courier New" w:cs="Courier New"/>
+          <w:color w:val="000000" w:themeColor="text1"/>
+          <w:lang w:val="uk-UA"/>
+        </w:rPr>
+        <w:t>} записаний у групу. Видано перепустку в аудиторію для курсу '{</w:t>
+      </w:r>
+      <w:proofErr w:type="spellStart"/>
+      <w:r>
+        <w:rPr>
+          <w:rFonts w:ascii="Courier New" w:hAnsi="Courier New" w:cs="Courier New"/>
+          <w:color w:val="000000" w:themeColor="text1"/>
+          <w:lang w:val="uk-UA"/>
+        </w:rPr>
+        <w:t>Title</w:t>
+      </w:r>
+      <w:proofErr w:type="spellEnd"/>
+      <w:r>
+        <w:rPr>
+          <w:rFonts w:ascii="Courier New" w:hAnsi="Courier New" w:cs="Courier New"/>
+          <w:color w:val="000000" w:themeColor="text1"/>
+          <w:lang w:val="uk-UA"/>
+        </w:rPr>
+        <w:t>}'.");</w:t>
       </w:r>
       <w:r>
         <w:rPr>
@@ -1369,7 +2416,79 @@
           <w:lang w:val="uk-UA"/>
         </w:rPr>
         <w:br/>
-        <w:t xml:space="preserve">    public override void ConductLesson()</w:t>
+        <w:t xml:space="preserve">    </w:t>
+      </w:r>
+      <w:proofErr w:type="spellStart"/>
+      <w:r>
+        <w:rPr>
+          <w:rFonts w:ascii="Courier New" w:hAnsi="Courier New" w:cs="Courier New"/>
+          <w:color w:val="000000" w:themeColor="text1"/>
+          <w:lang w:val="uk-UA"/>
+        </w:rPr>
+        <w:t>public</w:t>
+      </w:r>
+      <w:proofErr w:type="spellEnd"/>
+      <w:r>
+        <w:rPr>
+          <w:rFonts w:ascii="Courier New" w:hAnsi="Courier New" w:cs="Courier New"/>
+          <w:color w:val="000000" w:themeColor="text1"/>
+          <w:lang w:val="uk-UA"/>
+        </w:rPr>
+        <w:t xml:space="preserve"> </w:t>
+      </w:r>
+      <w:proofErr w:type="spellStart"/>
+      <w:r>
+        <w:rPr>
+          <w:rFonts w:ascii="Courier New" w:hAnsi="Courier New" w:cs="Courier New"/>
+          <w:color w:val="000000" w:themeColor="text1"/>
+          <w:lang w:val="uk-UA"/>
+        </w:rPr>
+        <w:t>override</w:t>
+      </w:r>
+      <w:proofErr w:type="spellEnd"/>
+      <w:r>
+        <w:rPr>
+          <w:rFonts w:ascii="Courier New" w:hAnsi="Courier New" w:cs="Courier New"/>
+          <w:color w:val="000000" w:themeColor="text1"/>
+          <w:lang w:val="uk-UA"/>
+        </w:rPr>
+        <w:t xml:space="preserve"> </w:t>
+      </w:r>
+      <w:proofErr w:type="spellStart"/>
+      <w:r>
+        <w:rPr>
+          <w:rFonts w:ascii="Courier New" w:hAnsi="Courier New" w:cs="Courier New"/>
+          <w:color w:val="000000" w:themeColor="text1"/>
+          <w:lang w:val="uk-UA"/>
+        </w:rPr>
+        <w:t>void</w:t>
+      </w:r>
+      <w:proofErr w:type="spellEnd"/>
+      <w:r>
+        <w:rPr>
+          <w:rFonts w:ascii="Courier New" w:hAnsi="Courier New" w:cs="Courier New"/>
+          <w:color w:val="000000" w:themeColor="text1"/>
+          <w:lang w:val="uk-UA"/>
+        </w:rPr>
+        <w:t xml:space="preserve"> </w:t>
+      </w:r>
+      <w:proofErr w:type="spellStart"/>
+      <w:r>
+        <w:rPr>
+          <w:rFonts w:ascii="Courier New" w:hAnsi="Courier New" w:cs="Courier New"/>
+          <w:color w:val="000000" w:themeColor="text1"/>
+          <w:lang w:val="uk-UA"/>
+        </w:rPr>
+        <w:t>ConductLesson</w:t>
+      </w:r>
+      <w:proofErr w:type="spellEnd"/>
+      <w:r>
+        <w:rPr>
+          <w:rFonts w:ascii="Courier New" w:hAnsi="Courier New" w:cs="Courier New"/>
+          <w:color w:val="000000" w:themeColor="text1"/>
+          <w:lang w:val="uk-UA"/>
+        </w:rPr>
+        <w:t>()</w:t>
       </w:r>
       <w:r>
         <w:rPr>
@@ -1387,7 +2506,61 @@
           <w:lang w:val="uk-UA"/>
         </w:rPr>
         <w:br/>
-        <w:t xml:space="preserve">        Console.WriteLine($"[Offline] Студенти зібралися в аудиторії. Лектор починає заняття '{Title}' біля дошки.\n");</w:t>
+        <w:t xml:space="preserve">        </w:t>
+      </w:r>
+      <w:proofErr w:type="spellStart"/>
+      <w:r>
+        <w:rPr>
+          <w:rFonts w:ascii="Courier New" w:hAnsi="Courier New" w:cs="Courier New"/>
+          <w:color w:val="000000" w:themeColor="text1"/>
+          <w:lang w:val="uk-UA"/>
+        </w:rPr>
+        <w:t>Console.WriteLine</w:t>
+      </w:r>
+      <w:proofErr w:type="spellEnd"/>
+      <w:r>
+        <w:rPr>
+          <w:rFonts w:ascii="Courier New" w:hAnsi="Courier New" w:cs="Courier New"/>
+          <w:color w:val="000000" w:themeColor="text1"/>
+          <w:lang w:val="uk-UA"/>
+        </w:rPr>
+        <w:t>($"[</w:t>
+      </w:r>
+      <w:proofErr w:type="spellStart"/>
+      <w:r>
+        <w:rPr>
+          <w:rFonts w:ascii="Courier New" w:hAnsi="Courier New" w:cs="Courier New"/>
+          <w:color w:val="000000" w:themeColor="text1"/>
+          <w:lang w:val="uk-UA"/>
+        </w:rPr>
+        <w:t>Offline</w:t>
+      </w:r>
+      <w:proofErr w:type="spellEnd"/>
+      <w:r>
+        <w:rPr>
+          <w:rFonts w:ascii="Courier New" w:hAnsi="Courier New" w:cs="Courier New"/>
+          <w:color w:val="000000" w:themeColor="text1"/>
+          <w:lang w:val="uk-UA"/>
+        </w:rPr>
+        <w:t>] Студенти зібралися в аудиторії. Лектор починає заняття '{</w:t>
+      </w:r>
+      <w:proofErr w:type="spellStart"/>
+      <w:r>
+        <w:rPr>
+          <w:rFonts w:ascii="Courier New" w:hAnsi="Courier New" w:cs="Courier New"/>
+          <w:color w:val="000000" w:themeColor="text1"/>
+          <w:lang w:val="uk-UA"/>
+        </w:rPr>
+        <w:t>Title</w:t>
+      </w:r>
+      <w:proofErr w:type="spellEnd"/>
+      <w:r>
+        <w:rPr>
+          <w:rFonts w:ascii="Courier New" w:hAnsi="Courier New" w:cs="Courier New"/>
+          <w:color w:val="000000" w:themeColor="text1"/>
+          <w:lang w:val="uk-UA"/>
+        </w:rPr>
+        <w:t>}' біля дошки.\n");</w:t>
       </w:r>
       <w:r>
         <w:rPr>
@@ -1468,31 +2641,122 @@
           <w:lang w:val="uk-UA"/>
         </w:rPr>
       </w:pPr>
-      <w:r>
-        <w:rPr>
-          <w:rFonts w:ascii="Courier New" w:hAnsi="Courier New" w:cs="Courier New"/>
-          <w:color w:val="000000" w:themeColor="text1"/>
-          <w:lang w:val="uk-UA"/>
-        </w:rPr>
-        <w:t>namespace factory;</w:t>
-      </w:r>
-      <w:r>
-        <w:rPr>
-          <w:rFonts w:ascii="Courier New" w:hAnsi="Courier New" w:cs="Courier New"/>
-          <w:color w:val="000000" w:themeColor="text1"/>
-          <w:lang w:val="uk-UA"/>
-        </w:rPr>
-        <w:br/>
-      </w:r>
-      <w:r>
-        <w:rPr>
-          <w:rFonts w:ascii="Courier New" w:hAnsi="Courier New" w:cs="Courier New"/>
-          <w:color w:val="000000" w:themeColor="text1"/>
-          <w:lang w:val="uk-UA"/>
-        </w:rPr>
-        <w:br/>
-        <w:t>public abstract class CourseFactory</w:t>
-      </w:r>
+      <w:proofErr w:type="spellStart"/>
+      <w:r>
+        <w:rPr>
+          <w:rFonts w:ascii="Courier New" w:hAnsi="Courier New" w:cs="Courier New"/>
+          <w:color w:val="000000" w:themeColor="text1"/>
+          <w:lang w:val="uk-UA"/>
+        </w:rPr>
+        <w:t>namespace</w:t>
+      </w:r>
+      <w:proofErr w:type="spellEnd"/>
+      <w:r>
+        <w:rPr>
+          <w:rFonts w:ascii="Courier New" w:hAnsi="Courier New" w:cs="Courier New"/>
+          <w:color w:val="000000" w:themeColor="text1"/>
+          <w:lang w:val="uk-UA"/>
+        </w:rPr>
+        <w:t xml:space="preserve"> </w:t>
+      </w:r>
+      <w:proofErr w:type="spellStart"/>
+      <w:r>
+        <w:rPr>
+          <w:rFonts w:ascii="Courier New" w:hAnsi="Courier New" w:cs="Courier New"/>
+          <w:color w:val="000000" w:themeColor="text1"/>
+          <w:lang w:val="uk-UA"/>
+        </w:rPr>
+        <w:t>factory</w:t>
+      </w:r>
+      <w:proofErr w:type="spellEnd"/>
+      <w:r>
+        <w:rPr>
+          <w:rFonts w:ascii="Courier New" w:hAnsi="Courier New" w:cs="Courier New"/>
+          <w:color w:val="000000" w:themeColor="text1"/>
+          <w:lang w:val="uk-UA"/>
+        </w:rPr>
+        <w:t>;</w:t>
+      </w:r>
+      <w:r>
+        <w:rPr>
+          <w:rFonts w:ascii="Courier New" w:hAnsi="Courier New" w:cs="Courier New"/>
+          <w:color w:val="000000" w:themeColor="text1"/>
+          <w:lang w:val="uk-UA"/>
+        </w:rPr>
+        <w:br/>
+      </w:r>
+      <w:r>
+        <w:rPr>
+          <w:rFonts w:ascii="Courier New" w:hAnsi="Courier New" w:cs="Courier New"/>
+          <w:color w:val="000000" w:themeColor="text1"/>
+          <w:lang w:val="uk-UA"/>
+        </w:rPr>
+        <w:br/>
+      </w:r>
+      <w:proofErr w:type="spellStart"/>
+      <w:r>
+        <w:rPr>
+          <w:rFonts w:ascii="Courier New" w:hAnsi="Courier New" w:cs="Courier New"/>
+          <w:color w:val="000000" w:themeColor="text1"/>
+          <w:lang w:val="uk-UA"/>
+        </w:rPr>
+        <w:t>public</w:t>
+      </w:r>
+      <w:proofErr w:type="spellEnd"/>
+      <w:r>
+        <w:rPr>
+          <w:rFonts w:ascii="Courier New" w:hAnsi="Courier New" w:cs="Courier New"/>
+          <w:color w:val="000000" w:themeColor="text1"/>
+          <w:lang w:val="uk-UA"/>
+        </w:rPr>
+        <w:t xml:space="preserve"> </w:t>
+      </w:r>
+      <w:proofErr w:type="spellStart"/>
+      <w:r>
+        <w:rPr>
+          <w:rFonts w:ascii="Courier New" w:hAnsi="Courier New" w:cs="Courier New"/>
+          <w:color w:val="000000" w:themeColor="text1"/>
+          <w:lang w:val="uk-UA"/>
+        </w:rPr>
+        <w:t>abstract</w:t>
+      </w:r>
+      <w:proofErr w:type="spellEnd"/>
+      <w:r>
+        <w:rPr>
+          <w:rFonts w:ascii="Courier New" w:hAnsi="Courier New" w:cs="Courier New"/>
+          <w:color w:val="000000" w:themeColor="text1"/>
+          <w:lang w:val="uk-UA"/>
+        </w:rPr>
+        <w:t xml:space="preserve"> </w:t>
+      </w:r>
+      <w:proofErr w:type="spellStart"/>
+      <w:r>
+        <w:rPr>
+          <w:rFonts w:ascii="Courier New" w:hAnsi="Courier New" w:cs="Courier New"/>
+          <w:color w:val="000000" w:themeColor="text1"/>
+          <w:lang w:val="uk-UA"/>
+        </w:rPr>
+        <w:t>class</w:t>
+      </w:r>
+      <w:proofErr w:type="spellEnd"/>
+      <w:r>
+        <w:rPr>
+          <w:rFonts w:ascii="Courier New" w:hAnsi="Courier New" w:cs="Courier New"/>
+          <w:color w:val="000000" w:themeColor="text1"/>
+          <w:lang w:val="uk-UA"/>
+        </w:rPr>
+        <w:t xml:space="preserve"> </w:t>
+      </w:r>
+      <w:proofErr w:type="spellStart"/>
+      <w:r>
+        <w:rPr>
+          <w:rFonts w:ascii="Courier New" w:hAnsi="Courier New" w:cs="Courier New"/>
+          <w:color w:val="000000" w:themeColor="text1"/>
+          <w:lang w:val="uk-UA"/>
+        </w:rPr>
+        <w:t>CourseFactory</w:t>
+      </w:r>
+      <w:proofErr w:type="spellEnd"/>
       <w:r>
         <w:rPr>
           <w:rFonts w:ascii="Courier New" w:hAnsi="Courier New" w:cs="Courier New"/>
@@ -1509,7 +2773,115 @@
           <w:lang w:val="uk-UA"/>
         </w:rPr>
         <w:br/>
-        <w:t xml:space="preserve">    public abstract Course CreateCourse(string courseType);</w:t>
+        <w:t xml:space="preserve">    </w:t>
+      </w:r>
+      <w:proofErr w:type="spellStart"/>
+      <w:r>
+        <w:rPr>
+          <w:rFonts w:ascii="Courier New" w:hAnsi="Courier New" w:cs="Courier New"/>
+          <w:color w:val="000000" w:themeColor="text1"/>
+          <w:lang w:val="uk-UA"/>
+        </w:rPr>
+        <w:t>public</w:t>
+      </w:r>
+      <w:proofErr w:type="spellEnd"/>
+      <w:r>
+        <w:rPr>
+          <w:rFonts w:ascii="Courier New" w:hAnsi="Courier New" w:cs="Courier New"/>
+          <w:color w:val="000000" w:themeColor="text1"/>
+          <w:lang w:val="uk-UA"/>
+        </w:rPr>
+        <w:t xml:space="preserve"> </w:t>
+      </w:r>
+      <w:proofErr w:type="spellStart"/>
+      <w:r>
+        <w:rPr>
+          <w:rFonts w:ascii="Courier New" w:hAnsi="Courier New" w:cs="Courier New"/>
+          <w:color w:val="000000" w:themeColor="text1"/>
+          <w:lang w:val="uk-UA"/>
+        </w:rPr>
+        <w:t>abstract</w:t>
+      </w:r>
+      <w:proofErr w:type="spellEnd"/>
+      <w:r>
+        <w:rPr>
+          <w:rFonts w:ascii="Courier New" w:hAnsi="Courier New" w:cs="Courier New"/>
+          <w:color w:val="000000" w:themeColor="text1"/>
+          <w:lang w:val="uk-UA"/>
+        </w:rPr>
+        <w:t xml:space="preserve"> </w:t>
+      </w:r>
+      <w:proofErr w:type="spellStart"/>
+      <w:r>
+        <w:rPr>
+          <w:rFonts w:ascii="Courier New" w:hAnsi="Courier New" w:cs="Courier New"/>
+          <w:color w:val="000000" w:themeColor="text1"/>
+          <w:lang w:val="uk-UA"/>
+        </w:rPr>
+        <w:t>Course</w:t>
+      </w:r>
+      <w:proofErr w:type="spellEnd"/>
+      <w:r>
+        <w:rPr>
+          <w:rFonts w:ascii="Courier New" w:hAnsi="Courier New" w:cs="Courier New"/>
+          <w:color w:val="000000" w:themeColor="text1"/>
+          <w:lang w:val="uk-UA"/>
+        </w:rPr>
+        <w:t xml:space="preserve"> </w:t>
+      </w:r>
+      <w:proofErr w:type="spellStart"/>
+      <w:r>
+        <w:rPr>
+          <w:rFonts w:ascii="Courier New" w:hAnsi="Courier New" w:cs="Courier New"/>
+          <w:color w:val="000000" w:themeColor="text1"/>
+          <w:lang w:val="uk-UA"/>
+        </w:rPr>
+        <w:t>CreateCourse</w:t>
+      </w:r>
+      <w:proofErr w:type="spellEnd"/>
+      <w:r>
+        <w:rPr>
+          <w:rFonts w:ascii="Courier New" w:hAnsi="Courier New" w:cs="Courier New"/>
+          <w:color w:val="000000" w:themeColor="text1"/>
+          <w:lang w:val="uk-UA"/>
+        </w:rPr>
+        <w:t>(</w:t>
+      </w:r>
+      <w:proofErr w:type="spellStart"/>
+      <w:r>
+        <w:rPr>
+          <w:rFonts w:ascii="Courier New" w:hAnsi="Courier New" w:cs="Courier New"/>
+          <w:color w:val="000000" w:themeColor="text1"/>
+          <w:lang w:val="uk-UA"/>
+        </w:rPr>
+        <w:t>string</w:t>
+      </w:r>
+      <w:proofErr w:type="spellEnd"/>
+      <w:r>
+        <w:rPr>
+          <w:rFonts w:ascii="Courier New" w:hAnsi="Courier New" w:cs="Courier New"/>
+          <w:color w:val="000000" w:themeColor="text1"/>
+          <w:lang w:val="uk-UA"/>
+        </w:rPr>
+        <w:t xml:space="preserve"> </w:t>
+      </w:r>
+      <w:proofErr w:type="spellStart"/>
+      <w:r>
+        <w:rPr>
+          <w:rFonts w:ascii="Courier New" w:hAnsi="Courier New" w:cs="Courier New"/>
+          <w:color w:val="000000" w:themeColor="text1"/>
+          <w:lang w:val="uk-UA"/>
+        </w:rPr>
+        <w:t>courseType</w:t>
+      </w:r>
+      <w:proofErr w:type="spellEnd"/>
+      <w:r>
+        <w:rPr>
+          <w:rFonts w:ascii="Courier New" w:hAnsi="Courier New" w:cs="Courier New"/>
+          <w:color w:val="000000" w:themeColor="text1"/>
+          <w:lang w:val="uk-UA"/>
+        </w:rPr>
+        <w:t>);</w:t>
       </w:r>
       <w:r>
         <w:rPr>
@@ -1571,31 +2943,122 @@
           <w:lang w:val="uk-UA"/>
         </w:rPr>
       </w:pPr>
-      <w:r>
-        <w:rPr>
-          <w:rFonts w:ascii="Courier New" w:hAnsi="Courier New" w:cs="Courier New"/>
-          <w:color w:val="000000" w:themeColor="text1"/>
-          <w:lang w:val="uk-UA"/>
-        </w:rPr>
-        <w:t>namespace factory;</w:t>
-      </w:r>
-      <w:r>
-        <w:rPr>
-          <w:rFonts w:ascii="Courier New" w:hAnsi="Courier New" w:cs="Courier New"/>
-          <w:color w:val="000000" w:themeColor="text1"/>
-          <w:lang w:val="uk-UA"/>
-        </w:rPr>
-        <w:br/>
-      </w:r>
-      <w:r>
-        <w:rPr>
-          <w:rFonts w:ascii="Courier New" w:hAnsi="Courier New" w:cs="Courier New"/>
-          <w:color w:val="000000" w:themeColor="text1"/>
-          <w:lang w:val="uk-UA"/>
-        </w:rPr>
-        <w:br/>
-        <w:t>public class UniversityCourseFactory : CourseFactory</w:t>
-      </w:r>
+      <w:proofErr w:type="spellStart"/>
+      <w:r>
+        <w:rPr>
+          <w:rFonts w:ascii="Courier New" w:hAnsi="Courier New" w:cs="Courier New"/>
+          <w:color w:val="000000" w:themeColor="text1"/>
+          <w:lang w:val="uk-UA"/>
+        </w:rPr>
+        <w:t>namespace</w:t>
+      </w:r>
+      <w:proofErr w:type="spellEnd"/>
+      <w:r>
+        <w:rPr>
+          <w:rFonts w:ascii="Courier New" w:hAnsi="Courier New" w:cs="Courier New"/>
+          <w:color w:val="000000" w:themeColor="text1"/>
+          <w:lang w:val="uk-UA"/>
+        </w:rPr>
+        <w:t xml:space="preserve"> </w:t>
+      </w:r>
+      <w:proofErr w:type="spellStart"/>
+      <w:r>
+        <w:rPr>
+          <w:rFonts w:ascii="Courier New" w:hAnsi="Courier New" w:cs="Courier New"/>
+          <w:color w:val="000000" w:themeColor="text1"/>
+          <w:lang w:val="uk-UA"/>
+        </w:rPr>
+        <w:t>factory</w:t>
+      </w:r>
+      <w:proofErr w:type="spellEnd"/>
+      <w:r>
+        <w:rPr>
+          <w:rFonts w:ascii="Courier New" w:hAnsi="Courier New" w:cs="Courier New"/>
+          <w:color w:val="000000" w:themeColor="text1"/>
+          <w:lang w:val="uk-UA"/>
+        </w:rPr>
+        <w:t>;</w:t>
+      </w:r>
+      <w:r>
+        <w:rPr>
+          <w:rFonts w:ascii="Courier New" w:hAnsi="Courier New" w:cs="Courier New"/>
+          <w:color w:val="000000" w:themeColor="text1"/>
+          <w:lang w:val="uk-UA"/>
+        </w:rPr>
+        <w:br/>
+      </w:r>
+      <w:r>
+        <w:rPr>
+          <w:rFonts w:ascii="Courier New" w:hAnsi="Courier New" w:cs="Courier New"/>
+          <w:color w:val="000000" w:themeColor="text1"/>
+          <w:lang w:val="uk-UA"/>
+        </w:rPr>
+        <w:br/>
+      </w:r>
+      <w:proofErr w:type="spellStart"/>
+      <w:r>
+        <w:rPr>
+          <w:rFonts w:ascii="Courier New" w:hAnsi="Courier New" w:cs="Courier New"/>
+          <w:color w:val="000000" w:themeColor="text1"/>
+          <w:lang w:val="uk-UA"/>
+        </w:rPr>
+        <w:t>public</w:t>
+      </w:r>
+      <w:proofErr w:type="spellEnd"/>
+      <w:r>
+        <w:rPr>
+          <w:rFonts w:ascii="Courier New" w:hAnsi="Courier New" w:cs="Courier New"/>
+          <w:color w:val="000000" w:themeColor="text1"/>
+          <w:lang w:val="uk-UA"/>
+        </w:rPr>
+        <w:t xml:space="preserve"> </w:t>
+      </w:r>
+      <w:proofErr w:type="spellStart"/>
+      <w:r>
+        <w:rPr>
+          <w:rFonts w:ascii="Courier New" w:hAnsi="Courier New" w:cs="Courier New"/>
+          <w:color w:val="000000" w:themeColor="text1"/>
+          <w:lang w:val="uk-UA"/>
+        </w:rPr>
+        <w:t>class</w:t>
+      </w:r>
+      <w:proofErr w:type="spellEnd"/>
+      <w:r>
+        <w:rPr>
+          <w:rFonts w:ascii="Courier New" w:hAnsi="Courier New" w:cs="Courier New"/>
+          <w:color w:val="000000" w:themeColor="text1"/>
+          <w:lang w:val="uk-UA"/>
+        </w:rPr>
+        <w:t xml:space="preserve"> </w:t>
+      </w:r>
+      <w:proofErr w:type="spellStart"/>
+      <w:r>
+        <w:rPr>
+          <w:rFonts w:ascii="Courier New" w:hAnsi="Courier New" w:cs="Courier New"/>
+          <w:color w:val="000000" w:themeColor="text1"/>
+          <w:lang w:val="uk-UA"/>
+        </w:rPr>
+        <w:t>UniversityCourseFactory</w:t>
+      </w:r>
+      <w:proofErr w:type="spellEnd"/>
+      <w:r>
+        <w:rPr>
+          <w:rFonts w:ascii="Courier New" w:hAnsi="Courier New" w:cs="Courier New"/>
+          <w:color w:val="000000" w:themeColor="text1"/>
+          <w:lang w:val="uk-UA"/>
+        </w:rPr>
+        <w:t xml:space="preserve"> : </w:t>
+      </w:r>
+      <w:proofErr w:type="spellStart"/>
+      <w:r>
+        <w:rPr>
+          <w:rFonts w:ascii="Courier New" w:hAnsi="Courier New" w:cs="Courier New"/>
+          <w:color w:val="000000" w:themeColor="text1"/>
+          <w:lang w:val="uk-UA"/>
+        </w:rPr>
+        <w:t>CourseFactory</w:t>
+      </w:r>
+      <w:proofErr w:type="spellEnd"/>
       <w:r>
         <w:rPr>
           <w:rFonts w:ascii="Courier New" w:hAnsi="Courier New" w:cs="Courier New"/>
@@ -1612,7 +3075,115 @@
           <w:lang w:val="uk-UA"/>
         </w:rPr>
         <w:br/>
-        <w:t xml:space="preserve">    public override Course CreateCourse(string courseType)</w:t>
+        <w:t xml:space="preserve">    </w:t>
+      </w:r>
+      <w:proofErr w:type="spellStart"/>
+      <w:r>
+        <w:rPr>
+          <w:rFonts w:ascii="Courier New" w:hAnsi="Courier New" w:cs="Courier New"/>
+          <w:color w:val="000000" w:themeColor="text1"/>
+          <w:lang w:val="uk-UA"/>
+        </w:rPr>
+        <w:t>public</w:t>
+      </w:r>
+      <w:proofErr w:type="spellEnd"/>
+      <w:r>
+        <w:rPr>
+          <w:rFonts w:ascii="Courier New" w:hAnsi="Courier New" w:cs="Courier New"/>
+          <w:color w:val="000000" w:themeColor="text1"/>
+          <w:lang w:val="uk-UA"/>
+        </w:rPr>
+        <w:t xml:space="preserve"> </w:t>
+      </w:r>
+      <w:proofErr w:type="spellStart"/>
+      <w:r>
+        <w:rPr>
+          <w:rFonts w:ascii="Courier New" w:hAnsi="Courier New" w:cs="Courier New"/>
+          <w:color w:val="000000" w:themeColor="text1"/>
+          <w:lang w:val="uk-UA"/>
+        </w:rPr>
+        <w:t>override</w:t>
+      </w:r>
+      <w:proofErr w:type="spellEnd"/>
+      <w:r>
+        <w:rPr>
+          <w:rFonts w:ascii="Courier New" w:hAnsi="Courier New" w:cs="Courier New"/>
+          <w:color w:val="000000" w:themeColor="text1"/>
+          <w:lang w:val="uk-UA"/>
+        </w:rPr>
+        <w:t xml:space="preserve"> </w:t>
+      </w:r>
+      <w:proofErr w:type="spellStart"/>
+      <w:r>
+        <w:rPr>
+          <w:rFonts w:ascii="Courier New" w:hAnsi="Courier New" w:cs="Courier New"/>
+          <w:color w:val="000000" w:themeColor="text1"/>
+          <w:lang w:val="uk-UA"/>
+        </w:rPr>
+        <w:t>Course</w:t>
+      </w:r>
+      <w:proofErr w:type="spellEnd"/>
+      <w:r>
+        <w:rPr>
+          <w:rFonts w:ascii="Courier New" w:hAnsi="Courier New" w:cs="Courier New"/>
+          <w:color w:val="000000" w:themeColor="text1"/>
+          <w:lang w:val="uk-UA"/>
+        </w:rPr>
+        <w:t xml:space="preserve"> </w:t>
+      </w:r>
+      <w:proofErr w:type="spellStart"/>
+      <w:r>
+        <w:rPr>
+          <w:rFonts w:ascii="Courier New" w:hAnsi="Courier New" w:cs="Courier New"/>
+          <w:color w:val="000000" w:themeColor="text1"/>
+          <w:lang w:val="uk-UA"/>
+        </w:rPr>
+        <w:t>CreateCourse</w:t>
+      </w:r>
+      <w:proofErr w:type="spellEnd"/>
+      <w:r>
+        <w:rPr>
+          <w:rFonts w:ascii="Courier New" w:hAnsi="Courier New" w:cs="Courier New"/>
+          <w:color w:val="000000" w:themeColor="text1"/>
+          <w:lang w:val="uk-UA"/>
+        </w:rPr>
+        <w:t>(</w:t>
+      </w:r>
+      <w:proofErr w:type="spellStart"/>
+      <w:r>
+        <w:rPr>
+          <w:rFonts w:ascii="Courier New" w:hAnsi="Courier New" w:cs="Courier New"/>
+          <w:color w:val="000000" w:themeColor="text1"/>
+          <w:lang w:val="uk-UA"/>
+        </w:rPr>
+        <w:t>string</w:t>
+      </w:r>
+      <w:proofErr w:type="spellEnd"/>
+      <w:r>
+        <w:rPr>
+          <w:rFonts w:ascii="Courier New" w:hAnsi="Courier New" w:cs="Courier New"/>
+          <w:color w:val="000000" w:themeColor="text1"/>
+          <w:lang w:val="uk-UA"/>
+        </w:rPr>
+        <w:t xml:space="preserve"> </w:t>
+      </w:r>
+      <w:proofErr w:type="spellStart"/>
+      <w:r>
+        <w:rPr>
+          <w:rFonts w:ascii="Courier New" w:hAnsi="Courier New" w:cs="Courier New"/>
+          <w:color w:val="000000" w:themeColor="text1"/>
+          <w:lang w:val="uk-UA"/>
+        </w:rPr>
+        <w:t>courseType</w:t>
+      </w:r>
+      <w:proofErr w:type="spellEnd"/>
+      <w:r>
+        <w:rPr>
+          <w:rFonts w:ascii="Courier New" w:hAnsi="Courier New" w:cs="Courier New"/>
+          <w:color w:val="000000" w:themeColor="text1"/>
+          <w:lang w:val="uk-UA"/>
+        </w:rPr>
+        <w:t>)</w:t>
       </w:r>
       <w:r>
         <w:rPr>
@@ -1630,7 +3201,61 @@
           <w:lang w:val="uk-UA"/>
         </w:rPr>
         <w:br/>
-        <w:t xml:space="preserve">        switch (courseType.ToLower().Trim())</w:t>
+        <w:t xml:space="preserve">        </w:t>
+      </w:r>
+      <w:proofErr w:type="spellStart"/>
+      <w:r>
+        <w:rPr>
+          <w:rFonts w:ascii="Courier New" w:hAnsi="Courier New" w:cs="Courier New"/>
+          <w:color w:val="000000" w:themeColor="text1"/>
+          <w:lang w:val="uk-UA"/>
+        </w:rPr>
+        <w:t>switch</w:t>
+      </w:r>
+      <w:proofErr w:type="spellEnd"/>
+      <w:r>
+        <w:rPr>
+          <w:rFonts w:ascii="Courier New" w:hAnsi="Courier New" w:cs="Courier New"/>
+          <w:color w:val="000000" w:themeColor="text1"/>
+          <w:lang w:val="uk-UA"/>
+        </w:rPr>
+        <w:t xml:space="preserve"> (</w:t>
+      </w:r>
+      <w:proofErr w:type="spellStart"/>
+      <w:r>
+        <w:rPr>
+          <w:rFonts w:ascii="Courier New" w:hAnsi="Courier New" w:cs="Courier New"/>
+          <w:color w:val="000000" w:themeColor="text1"/>
+          <w:lang w:val="uk-UA"/>
+        </w:rPr>
+        <w:t>courseType.ToLower</w:t>
+      </w:r>
+      <w:proofErr w:type="spellEnd"/>
+      <w:r>
+        <w:rPr>
+          <w:rFonts w:ascii="Courier New" w:hAnsi="Courier New" w:cs="Courier New"/>
+          <w:color w:val="000000" w:themeColor="text1"/>
+          <w:lang w:val="uk-UA"/>
+        </w:rPr>
+        <w:t>().</w:t>
+      </w:r>
+      <w:proofErr w:type="spellStart"/>
+      <w:r>
+        <w:rPr>
+          <w:rFonts w:ascii="Courier New" w:hAnsi="Courier New" w:cs="Courier New"/>
+          <w:color w:val="000000" w:themeColor="text1"/>
+          <w:lang w:val="uk-UA"/>
+        </w:rPr>
+        <w:t>Trim</w:t>
+      </w:r>
+      <w:proofErr w:type="spellEnd"/>
+      <w:r>
+        <w:rPr>
+          <w:rFonts w:ascii="Courier New" w:hAnsi="Courier New" w:cs="Courier New"/>
+          <w:color w:val="000000" w:themeColor="text1"/>
+          <w:lang w:val="uk-UA"/>
+        </w:rPr>
+        <w:t>())</w:t>
       </w:r>
       <w:r>
         <w:rPr>
@@ -1648,52 +3273,322 @@
           <w:lang w:val="uk-UA"/>
         </w:rPr>
         <w:br/>
-        <w:t xml:space="preserve">            case "online":</w:t>
-      </w:r>
-      <w:r>
-        <w:rPr>
-          <w:rFonts w:ascii="Courier New" w:hAnsi="Courier New" w:cs="Courier New"/>
-          <w:color w:val="000000" w:themeColor="text1"/>
-          <w:lang w:val="uk-UA"/>
-        </w:rPr>
-        <w:br/>
-        <w:t xml:space="preserve">                return new OnlineCourse();</w:t>
-      </w:r>
-      <w:r>
-        <w:rPr>
-          <w:rFonts w:ascii="Courier New" w:hAnsi="Courier New" w:cs="Courier New"/>
-          <w:color w:val="000000" w:themeColor="text1"/>
-          <w:lang w:val="uk-UA"/>
-        </w:rPr>
-        <w:br/>
-        <w:t xml:space="preserve">            case "offline":</w:t>
-      </w:r>
-      <w:r>
-        <w:rPr>
-          <w:rFonts w:ascii="Courier New" w:hAnsi="Courier New" w:cs="Courier New"/>
-          <w:color w:val="000000" w:themeColor="text1"/>
-          <w:lang w:val="uk-UA"/>
-        </w:rPr>
-        <w:br/>
-        <w:t xml:space="preserve">                return new OfflineCourse();</w:t>
-      </w:r>
-      <w:r>
-        <w:rPr>
-          <w:rFonts w:ascii="Courier New" w:hAnsi="Courier New" w:cs="Courier New"/>
-          <w:color w:val="000000" w:themeColor="text1"/>
-          <w:lang w:val="uk-UA"/>
-        </w:rPr>
-        <w:br/>
-        <w:t xml:space="preserve">            default:</w:t>
-      </w:r>
-      <w:r>
-        <w:rPr>
-          <w:rFonts w:ascii="Courier New" w:hAnsi="Courier New" w:cs="Courier New"/>
-          <w:color w:val="000000" w:themeColor="text1"/>
-          <w:lang w:val="uk-UA"/>
-        </w:rPr>
-        <w:br/>
-        <w:t xml:space="preserve">                throw new ArgumentException($"Невідомий тип курсу: {courseType}");</w:t>
+        <w:t xml:space="preserve">            </w:t>
+      </w:r>
+      <w:proofErr w:type="spellStart"/>
+      <w:r>
+        <w:rPr>
+          <w:rFonts w:ascii="Courier New" w:hAnsi="Courier New" w:cs="Courier New"/>
+          <w:color w:val="000000" w:themeColor="text1"/>
+          <w:lang w:val="uk-UA"/>
+        </w:rPr>
+        <w:t>case</w:t>
+      </w:r>
+      <w:proofErr w:type="spellEnd"/>
+      <w:r>
+        <w:rPr>
+          <w:rFonts w:ascii="Courier New" w:hAnsi="Courier New" w:cs="Courier New"/>
+          <w:color w:val="000000" w:themeColor="text1"/>
+          <w:lang w:val="uk-UA"/>
+        </w:rPr>
+        <w:t xml:space="preserve"> "</w:t>
+      </w:r>
+      <w:proofErr w:type="spellStart"/>
+      <w:r>
+        <w:rPr>
+          <w:rFonts w:ascii="Courier New" w:hAnsi="Courier New" w:cs="Courier New"/>
+          <w:color w:val="000000" w:themeColor="text1"/>
+          <w:lang w:val="uk-UA"/>
+        </w:rPr>
+        <w:t>online</w:t>
+      </w:r>
+      <w:proofErr w:type="spellEnd"/>
+      <w:r>
+        <w:rPr>
+          <w:rFonts w:ascii="Courier New" w:hAnsi="Courier New" w:cs="Courier New"/>
+          <w:color w:val="000000" w:themeColor="text1"/>
+          <w:lang w:val="uk-UA"/>
+        </w:rPr>
+        <w:t>":</w:t>
+      </w:r>
+      <w:r>
+        <w:rPr>
+          <w:rFonts w:ascii="Courier New" w:hAnsi="Courier New" w:cs="Courier New"/>
+          <w:color w:val="000000" w:themeColor="text1"/>
+          <w:lang w:val="uk-UA"/>
+        </w:rPr>
+        <w:br/>
+        <w:t xml:space="preserve">                </w:t>
+      </w:r>
+      <w:proofErr w:type="spellStart"/>
+      <w:r>
+        <w:rPr>
+          <w:rFonts w:ascii="Courier New" w:hAnsi="Courier New" w:cs="Courier New"/>
+          <w:color w:val="000000" w:themeColor="text1"/>
+          <w:lang w:val="uk-UA"/>
+        </w:rPr>
+        <w:t>return</w:t>
+      </w:r>
+      <w:proofErr w:type="spellEnd"/>
+      <w:r>
+        <w:rPr>
+          <w:rFonts w:ascii="Courier New" w:hAnsi="Courier New" w:cs="Courier New"/>
+          <w:color w:val="000000" w:themeColor="text1"/>
+          <w:lang w:val="uk-UA"/>
+        </w:rPr>
+        <w:t xml:space="preserve"> </w:t>
+      </w:r>
+      <w:proofErr w:type="spellStart"/>
+      <w:r>
+        <w:rPr>
+          <w:rFonts w:ascii="Courier New" w:hAnsi="Courier New" w:cs="Courier New"/>
+          <w:color w:val="000000" w:themeColor="text1"/>
+          <w:lang w:val="uk-UA"/>
+        </w:rPr>
+        <w:t>new</w:t>
+      </w:r>
+      <w:proofErr w:type="spellEnd"/>
+      <w:r>
+        <w:rPr>
+          <w:rFonts w:ascii="Courier New" w:hAnsi="Courier New" w:cs="Courier New"/>
+          <w:color w:val="000000" w:themeColor="text1"/>
+          <w:lang w:val="uk-UA"/>
+        </w:rPr>
+        <w:t xml:space="preserve"> </w:t>
+      </w:r>
+      <w:proofErr w:type="spellStart"/>
+      <w:r>
+        <w:rPr>
+          <w:rFonts w:ascii="Courier New" w:hAnsi="Courier New" w:cs="Courier New"/>
+          <w:color w:val="000000" w:themeColor="text1"/>
+          <w:lang w:val="uk-UA"/>
+        </w:rPr>
+        <w:t>OnlineCourse</w:t>
+      </w:r>
+      <w:proofErr w:type="spellEnd"/>
+      <w:r>
+        <w:rPr>
+          <w:rFonts w:ascii="Courier New" w:hAnsi="Courier New" w:cs="Courier New"/>
+          <w:color w:val="000000" w:themeColor="text1"/>
+          <w:lang w:val="uk-UA"/>
+        </w:rPr>
+        <w:t>();</w:t>
+      </w:r>
+      <w:r>
+        <w:rPr>
+          <w:rFonts w:ascii="Courier New" w:hAnsi="Courier New" w:cs="Courier New"/>
+          <w:color w:val="000000" w:themeColor="text1"/>
+          <w:lang w:val="uk-UA"/>
+        </w:rPr>
+        <w:br/>
+        <w:t xml:space="preserve">            </w:t>
+      </w:r>
+      <w:proofErr w:type="spellStart"/>
+      <w:r>
+        <w:rPr>
+          <w:rFonts w:ascii="Courier New" w:hAnsi="Courier New" w:cs="Courier New"/>
+          <w:color w:val="000000" w:themeColor="text1"/>
+          <w:lang w:val="uk-UA"/>
+        </w:rPr>
+        <w:t>case</w:t>
+      </w:r>
+      <w:proofErr w:type="spellEnd"/>
+      <w:r>
+        <w:rPr>
+          <w:rFonts w:ascii="Courier New" w:hAnsi="Courier New" w:cs="Courier New"/>
+          <w:color w:val="000000" w:themeColor="text1"/>
+          <w:lang w:val="uk-UA"/>
+        </w:rPr>
+        <w:t xml:space="preserve"> "</w:t>
+      </w:r>
+      <w:proofErr w:type="spellStart"/>
+      <w:r>
+        <w:rPr>
+          <w:rFonts w:ascii="Courier New" w:hAnsi="Courier New" w:cs="Courier New"/>
+          <w:color w:val="000000" w:themeColor="text1"/>
+          <w:lang w:val="uk-UA"/>
+        </w:rPr>
+        <w:t>offline</w:t>
+      </w:r>
+      <w:proofErr w:type="spellEnd"/>
+      <w:r>
+        <w:rPr>
+          <w:rFonts w:ascii="Courier New" w:hAnsi="Courier New" w:cs="Courier New"/>
+          <w:color w:val="000000" w:themeColor="text1"/>
+          <w:lang w:val="uk-UA"/>
+        </w:rPr>
+        <w:t>":</w:t>
+      </w:r>
+      <w:r>
+        <w:rPr>
+          <w:rFonts w:ascii="Courier New" w:hAnsi="Courier New" w:cs="Courier New"/>
+          <w:color w:val="000000" w:themeColor="text1"/>
+          <w:lang w:val="uk-UA"/>
+        </w:rPr>
+        <w:br/>
+        <w:t xml:space="preserve">                </w:t>
+      </w:r>
+      <w:proofErr w:type="spellStart"/>
+      <w:r>
+        <w:rPr>
+          <w:rFonts w:ascii="Courier New" w:hAnsi="Courier New" w:cs="Courier New"/>
+          <w:color w:val="000000" w:themeColor="text1"/>
+          <w:lang w:val="uk-UA"/>
+        </w:rPr>
+        <w:t>return</w:t>
+      </w:r>
+      <w:proofErr w:type="spellEnd"/>
+      <w:r>
+        <w:rPr>
+          <w:rFonts w:ascii="Courier New" w:hAnsi="Courier New" w:cs="Courier New"/>
+          <w:color w:val="000000" w:themeColor="text1"/>
+          <w:lang w:val="uk-UA"/>
+        </w:rPr>
+        <w:t xml:space="preserve"> </w:t>
+      </w:r>
+      <w:proofErr w:type="spellStart"/>
+      <w:r>
+        <w:rPr>
+          <w:rFonts w:ascii="Courier New" w:hAnsi="Courier New" w:cs="Courier New"/>
+          <w:color w:val="000000" w:themeColor="text1"/>
+          <w:lang w:val="uk-UA"/>
+        </w:rPr>
+        <w:t>new</w:t>
+      </w:r>
+      <w:proofErr w:type="spellEnd"/>
+      <w:r>
+        <w:rPr>
+          <w:rFonts w:ascii="Courier New" w:hAnsi="Courier New" w:cs="Courier New"/>
+          <w:color w:val="000000" w:themeColor="text1"/>
+          <w:lang w:val="uk-UA"/>
+        </w:rPr>
+        <w:t xml:space="preserve"> </w:t>
+      </w:r>
+      <w:proofErr w:type="spellStart"/>
+      <w:r>
+        <w:rPr>
+          <w:rFonts w:ascii="Courier New" w:hAnsi="Courier New" w:cs="Courier New"/>
+          <w:color w:val="000000" w:themeColor="text1"/>
+          <w:lang w:val="uk-UA"/>
+        </w:rPr>
+        <w:t>OfflineCourse</w:t>
+      </w:r>
+      <w:proofErr w:type="spellEnd"/>
+      <w:r>
+        <w:rPr>
+          <w:rFonts w:ascii="Courier New" w:hAnsi="Courier New" w:cs="Courier New"/>
+          <w:color w:val="000000" w:themeColor="text1"/>
+          <w:lang w:val="uk-UA"/>
+        </w:rPr>
+        <w:t>();</w:t>
+      </w:r>
+      <w:r>
+        <w:rPr>
+          <w:rFonts w:ascii="Courier New" w:hAnsi="Courier New" w:cs="Courier New"/>
+          <w:color w:val="000000" w:themeColor="text1"/>
+          <w:lang w:val="uk-UA"/>
+        </w:rPr>
+        <w:br/>
+        <w:t xml:space="preserve">            </w:t>
+      </w:r>
+      <w:proofErr w:type="spellStart"/>
+      <w:r>
+        <w:rPr>
+          <w:rFonts w:ascii="Courier New" w:hAnsi="Courier New" w:cs="Courier New"/>
+          <w:color w:val="000000" w:themeColor="text1"/>
+          <w:lang w:val="uk-UA"/>
+        </w:rPr>
+        <w:t>default</w:t>
+      </w:r>
+      <w:proofErr w:type="spellEnd"/>
+      <w:r>
+        <w:rPr>
+          <w:rFonts w:ascii="Courier New" w:hAnsi="Courier New" w:cs="Courier New"/>
+          <w:color w:val="000000" w:themeColor="text1"/>
+          <w:lang w:val="uk-UA"/>
+        </w:rPr>
+        <w:t>:</w:t>
+      </w:r>
+      <w:r>
+        <w:rPr>
+          <w:rFonts w:ascii="Courier New" w:hAnsi="Courier New" w:cs="Courier New"/>
+          <w:color w:val="000000" w:themeColor="text1"/>
+          <w:lang w:val="uk-UA"/>
+        </w:rPr>
+        <w:br/>
+        <w:t xml:space="preserve">                </w:t>
+      </w:r>
+      <w:proofErr w:type="spellStart"/>
+      <w:r>
+        <w:rPr>
+          <w:rFonts w:ascii="Courier New" w:hAnsi="Courier New" w:cs="Courier New"/>
+          <w:color w:val="000000" w:themeColor="text1"/>
+          <w:lang w:val="uk-UA"/>
+        </w:rPr>
+        <w:t>throw</w:t>
+      </w:r>
+      <w:proofErr w:type="spellEnd"/>
+      <w:r>
+        <w:rPr>
+          <w:rFonts w:ascii="Courier New" w:hAnsi="Courier New" w:cs="Courier New"/>
+          <w:color w:val="000000" w:themeColor="text1"/>
+          <w:lang w:val="uk-UA"/>
+        </w:rPr>
+        <w:t xml:space="preserve"> </w:t>
+      </w:r>
+      <w:proofErr w:type="spellStart"/>
+      <w:r>
+        <w:rPr>
+          <w:rFonts w:ascii="Courier New" w:hAnsi="Courier New" w:cs="Courier New"/>
+          <w:color w:val="000000" w:themeColor="text1"/>
+          <w:lang w:val="uk-UA"/>
+        </w:rPr>
+        <w:t>new</w:t>
+      </w:r>
+      <w:proofErr w:type="spellEnd"/>
+      <w:r>
+        <w:rPr>
+          <w:rFonts w:ascii="Courier New" w:hAnsi="Courier New" w:cs="Courier New"/>
+          <w:color w:val="000000" w:themeColor="text1"/>
+          <w:lang w:val="uk-UA"/>
+        </w:rPr>
+        <w:t xml:space="preserve"> </w:t>
+      </w:r>
+      <w:proofErr w:type="spellStart"/>
+      <w:r>
+        <w:rPr>
+          <w:rFonts w:ascii="Courier New" w:hAnsi="Courier New" w:cs="Courier New"/>
+          <w:color w:val="000000" w:themeColor="text1"/>
+          <w:lang w:val="uk-UA"/>
+        </w:rPr>
+        <w:t>ArgumentException</w:t>
+      </w:r>
+      <w:proofErr w:type="spellEnd"/>
+      <w:r>
+        <w:rPr>
+          <w:rFonts w:ascii="Courier New" w:hAnsi="Courier New" w:cs="Courier New"/>
+          <w:color w:val="000000" w:themeColor="text1"/>
+          <w:lang w:val="uk-UA"/>
+        </w:rPr>
+        <w:t>($"Невідомий тип курсу: {</w:t>
+      </w:r>
+      <w:proofErr w:type="spellStart"/>
+      <w:r>
+        <w:rPr>
+          <w:rFonts w:ascii="Courier New" w:hAnsi="Courier New" w:cs="Courier New"/>
+          <w:color w:val="000000" w:themeColor="text1"/>
+          <w:lang w:val="uk-UA"/>
+        </w:rPr>
+        <w:t>courseType</w:t>
+      </w:r>
+      <w:proofErr w:type="spellEnd"/>
+      <w:r>
+        <w:rPr>
+          <w:rFonts w:ascii="Courier New" w:hAnsi="Courier New" w:cs="Courier New"/>
+          <w:color w:val="000000" w:themeColor="text1"/>
+          <w:lang w:val="uk-UA"/>
+        </w:rPr>
+        <w:t>}");</w:t>
       </w:r>
       <w:r>
         <w:rPr>
@@ -1783,14 +3678,34 @@
           <w:lang w:val="uk-UA"/>
         </w:rPr>
       </w:pPr>
-      <w:r>
-        <w:rPr>
-          <w:rFonts w:ascii="Courier New" w:hAnsi="Courier New" w:cs="Courier New"/>
-          <w:color w:val="000000" w:themeColor="text1"/>
-          <w:lang w:val="uk-UA"/>
-        </w:rPr>
-        <w:t>namespace factory</w:t>
-      </w:r>
+      <w:proofErr w:type="spellStart"/>
+      <w:r>
+        <w:rPr>
+          <w:rFonts w:ascii="Courier New" w:hAnsi="Courier New" w:cs="Courier New"/>
+          <w:color w:val="000000" w:themeColor="text1"/>
+          <w:lang w:val="uk-UA"/>
+        </w:rPr>
+        <w:t>namespace</w:t>
+      </w:r>
+      <w:proofErr w:type="spellEnd"/>
+      <w:r>
+        <w:rPr>
+          <w:rFonts w:ascii="Courier New" w:hAnsi="Courier New" w:cs="Courier New"/>
+          <w:color w:val="000000" w:themeColor="text1"/>
+          <w:lang w:val="uk-UA"/>
+        </w:rPr>
+        <w:t xml:space="preserve"> </w:t>
+      </w:r>
+      <w:proofErr w:type="spellStart"/>
+      <w:r>
+        <w:rPr>
+          <w:rFonts w:ascii="Courier New" w:hAnsi="Courier New" w:cs="Courier New"/>
+          <w:color w:val="000000" w:themeColor="text1"/>
+          <w:lang w:val="uk-UA"/>
+        </w:rPr>
+        <w:t>factory</w:t>
+      </w:r>
+      <w:proofErr w:type="spellEnd"/>
       <w:r>
         <w:rPr>
           <w:rFonts w:ascii="Courier New" w:hAnsi="Courier New" w:cs="Courier New"/>
@@ -1807,8 +3722,54 @@
           <w:lang w:val="uk-UA"/>
         </w:rPr>
         <w:br/>
-        <w:t xml:space="preserve">    public class Program</w:t>
-      </w:r>
+        <w:t xml:space="preserve">    </w:t>
+      </w:r>
+      <w:proofErr w:type="spellStart"/>
+      <w:r>
+        <w:rPr>
+          <w:rFonts w:ascii="Courier New" w:hAnsi="Courier New" w:cs="Courier New"/>
+          <w:color w:val="000000" w:themeColor="text1"/>
+          <w:lang w:val="uk-UA"/>
+        </w:rPr>
+        <w:t>public</w:t>
+      </w:r>
+      <w:proofErr w:type="spellEnd"/>
+      <w:r>
+        <w:rPr>
+          <w:rFonts w:ascii="Courier New" w:hAnsi="Courier New" w:cs="Courier New"/>
+          <w:color w:val="000000" w:themeColor="text1"/>
+          <w:lang w:val="uk-UA"/>
+        </w:rPr>
+        <w:t xml:space="preserve"> </w:t>
+      </w:r>
+      <w:proofErr w:type="spellStart"/>
+      <w:r>
+        <w:rPr>
+          <w:rFonts w:ascii="Courier New" w:hAnsi="Courier New" w:cs="Courier New"/>
+          <w:color w:val="000000" w:themeColor="text1"/>
+          <w:lang w:val="uk-UA"/>
+        </w:rPr>
+        <w:t>class</w:t>
+      </w:r>
+      <w:proofErr w:type="spellEnd"/>
+      <w:r>
+        <w:rPr>
+          <w:rFonts w:ascii="Courier New" w:hAnsi="Courier New" w:cs="Courier New"/>
+          <w:color w:val="000000" w:themeColor="text1"/>
+          <w:lang w:val="uk-UA"/>
+        </w:rPr>
+        <w:t xml:space="preserve"> </w:t>
+      </w:r>
+      <w:proofErr w:type="spellStart"/>
+      <w:r>
+        <w:rPr>
+          <w:rFonts w:ascii="Courier New" w:hAnsi="Courier New" w:cs="Courier New"/>
+          <w:color w:val="000000" w:themeColor="text1"/>
+          <w:lang w:val="uk-UA"/>
+        </w:rPr>
+        <w:t>Program</w:t>
+      </w:r>
+      <w:proofErr w:type="spellEnd"/>
       <w:r>
         <w:rPr>
           <w:rFonts w:ascii="Courier New" w:hAnsi="Courier New" w:cs="Courier New"/>
@@ -1825,7 +3786,115 @@
           <w:lang w:val="uk-UA"/>
         </w:rPr>
         <w:br/>
-        <w:t xml:space="preserve">        public static void Main(string[] args)</w:t>
+        <w:t xml:space="preserve">        </w:t>
+      </w:r>
+      <w:proofErr w:type="spellStart"/>
+      <w:r>
+        <w:rPr>
+          <w:rFonts w:ascii="Courier New" w:hAnsi="Courier New" w:cs="Courier New"/>
+          <w:color w:val="000000" w:themeColor="text1"/>
+          <w:lang w:val="uk-UA"/>
+        </w:rPr>
+        <w:t>public</w:t>
+      </w:r>
+      <w:proofErr w:type="spellEnd"/>
+      <w:r>
+        <w:rPr>
+          <w:rFonts w:ascii="Courier New" w:hAnsi="Courier New" w:cs="Courier New"/>
+          <w:color w:val="000000" w:themeColor="text1"/>
+          <w:lang w:val="uk-UA"/>
+        </w:rPr>
+        <w:t xml:space="preserve"> </w:t>
+      </w:r>
+      <w:proofErr w:type="spellStart"/>
+      <w:r>
+        <w:rPr>
+          <w:rFonts w:ascii="Courier New" w:hAnsi="Courier New" w:cs="Courier New"/>
+          <w:color w:val="000000" w:themeColor="text1"/>
+          <w:lang w:val="uk-UA"/>
+        </w:rPr>
+        <w:t>static</w:t>
+      </w:r>
+      <w:proofErr w:type="spellEnd"/>
+      <w:r>
+        <w:rPr>
+          <w:rFonts w:ascii="Courier New" w:hAnsi="Courier New" w:cs="Courier New"/>
+          <w:color w:val="000000" w:themeColor="text1"/>
+          <w:lang w:val="uk-UA"/>
+        </w:rPr>
+        <w:t xml:space="preserve"> </w:t>
+      </w:r>
+      <w:proofErr w:type="spellStart"/>
+      <w:r>
+        <w:rPr>
+          <w:rFonts w:ascii="Courier New" w:hAnsi="Courier New" w:cs="Courier New"/>
+          <w:color w:val="000000" w:themeColor="text1"/>
+          <w:lang w:val="uk-UA"/>
+        </w:rPr>
+        <w:t>void</w:t>
+      </w:r>
+      <w:proofErr w:type="spellEnd"/>
+      <w:r>
+        <w:rPr>
+          <w:rFonts w:ascii="Courier New" w:hAnsi="Courier New" w:cs="Courier New"/>
+          <w:color w:val="000000" w:themeColor="text1"/>
+          <w:lang w:val="uk-UA"/>
+        </w:rPr>
+        <w:t xml:space="preserve"> </w:t>
+      </w:r>
+      <w:proofErr w:type="spellStart"/>
+      <w:r>
+        <w:rPr>
+          <w:rFonts w:ascii="Courier New" w:hAnsi="Courier New" w:cs="Courier New"/>
+          <w:color w:val="000000" w:themeColor="text1"/>
+          <w:lang w:val="uk-UA"/>
+        </w:rPr>
+        <w:t>Main</w:t>
+      </w:r>
+      <w:proofErr w:type="spellEnd"/>
+      <w:r>
+        <w:rPr>
+          <w:rFonts w:ascii="Courier New" w:hAnsi="Courier New" w:cs="Courier New"/>
+          <w:color w:val="000000" w:themeColor="text1"/>
+          <w:lang w:val="uk-UA"/>
+        </w:rPr>
+        <w:t>(</w:t>
+      </w:r>
+      <w:proofErr w:type="spellStart"/>
+      <w:r>
+        <w:rPr>
+          <w:rFonts w:ascii="Courier New" w:hAnsi="Courier New" w:cs="Courier New"/>
+          <w:color w:val="000000" w:themeColor="text1"/>
+          <w:lang w:val="uk-UA"/>
+        </w:rPr>
+        <w:t>string</w:t>
+      </w:r>
+      <w:proofErr w:type="spellEnd"/>
+      <w:r>
+        <w:rPr>
+          <w:rFonts w:ascii="Courier New" w:hAnsi="Courier New" w:cs="Courier New"/>
+          <w:color w:val="000000" w:themeColor="text1"/>
+          <w:lang w:val="uk-UA"/>
+        </w:rPr>
+        <w:t xml:space="preserve">[] </w:t>
+      </w:r>
+      <w:proofErr w:type="spellStart"/>
+      <w:r>
+        <w:rPr>
+          <w:rFonts w:ascii="Courier New" w:hAnsi="Courier New" w:cs="Courier New"/>
+          <w:color w:val="000000" w:themeColor="text1"/>
+          <w:lang w:val="uk-UA"/>
+        </w:rPr>
+        <w:t>args</w:t>
+      </w:r>
+      <w:proofErr w:type="spellEnd"/>
+      <w:r>
+        <w:rPr>
+          <w:rFonts w:ascii="Courier New" w:hAnsi="Courier New" w:cs="Courier New"/>
+          <w:color w:val="000000" w:themeColor="text1"/>
+          <w:lang w:val="uk-UA"/>
+        </w:rPr>
+        <w:t>)</w:t>
       </w:r>
       <w:r>
         <w:rPr>
@@ -1843,34 +3912,134 @@
           <w:lang w:val="uk-UA"/>
         </w:rPr>
         <w:br/>
-        <w:t xml:space="preserve">            Console.OutputEncoding = System.Text.Encoding.UTF8;</w:t>
-      </w:r>
-      <w:r>
-        <w:rPr>
-          <w:rFonts w:ascii="Courier New" w:hAnsi="Courier New" w:cs="Courier New"/>
-          <w:color w:val="000000" w:themeColor="text1"/>
-          <w:lang w:val="uk-UA"/>
-        </w:rPr>
-        <w:br/>
-        <w:t xml:space="preserve">            CourseFactory factory = new UniversityCourseFactory();</w:t>
-      </w:r>
-      <w:r>
-        <w:rPr>
-          <w:rFonts w:ascii="Courier New" w:hAnsi="Courier New" w:cs="Courier New"/>
-          <w:color w:val="000000" w:themeColor="text1"/>
-          <w:lang w:val="uk-UA"/>
-        </w:rPr>
-        <w:br/>
-      </w:r>
-      <w:r>
-        <w:rPr>
-          <w:rFonts w:ascii="Courier New" w:hAnsi="Courier New" w:cs="Courier New"/>
-          <w:color w:val="000000" w:themeColor="text1"/>
-          <w:lang w:val="uk-UA"/>
-        </w:rPr>
-        <w:br/>
-        <w:t xml:space="preserve">            try</w:t>
-      </w:r>
+        <w:t xml:space="preserve">            </w:t>
+      </w:r>
+      <w:proofErr w:type="spellStart"/>
+      <w:r>
+        <w:rPr>
+          <w:rFonts w:ascii="Courier New" w:hAnsi="Courier New" w:cs="Courier New"/>
+          <w:color w:val="000000" w:themeColor="text1"/>
+          <w:lang w:val="uk-UA"/>
+        </w:rPr>
+        <w:t>Console.OutputEncoding</w:t>
+      </w:r>
+      <w:proofErr w:type="spellEnd"/>
+      <w:r>
+        <w:rPr>
+          <w:rFonts w:ascii="Courier New" w:hAnsi="Courier New" w:cs="Courier New"/>
+          <w:color w:val="000000" w:themeColor="text1"/>
+          <w:lang w:val="uk-UA"/>
+        </w:rPr>
+        <w:t xml:space="preserve"> = System.Text.Encoding.UTF8;</w:t>
+      </w:r>
+      <w:r>
+        <w:rPr>
+          <w:rFonts w:ascii="Courier New" w:hAnsi="Courier New" w:cs="Courier New"/>
+          <w:color w:val="000000" w:themeColor="text1"/>
+          <w:lang w:val="uk-UA"/>
+        </w:rPr>
+        <w:br/>
+        <w:t xml:space="preserve">            </w:t>
+      </w:r>
+      <w:proofErr w:type="spellStart"/>
+      <w:r>
+        <w:rPr>
+          <w:rFonts w:ascii="Courier New" w:hAnsi="Courier New" w:cs="Courier New"/>
+          <w:color w:val="000000" w:themeColor="text1"/>
+          <w:lang w:val="uk-UA"/>
+        </w:rPr>
+        <w:t>CourseFactory</w:t>
+      </w:r>
+      <w:proofErr w:type="spellEnd"/>
+      <w:r>
+        <w:rPr>
+          <w:rFonts w:ascii="Courier New" w:hAnsi="Courier New" w:cs="Courier New"/>
+          <w:color w:val="000000" w:themeColor="text1"/>
+          <w:lang w:val="uk-UA"/>
+        </w:rPr>
+        <w:t xml:space="preserve"> </w:t>
+      </w:r>
+      <w:proofErr w:type="spellStart"/>
+      <w:r>
+        <w:rPr>
+          <w:rFonts w:ascii="Courier New" w:hAnsi="Courier New" w:cs="Courier New"/>
+          <w:color w:val="000000" w:themeColor="text1"/>
+          <w:lang w:val="uk-UA"/>
+        </w:rPr>
+        <w:t>factory</w:t>
+      </w:r>
+      <w:proofErr w:type="spellEnd"/>
+      <w:r>
+        <w:rPr>
+          <w:rFonts w:ascii="Courier New" w:hAnsi="Courier New" w:cs="Courier New"/>
+          <w:color w:val="000000" w:themeColor="text1"/>
+          <w:lang w:val="uk-UA"/>
+        </w:rPr>
+        <w:t xml:space="preserve"> = </w:t>
+      </w:r>
+      <w:proofErr w:type="spellStart"/>
+      <w:r>
+        <w:rPr>
+          <w:rFonts w:ascii="Courier New" w:hAnsi="Courier New" w:cs="Courier New"/>
+          <w:color w:val="000000" w:themeColor="text1"/>
+          <w:lang w:val="uk-UA"/>
+        </w:rPr>
+        <w:t>new</w:t>
+      </w:r>
+      <w:proofErr w:type="spellEnd"/>
+      <w:r>
+        <w:rPr>
+          <w:rFonts w:ascii="Courier New" w:hAnsi="Courier New" w:cs="Courier New"/>
+          <w:color w:val="000000" w:themeColor="text1"/>
+          <w:lang w:val="uk-UA"/>
+        </w:rPr>
+        <w:t xml:space="preserve"> </w:t>
+      </w:r>
+      <w:proofErr w:type="spellStart"/>
+      <w:r>
+        <w:rPr>
+          <w:rFonts w:ascii="Courier New" w:hAnsi="Courier New" w:cs="Courier New"/>
+          <w:color w:val="000000" w:themeColor="text1"/>
+          <w:lang w:val="uk-UA"/>
+        </w:rPr>
+        <w:t>UniversityCourseFactory</w:t>
+      </w:r>
+      <w:proofErr w:type="spellEnd"/>
+      <w:r>
+        <w:rPr>
+          <w:rFonts w:ascii="Courier New" w:hAnsi="Courier New" w:cs="Courier New"/>
+          <w:color w:val="000000" w:themeColor="text1"/>
+          <w:lang w:val="uk-UA"/>
+        </w:rPr>
+        <w:t>();</w:t>
+      </w:r>
+      <w:r>
+        <w:rPr>
+          <w:rFonts w:ascii="Courier New" w:hAnsi="Courier New" w:cs="Courier New"/>
+          <w:color w:val="000000" w:themeColor="text1"/>
+          <w:lang w:val="uk-UA"/>
+        </w:rPr>
+        <w:br/>
+      </w:r>
+      <w:r>
+        <w:rPr>
+          <w:rFonts w:ascii="Courier New" w:hAnsi="Courier New" w:cs="Courier New"/>
+          <w:color w:val="000000" w:themeColor="text1"/>
+          <w:lang w:val="uk-UA"/>
+        </w:rPr>
+        <w:br/>
+        <w:t xml:space="preserve">            </w:t>
+      </w:r>
+      <w:proofErr w:type="spellStart"/>
+      <w:r>
+        <w:rPr>
+          <w:rFonts w:ascii="Courier New" w:hAnsi="Courier New" w:cs="Courier New"/>
+          <w:color w:val="000000" w:themeColor="text1"/>
+          <w:lang w:val="uk-UA"/>
+        </w:rPr>
+        <w:t>try</w:t>
+      </w:r>
+      <w:proofErr w:type="spellEnd"/>
       <w:r>
         <w:rPr>
           <w:rFonts w:ascii="Courier New" w:hAnsi="Courier New" w:cs="Courier New"/>
@@ -1887,79 +4056,79 @@
           <w:lang w:val="uk-UA"/>
         </w:rPr>
         <w:br/>
-        <w:t xml:space="preserve">                Course csharpCourse = factory.CreateCourse("online");</w:t>
-      </w:r>
-      <w:r>
-        <w:rPr>
-          <w:rFonts w:ascii="Courier New" w:hAnsi="Courier New" w:cs="Courier New"/>
-          <w:color w:val="000000" w:themeColor="text1"/>
-          <w:lang w:val="uk-UA"/>
-        </w:rPr>
-        <w:br/>
-        <w:t xml:space="preserve">                csharpCourse.Title = "Основи програмування на C#";</w:t>
-      </w:r>
-      <w:r>
-        <w:rPr>
-          <w:rFonts w:ascii="Courier New" w:hAnsi="Courier New" w:cs="Courier New"/>
-          <w:color w:val="000000" w:themeColor="text1"/>
-          <w:lang w:val="uk-UA"/>
-        </w:rPr>
-        <w:br/>
-        <w:t xml:space="preserve">                csharpCourse.EnrollStudent("Олександр");</w:t>
-      </w:r>
-      <w:r>
-        <w:rPr>
-          <w:rFonts w:ascii="Courier New" w:hAnsi="Courier New" w:cs="Courier New"/>
-          <w:color w:val="000000" w:themeColor="text1"/>
-          <w:lang w:val="uk-UA"/>
-        </w:rPr>
-        <w:br/>
-        <w:t xml:space="preserve">                csharpCourse.ConductLesson();</w:t>
-      </w:r>
-      <w:r>
-        <w:rPr>
-          <w:rFonts w:ascii="Courier New" w:hAnsi="Courier New" w:cs="Courier New"/>
-          <w:color w:val="000000" w:themeColor="text1"/>
-          <w:lang w:val="uk-UA"/>
-        </w:rPr>
-        <w:br/>
         <w:t xml:space="preserve">                </w:t>
       </w:r>
-      <w:r>
-        <w:rPr>
-          <w:rFonts w:ascii="Courier New" w:hAnsi="Courier New" w:cs="Courier New"/>
-          <w:color w:val="000000" w:themeColor="text1"/>
-          <w:lang w:val="uk-UA"/>
-        </w:rPr>
-        <w:br/>
-        <w:t xml:space="preserve">                Course mathCourse = factory.CreateCourse("offline");</w:t>
-      </w:r>
-      <w:r>
-        <w:rPr>
-          <w:rFonts w:ascii="Courier New" w:hAnsi="Courier New" w:cs="Courier New"/>
-          <w:color w:val="000000" w:themeColor="text1"/>
-          <w:lang w:val="uk-UA"/>
-        </w:rPr>
-        <w:br/>
-        <w:t xml:space="preserve">                mathCourse.Title = "Вища математика";</w:t>
-      </w:r>
-      <w:r>
-        <w:rPr>
-          <w:rFonts w:ascii="Courier New" w:hAnsi="Courier New" w:cs="Courier New"/>
-          <w:color w:val="000000" w:themeColor="text1"/>
-          <w:lang w:val="uk-UA"/>
-        </w:rPr>
-        <w:br/>
-        <w:t xml:space="preserve">                mathCourse.EnrollStudent("Марія");</w:t>
-      </w:r>
-      <w:r>
-        <w:rPr>
-          <w:rFonts w:ascii="Courier New" w:hAnsi="Courier New" w:cs="Courier New"/>
-          <w:color w:val="000000" w:themeColor="text1"/>
-          <w:lang w:val="uk-UA"/>
-        </w:rPr>
-        <w:br/>
-        <w:t xml:space="preserve">                mathCourse.ConductLesson();</w:t>
+      <w:proofErr w:type="spellStart"/>
+      <w:r>
+        <w:rPr>
+          <w:rFonts w:ascii="Courier New" w:hAnsi="Courier New" w:cs="Courier New"/>
+          <w:color w:val="000000" w:themeColor="text1"/>
+          <w:lang w:val="uk-UA"/>
+        </w:rPr>
+        <w:t>Course</w:t>
+      </w:r>
+      <w:proofErr w:type="spellEnd"/>
+      <w:r>
+        <w:rPr>
+          <w:rFonts w:ascii="Courier New" w:hAnsi="Courier New" w:cs="Courier New"/>
+          <w:color w:val="000000" w:themeColor="text1"/>
+          <w:lang w:val="uk-UA"/>
+        </w:rPr>
+        <w:t xml:space="preserve"> </w:t>
+      </w:r>
+      <w:proofErr w:type="spellStart"/>
+      <w:r>
+        <w:rPr>
+          <w:rFonts w:ascii="Courier New" w:hAnsi="Courier New" w:cs="Courier New"/>
+          <w:color w:val="000000" w:themeColor="text1"/>
+          <w:lang w:val="uk-UA"/>
+        </w:rPr>
+        <w:t>csharpCourse</w:t>
+      </w:r>
+      <w:proofErr w:type="spellEnd"/>
+      <w:r>
+        <w:rPr>
+          <w:rFonts w:ascii="Courier New" w:hAnsi="Courier New" w:cs="Courier New"/>
+          <w:color w:val="000000" w:themeColor="text1"/>
+          <w:lang w:val="uk-UA"/>
+        </w:rPr>
+        <w:t xml:space="preserve"> = </w:t>
+      </w:r>
+      <w:proofErr w:type="spellStart"/>
+      <w:r>
+        <w:rPr>
+          <w:rFonts w:ascii="Courier New" w:hAnsi="Courier New" w:cs="Courier New"/>
+          <w:color w:val="000000" w:themeColor="text1"/>
+          <w:lang w:val="uk-UA"/>
+        </w:rPr>
+        <w:t>factory.CreateCourse</w:t>
+      </w:r>
+      <w:proofErr w:type="spellEnd"/>
+      <w:r>
+        <w:rPr>
+          <w:rFonts w:ascii="Courier New" w:hAnsi="Courier New" w:cs="Courier New"/>
+          <w:color w:val="000000" w:themeColor="text1"/>
+          <w:lang w:val="uk-UA"/>
+        </w:rPr>
+        <w:t>("</w:t>
+      </w:r>
+      <w:proofErr w:type="spellStart"/>
+      <w:r>
+        <w:rPr>
+          <w:rFonts w:ascii="Courier New" w:hAnsi="Courier New" w:cs="Courier New"/>
+          <w:color w:val="000000" w:themeColor="text1"/>
+          <w:lang w:val="uk-UA"/>
+        </w:rPr>
+        <w:t>online</w:t>
+      </w:r>
+      <w:proofErr w:type="spellEnd"/>
+      <w:r>
+        <w:rPr>
+          <w:rFonts w:ascii="Courier New" w:hAnsi="Courier New" w:cs="Courier New"/>
+          <w:color w:val="000000" w:themeColor="text1"/>
+          <w:lang w:val="uk-UA"/>
+        </w:rPr>
+        <w:t>");</w:t>
       </w:r>
       <w:r>
         <w:rPr>
@@ -1970,14 +4139,338 @@
         <w:br/>
         <w:t xml:space="preserve">                </w:t>
       </w:r>
-      <w:r>
-        <w:rPr>
-          <w:rFonts w:ascii="Courier New" w:hAnsi="Courier New" w:cs="Courier New"/>
-          <w:color w:val="000000" w:themeColor="text1"/>
-          <w:lang w:val="uk-UA"/>
-        </w:rPr>
-        <w:br/>
-        <w:t xml:space="preserve">                Course unknownCourse = factory.CreateCourse("hybrid");</w:t>
+      <w:proofErr w:type="spellStart"/>
+      <w:r>
+        <w:rPr>
+          <w:rFonts w:ascii="Courier New" w:hAnsi="Courier New" w:cs="Courier New"/>
+          <w:color w:val="000000" w:themeColor="text1"/>
+          <w:lang w:val="uk-UA"/>
+        </w:rPr>
+        <w:t>csharpCourse.Title</w:t>
+      </w:r>
+      <w:proofErr w:type="spellEnd"/>
+      <w:r>
+        <w:rPr>
+          <w:rFonts w:ascii="Courier New" w:hAnsi="Courier New" w:cs="Courier New"/>
+          <w:color w:val="000000" w:themeColor="text1"/>
+          <w:lang w:val="uk-UA"/>
+        </w:rPr>
+        <w:t xml:space="preserve"> = "Основи програмування на C#";</w:t>
+      </w:r>
+      <w:r>
+        <w:rPr>
+          <w:rFonts w:ascii="Courier New" w:hAnsi="Courier New" w:cs="Courier New"/>
+          <w:color w:val="000000" w:themeColor="text1"/>
+          <w:lang w:val="uk-UA"/>
+        </w:rPr>
+        <w:br/>
+        <w:t xml:space="preserve">                </w:t>
+      </w:r>
+      <w:proofErr w:type="spellStart"/>
+      <w:r>
+        <w:rPr>
+          <w:rFonts w:ascii="Courier New" w:hAnsi="Courier New" w:cs="Courier New"/>
+          <w:color w:val="000000" w:themeColor="text1"/>
+          <w:lang w:val="uk-UA"/>
+        </w:rPr>
+        <w:t>csharpCourse.EnrollStudent</w:t>
+      </w:r>
+      <w:proofErr w:type="spellEnd"/>
+      <w:r>
+        <w:rPr>
+          <w:rFonts w:ascii="Courier New" w:hAnsi="Courier New" w:cs="Courier New"/>
+          <w:color w:val="000000" w:themeColor="text1"/>
+          <w:lang w:val="uk-UA"/>
+        </w:rPr>
+        <w:t>("Олександр");</w:t>
+      </w:r>
+      <w:r>
+        <w:rPr>
+          <w:rFonts w:ascii="Courier New" w:hAnsi="Courier New" w:cs="Courier New"/>
+          <w:color w:val="000000" w:themeColor="text1"/>
+          <w:lang w:val="uk-UA"/>
+        </w:rPr>
+        <w:br/>
+        <w:t xml:space="preserve">                </w:t>
+      </w:r>
+      <w:proofErr w:type="spellStart"/>
+      <w:r>
+        <w:rPr>
+          <w:rFonts w:ascii="Courier New" w:hAnsi="Courier New" w:cs="Courier New"/>
+          <w:color w:val="000000" w:themeColor="text1"/>
+          <w:lang w:val="uk-UA"/>
+        </w:rPr>
+        <w:t>csharpCourse.ConductLesson</w:t>
+      </w:r>
+      <w:proofErr w:type="spellEnd"/>
+      <w:r>
+        <w:rPr>
+          <w:rFonts w:ascii="Courier New" w:hAnsi="Courier New" w:cs="Courier New"/>
+          <w:color w:val="000000" w:themeColor="text1"/>
+          <w:lang w:val="uk-UA"/>
+        </w:rPr>
+        <w:t>();</w:t>
+      </w:r>
+      <w:r>
+        <w:rPr>
+          <w:rFonts w:ascii="Courier New" w:hAnsi="Courier New" w:cs="Courier New"/>
+          <w:color w:val="000000" w:themeColor="text1"/>
+          <w:lang w:val="uk-UA"/>
+        </w:rPr>
+        <w:br/>
+        <w:t xml:space="preserve">                </w:t>
+      </w:r>
+      <w:r>
+        <w:rPr>
+          <w:rFonts w:ascii="Courier New" w:hAnsi="Courier New" w:cs="Courier New"/>
+          <w:color w:val="000000" w:themeColor="text1"/>
+          <w:lang w:val="uk-UA"/>
+        </w:rPr>
+        <w:br/>
+        <w:t xml:space="preserve">                </w:t>
+      </w:r>
+      <w:proofErr w:type="spellStart"/>
+      <w:r>
+        <w:rPr>
+          <w:rFonts w:ascii="Courier New" w:hAnsi="Courier New" w:cs="Courier New"/>
+          <w:color w:val="000000" w:themeColor="text1"/>
+          <w:lang w:val="uk-UA"/>
+        </w:rPr>
+        <w:t>Course</w:t>
+      </w:r>
+      <w:proofErr w:type="spellEnd"/>
+      <w:r>
+        <w:rPr>
+          <w:rFonts w:ascii="Courier New" w:hAnsi="Courier New" w:cs="Courier New"/>
+          <w:color w:val="000000" w:themeColor="text1"/>
+          <w:lang w:val="uk-UA"/>
+        </w:rPr>
+        <w:t xml:space="preserve"> </w:t>
+      </w:r>
+      <w:proofErr w:type="spellStart"/>
+      <w:r>
+        <w:rPr>
+          <w:rFonts w:ascii="Courier New" w:hAnsi="Courier New" w:cs="Courier New"/>
+          <w:color w:val="000000" w:themeColor="text1"/>
+          <w:lang w:val="uk-UA"/>
+        </w:rPr>
+        <w:t>mathCourse</w:t>
+      </w:r>
+      <w:proofErr w:type="spellEnd"/>
+      <w:r>
+        <w:rPr>
+          <w:rFonts w:ascii="Courier New" w:hAnsi="Courier New" w:cs="Courier New"/>
+          <w:color w:val="000000" w:themeColor="text1"/>
+          <w:lang w:val="uk-UA"/>
+        </w:rPr>
+        <w:t xml:space="preserve"> = </w:t>
+      </w:r>
+      <w:proofErr w:type="spellStart"/>
+      <w:r>
+        <w:rPr>
+          <w:rFonts w:ascii="Courier New" w:hAnsi="Courier New" w:cs="Courier New"/>
+          <w:color w:val="000000" w:themeColor="text1"/>
+          <w:lang w:val="uk-UA"/>
+        </w:rPr>
+        <w:t>factory.CreateCourse</w:t>
+      </w:r>
+      <w:proofErr w:type="spellEnd"/>
+      <w:r>
+        <w:rPr>
+          <w:rFonts w:ascii="Courier New" w:hAnsi="Courier New" w:cs="Courier New"/>
+          <w:color w:val="000000" w:themeColor="text1"/>
+          <w:lang w:val="uk-UA"/>
+        </w:rPr>
+        <w:t>("</w:t>
+      </w:r>
+      <w:proofErr w:type="spellStart"/>
+      <w:r>
+        <w:rPr>
+          <w:rFonts w:ascii="Courier New" w:hAnsi="Courier New" w:cs="Courier New"/>
+          <w:color w:val="000000" w:themeColor="text1"/>
+          <w:lang w:val="uk-UA"/>
+        </w:rPr>
+        <w:t>offline</w:t>
+      </w:r>
+      <w:proofErr w:type="spellEnd"/>
+      <w:r>
+        <w:rPr>
+          <w:rFonts w:ascii="Courier New" w:hAnsi="Courier New" w:cs="Courier New"/>
+          <w:color w:val="000000" w:themeColor="text1"/>
+          <w:lang w:val="uk-UA"/>
+        </w:rPr>
+        <w:t>");</w:t>
+      </w:r>
+      <w:r>
+        <w:rPr>
+          <w:rFonts w:ascii="Courier New" w:hAnsi="Courier New" w:cs="Courier New"/>
+          <w:color w:val="000000" w:themeColor="text1"/>
+          <w:lang w:val="uk-UA"/>
+        </w:rPr>
+        <w:br/>
+        <w:t xml:space="preserve">                </w:t>
+      </w:r>
+      <w:proofErr w:type="spellStart"/>
+      <w:r>
+        <w:rPr>
+          <w:rFonts w:ascii="Courier New" w:hAnsi="Courier New" w:cs="Courier New"/>
+          <w:color w:val="000000" w:themeColor="text1"/>
+          <w:lang w:val="uk-UA"/>
+        </w:rPr>
+        <w:t>mathCourse.Title</w:t>
+      </w:r>
+      <w:proofErr w:type="spellEnd"/>
+      <w:r>
+        <w:rPr>
+          <w:rFonts w:ascii="Courier New" w:hAnsi="Courier New" w:cs="Courier New"/>
+          <w:color w:val="000000" w:themeColor="text1"/>
+          <w:lang w:val="uk-UA"/>
+        </w:rPr>
+        <w:t xml:space="preserve"> = "Вища математика";</w:t>
+      </w:r>
+      <w:r>
+        <w:rPr>
+          <w:rFonts w:ascii="Courier New" w:hAnsi="Courier New" w:cs="Courier New"/>
+          <w:color w:val="000000" w:themeColor="text1"/>
+          <w:lang w:val="uk-UA"/>
+        </w:rPr>
+        <w:br/>
+        <w:t xml:space="preserve">                </w:t>
+      </w:r>
+      <w:proofErr w:type="spellStart"/>
+      <w:r>
+        <w:rPr>
+          <w:rFonts w:ascii="Courier New" w:hAnsi="Courier New" w:cs="Courier New"/>
+          <w:color w:val="000000" w:themeColor="text1"/>
+          <w:lang w:val="uk-UA"/>
+        </w:rPr>
+        <w:t>mathCourse.EnrollStudent</w:t>
+      </w:r>
+      <w:proofErr w:type="spellEnd"/>
+      <w:r>
+        <w:rPr>
+          <w:rFonts w:ascii="Courier New" w:hAnsi="Courier New" w:cs="Courier New"/>
+          <w:color w:val="000000" w:themeColor="text1"/>
+          <w:lang w:val="uk-UA"/>
+        </w:rPr>
+        <w:t>("Марія");</w:t>
+      </w:r>
+      <w:r>
+        <w:rPr>
+          <w:rFonts w:ascii="Courier New" w:hAnsi="Courier New" w:cs="Courier New"/>
+          <w:color w:val="000000" w:themeColor="text1"/>
+          <w:lang w:val="uk-UA"/>
+        </w:rPr>
+        <w:br/>
+        <w:t xml:space="preserve">                </w:t>
+      </w:r>
+      <w:proofErr w:type="spellStart"/>
+      <w:r>
+        <w:rPr>
+          <w:rFonts w:ascii="Courier New" w:hAnsi="Courier New" w:cs="Courier New"/>
+          <w:color w:val="000000" w:themeColor="text1"/>
+          <w:lang w:val="uk-UA"/>
+        </w:rPr>
+        <w:t>mathCourse.ConductLesson</w:t>
+      </w:r>
+      <w:proofErr w:type="spellEnd"/>
+      <w:r>
+        <w:rPr>
+          <w:rFonts w:ascii="Courier New" w:hAnsi="Courier New" w:cs="Courier New"/>
+          <w:color w:val="000000" w:themeColor="text1"/>
+          <w:lang w:val="uk-UA"/>
+        </w:rPr>
+        <w:t>();</w:t>
+      </w:r>
+      <w:r>
+        <w:rPr>
+          <w:rFonts w:ascii="Courier New" w:hAnsi="Courier New" w:cs="Courier New"/>
+          <w:color w:val="000000" w:themeColor="text1"/>
+          <w:lang w:val="uk-UA"/>
+        </w:rPr>
+        <w:br/>
+        <w:t xml:space="preserve">                </w:t>
+      </w:r>
+      <w:r>
+        <w:rPr>
+          <w:rFonts w:ascii="Courier New" w:hAnsi="Courier New" w:cs="Courier New"/>
+          <w:color w:val="000000" w:themeColor="text1"/>
+          <w:lang w:val="uk-UA"/>
+        </w:rPr>
+        <w:br/>
+        <w:t xml:space="preserve">                </w:t>
+      </w:r>
+      <w:proofErr w:type="spellStart"/>
+      <w:r>
+        <w:rPr>
+          <w:rFonts w:ascii="Courier New" w:hAnsi="Courier New" w:cs="Courier New"/>
+          <w:color w:val="000000" w:themeColor="text1"/>
+          <w:lang w:val="uk-UA"/>
+        </w:rPr>
+        <w:t>Course</w:t>
+      </w:r>
+      <w:proofErr w:type="spellEnd"/>
+      <w:r>
+        <w:rPr>
+          <w:rFonts w:ascii="Courier New" w:hAnsi="Courier New" w:cs="Courier New"/>
+          <w:color w:val="000000" w:themeColor="text1"/>
+          <w:lang w:val="uk-UA"/>
+        </w:rPr>
+        <w:t xml:space="preserve"> </w:t>
+      </w:r>
+      <w:proofErr w:type="spellStart"/>
+      <w:r>
+        <w:rPr>
+          <w:rFonts w:ascii="Courier New" w:hAnsi="Courier New" w:cs="Courier New"/>
+          <w:color w:val="000000" w:themeColor="text1"/>
+          <w:lang w:val="uk-UA"/>
+        </w:rPr>
+        <w:t>unknownCourse</w:t>
+      </w:r>
+      <w:proofErr w:type="spellEnd"/>
+      <w:r>
+        <w:rPr>
+          <w:rFonts w:ascii="Courier New" w:hAnsi="Courier New" w:cs="Courier New"/>
+          <w:color w:val="000000" w:themeColor="text1"/>
+          <w:lang w:val="uk-UA"/>
+        </w:rPr>
+        <w:t xml:space="preserve"> = </w:t>
+      </w:r>
+      <w:proofErr w:type="spellStart"/>
+      <w:r>
+        <w:rPr>
+          <w:rFonts w:ascii="Courier New" w:hAnsi="Courier New" w:cs="Courier New"/>
+          <w:color w:val="000000" w:themeColor="text1"/>
+          <w:lang w:val="uk-UA"/>
+        </w:rPr>
+        <w:t>factory.CreateCourse</w:t>
+      </w:r>
+      <w:proofErr w:type="spellEnd"/>
+      <w:r>
+        <w:rPr>
+          <w:rFonts w:ascii="Courier New" w:hAnsi="Courier New" w:cs="Courier New"/>
+          <w:color w:val="000000" w:themeColor="text1"/>
+          <w:lang w:val="uk-UA"/>
+        </w:rPr>
+        <w:t>("</w:t>
+      </w:r>
+      <w:proofErr w:type="spellStart"/>
+      <w:r>
+        <w:rPr>
+          <w:rFonts w:ascii="Courier New" w:hAnsi="Courier New" w:cs="Courier New"/>
+          <w:color w:val="000000" w:themeColor="text1"/>
+          <w:lang w:val="uk-UA"/>
+        </w:rPr>
+        <w:t>hybrid</w:t>
+      </w:r>
+      <w:proofErr w:type="spellEnd"/>
+      <w:r>
+        <w:rPr>
+          <w:rFonts w:ascii="Courier New" w:hAnsi="Courier New" w:cs="Courier New"/>
+          <w:color w:val="000000" w:themeColor="text1"/>
+          <w:lang w:val="uk-UA"/>
+        </w:rPr>
+        <w:t>");</w:t>
       </w:r>
       <w:r>
         <w:rPr>
@@ -1995,7 +4488,61 @@
           <w:lang w:val="uk-UA"/>
         </w:rPr>
         <w:br/>
-        <w:t xml:space="preserve">            catch (ArgumentException ex)</w:t>
+        <w:t xml:space="preserve">            </w:t>
+      </w:r>
+      <w:proofErr w:type="spellStart"/>
+      <w:r>
+        <w:rPr>
+          <w:rFonts w:ascii="Courier New" w:hAnsi="Courier New" w:cs="Courier New"/>
+          <w:color w:val="000000" w:themeColor="text1"/>
+          <w:lang w:val="uk-UA"/>
+        </w:rPr>
+        <w:t>catch</w:t>
+      </w:r>
+      <w:proofErr w:type="spellEnd"/>
+      <w:r>
+        <w:rPr>
+          <w:rFonts w:ascii="Courier New" w:hAnsi="Courier New" w:cs="Courier New"/>
+          <w:color w:val="000000" w:themeColor="text1"/>
+          <w:lang w:val="uk-UA"/>
+        </w:rPr>
+        <w:t xml:space="preserve"> (</w:t>
+      </w:r>
+      <w:proofErr w:type="spellStart"/>
+      <w:r>
+        <w:rPr>
+          <w:rFonts w:ascii="Courier New" w:hAnsi="Courier New" w:cs="Courier New"/>
+          <w:color w:val="000000" w:themeColor="text1"/>
+          <w:lang w:val="uk-UA"/>
+        </w:rPr>
+        <w:t>ArgumentException</w:t>
+      </w:r>
+      <w:proofErr w:type="spellEnd"/>
+      <w:r>
+        <w:rPr>
+          <w:rFonts w:ascii="Courier New" w:hAnsi="Courier New" w:cs="Courier New"/>
+          <w:color w:val="000000" w:themeColor="text1"/>
+          <w:lang w:val="uk-UA"/>
+        </w:rPr>
+        <w:t xml:space="preserve"> </w:t>
+      </w:r>
+      <w:proofErr w:type="spellStart"/>
+      <w:r>
+        <w:rPr>
+          <w:rFonts w:ascii="Courier New" w:hAnsi="Courier New" w:cs="Courier New"/>
+          <w:color w:val="000000" w:themeColor="text1"/>
+          <w:lang w:val="uk-UA"/>
+        </w:rPr>
+        <w:t>ex</w:t>
+      </w:r>
+      <w:proofErr w:type="spellEnd"/>
+      <w:r>
+        <w:rPr>
+          <w:rFonts w:ascii="Courier New" w:hAnsi="Courier New" w:cs="Courier New"/>
+          <w:color w:val="000000" w:themeColor="text1"/>
+          <w:lang w:val="uk-UA"/>
+        </w:rPr>
+        <w:t>)</w:t>
       </w:r>
       <w:r>
         <w:rPr>
@@ -2013,7 +4560,43 @@
           <w:lang w:val="uk-UA"/>
         </w:rPr>
         <w:br/>
-        <w:t xml:space="preserve">                Console.WriteLine($"Помилка створення курсу: {ex.Message}");</w:t>
+        <w:t xml:space="preserve">                </w:t>
+      </w:r>
+      <w:proofErr w:type="spellStart"/>
+      <w:r>
+        <w:rPr>
+          <w:rFonts w:ascii="Courier New" w:hAnsi="Courier New" w:cs="Courier New"/>
+          <w:color w:val="000000" w:themeColor="text1"/>
+          <w:lang w:val="uk-UA"/>
+        </w:rPr>
+        <w:t>Console.WriteLine</w:t>
+      </w:r>
+      <w:proofErr w:type="spellEnd"/>
+      <w:r>
+        <w:rPr>
+          <w:rFonts w:ascii="Courier New" w:hAnsi="Courier New" w:cs="Courier New"/>
+          <w:color w:val="000000" w:themeColor="text1"/>
+          <w:lang w:val="uk-UA"/>
+        </w:rPr>
+        <w:t>($"Помилка створення курсу: {</w:t>
+      </w:r>
+      <w:proofErr w:type="spellStart"/>
+      <w:r>
+        <w:rPr>
+          <w:rFonts w:ascii="Courier New" w:hAnsi="Courier New" w:cs="Courier New"/>
+          <w:color w:val="000000" w:themeColor="text1"/>
+          <w:lang w:val="uk-UA"/>
+        </w:rPr>
+        <w:t>ex.Message</w:t>
+      </w:r>
+      <w:proofErr w:type="spellEnd"/>
+      <w:r>
+        <w:rPr>
+          <w:rFonts w:ascii="Courier New" w:hAnsi="Courier New" w:cs="Courier New"/>
+          <w:color w:val="000000" w:themeColor="text1"/>
+          <w:lang w:val="uk-UA"/>
+        </w:rPr>
+        <w:t>}");</w:t>
       </w:r>
       <w:r>
         <w:rPr>
@@ -2877,31 +5460,104 @@
           <w:lang w:val="uk-UA"/>
         </w:rPr>
       </w:pPr>
-      <w:r>
-        <w:rPr>
-          <w:rFonts w:ascii="Courier New" w:hAnsi="Courier New" w:cs="Courier New"/>
-          <w:color w:val="000000" w:themeColor="text1"/>
-          <w:lang w:val="uk-UA"/>
-        </w:rPr>
-        <w:t>namespace abstract_factory;</w:t>
-      </w:r>
-      <w:r>
-        <w:rPr>
-          <w:rFonts w:ascii="Courier New" w:hAnsi="Courier New" w:cs="Courier New"/>
-          <w:color w:val="000000" w:themeColor="text1"/>
-          <w:lang w:val="uk-UA"/>
-        </w:rPr>
-        <w:br/>
-      </w:r>
-      <w:r>
-        <w:rPr>
-          <w:rFonts w:ascii="Courier New" w:hAnsi="Courier New" w:cs="Courier New"/>
-          <w:color w:val="000000" w:themeColor="text1"/>
-          <w:lang w:val="uk-UA"/>
-        </w:rPr>
-        <w:br/>
-        <w:t>public interface IUIFactory</w:t>
-      </w:r>
+      <w:proofErr w:type="spellStart"/>
+      <w:r>
+        <w:rPr>
+          <w:rFonts w:ascii="Courier New" w:hAnsi="Courier New" w:cs="Courier New"/>
+          <w:color w:val="000000" w:themeColor="text1"/>
+          <w:lang w:val="uk-UA"/>
+        </w:rPr>
+        <w:t>namespace</w:t>
+      </w:r>
+      <w:proofErr w:type="spellEnd"/>
+      <w:r>
+        <w:rPr>
+          <w:rFonts w:ascii="Courier New" w:hAnsi="Courier New" w:cs="Courier New"/>
+          <w:color w:val="000000" w:themeColor="text1"/>
+          <w:lang w:val="uk-UA"/>
+        </w:rPr>
+        <w:t xml:space="preserve"> </w:t>
+      </w:r>
+      <w:proofErr w:type="spellStart"/>
+      <w:r>
+        <w:rPr>
+          <w:rFonts w:ascii="Courier New" w:hAnsi="Courier New" w:cs="Courier New"/>
+          <w:color w:val="000000" w:themeColor="text1"/>
+          <w:lang w:val="uk-UA"/>
+        </w:rPr>
+        <w:t>abstract_factory</w:t>
+      </w:r>
+      <w:proofErr w:type="spellEnd"/>
+      <w:r>
+        <w:rPr>
+          <w:rFonts w:ascii="Courier New" w:hAnsi="Courier New" w:cs="Courier New"/>
+          <w:color w:val="000000" w:themeColor="text1"/>
+          <w:lang w:val="uk-UA"/>
+        </w:rPr>
+        <w:t>;</w:t>
+      </w:r>
+      <w:r>
+        <w:rPr>
+          <w:rFonts w:ascii="Courier New" w:hAnsi="Courier New" w:cs="Courier New"/>
+          <w:color w:val="000000" w:themeColor="text1"/>
+          <w:lang w:val="uk-UA"/>
+        </w:rPr>
+        <w:br/>
+      </w:r>
+      <w:r>
+        <w:rPr>
+          <w:rFonts w:ascii="Courier New" w:hAnsi="Courier New" w:cs="Courier New"/>
+          <w:color w:val="000000" w:themeColor="text1"/>
+          <w:lang w:val="uk-UA"/>
+        </w:rPr>
+        <w:br/>
+      </w:r>
+      <w:proofErr w:type="spellStart"/>
+      <w:r>
+        <w:rPr>
+          <w:rFonts w:ascii="Courier New" w:hAnsi="Courier New" w:cs="Courier New"/>
+          <w:color w:val="000000" w:themeColor="text1"/>
+          <w:lang w:val="uk-UA"/>
+        </w:rPr>
+        <w:t>public</w:t>
+      </w:r>
+      <w:proofErr w:type="spellEnd"/>
+      <w:r>
+        <w:rPr>
+          <w:rFonts w:ascii="Courier New" w:hAnsi="Courier New" w:cs="Courier New"/>
+          <w:color w:val="000000" w:themeColor="text1"/>
+          <w:lang w:val="uk-UA"/>
+        </w:rPr>
+        <w:t xml:space="preserve"> </w:t>
+      </w:r>
+      <w:proofErr w:type="spellStart"/>
+      <w:r>
+        <w:rPr>
+          <w:rFonts w:ascii="Courier New" w:hAnsi="Courier New" w:cs="Courier New"/>
+          <w:color w:val="000000" w:themeColor="text1"/>
+          <w:lang w:val="uk-UA"/>
+        </w:rPr>
+        <w:t>interface</w:t>
+      </w:r>
+      <w:proofErr w:type="spellEnd"/>
+      <w:r>
+        <w:rPr>
+          <w:rFonts w:ascii="Courier New" w:hAnsi="Courier New" w:cs="Courier New"/>
+          <w:color w:val="000000" w:themeColor="text1"/>
+          <w:lang w:val="uk-UA"/>
+        </w:rPr>
+        <w:t xml:space="preserve"> </w:t>
+      </w:r>
+      <w:proofErr w:type="spellStart"/>
+      <w:r>
+        <w:rPr>
+          <w:rFonts w:ascii="Courier New" w:hAnsi="Courier New" w:cs="Courier New"/>
+          <w:color w:val="000000" w:themeColor="text1"/>
+          <w:lang w:val="uk-UA"/>
+        </w:rPr>
+        <w:t>IUIFactory</w:t>
+      </w:r>
+      <w:proofErr w:type="spellEnd"/>
       <w:r>
         <w:rPr>
           <w:rFonts w:ascii="Courier New" w:hAnsi="Courier New" w:cs="Courier New"/>
@@ -2918,16 +5574,88 @@
           <w:lang w:val="uk-UA"/>
         </w:rPr>
         <w:br/>
-        <w:t xml:space="preserve">    IButton CreateButton();</w:t>
-      </w:r>
-      <w:r>
-        <w:rPr>
-          <w:rFonts w:ascii="Courier New" w:hAnsi="Courier New" w:cs="Courier New"/>
-          <w:color w:val="000000" w:themeColor="text1"/>
-          <w:lang w:val="uk-UA"/>
-        </w:rPr>
-        <w:br/>
-        <w:t xml:space="preserve">    ICheckbox CreateCheckbox();</w:t>
+        <w:t xml:space="preserve">    </w:t>
+      </w:r>
+      <w:proofErr w:type="spellStart"/>
+      <w:r>
+        <w:rPr>
+          <w:rFonts w:ascii="Courier New" w:hAnsi="Courier New" w:cs="Courier New"/>
+          <w:color w:val="000000" w:themeColor="text1"/>
+          <w:lang w:val="uk-UA"/>
+        </w:rPr>
+        <w:t>IButton</w:t>
+      </w:r>
+      <w:proofErr w:type="spellEnd"/>
+      <w:r>
+        <w:rPr>
+          <w:rFonts w:ascii="Courier New" w:hAnsi="Courier New" w:cs="Courier New"/>
+          <w:color w:val="000000" w:themeColor="text1"/>
+          <w:lang w:val="uk-UA"/>
+        </w:rPr>
+        <w:t xml:space="preserve"> </w:t>
+      </w:r>
+      <w:proofErr w:type="spellStart"/>
+      <w:r>
+        <w:rPr>
+          <w:rFonts w:ascii="Courier New" w:hAnsi="Courier New" w:cs="Courier New"/>
+          <w:color w:val="000000" w:themeColor="text1"/>
+          <w:lang w:val="uk-UA"/>
+        </w:rPr>
+        <w:t>CreateButton</w:t>
+      </w:r>
+      <w:proofErr w:type="spellEnd"/>
+      <w:r>
+        <w:rPr>
+          <w:rFonts w:ascii="Courier New" w:hAnsi="Courier New" w:cs="Courier New"/>
+          <w:color w:val="000000" w:themeColor="text1"/>
+          <w:lang w:val="uk-UA"/>
+        </w:rPr>
+        <w:t>();</w:t>
+      </w:r>
+      <w:r>
+        <w:rPr>
+          <w:rFonts w:ascii="Courier New" w:hAnsi="Courier New" w:cs="Courier New"/>
+          <w:color w:val="000000" w:themeColor="text1"/>
+          <w:lang w:val="uk-UA"/>
+        </w:rPr>
+        <w:br/>
+        <w:t xml:space="preserve">    </w:t>
+      </w:r>
+      <w:proofErr w:type="spellStart"/>
+      <w:r>
+        <w:rPr>
+          <w:rFonts w:ascii="Courier New" w:hAnsi="Courier New" w:cs="Courier New"/>
+          <w:color w:val="000000" w:themeColor="text1"/>
+          <w:lang w:val="uk-UA"/>
+        </w:rPr>
+        <w:t>ICheckbox</w:t>
+      </w:r>
+      <w:proofErr w:type="spellEnd"/>
+      <w:r>
+        <w:rPr>
+          <w:rFonts w:ascii="Courier New" w:hAnsi="Courier New" w:cs="Courier New"/>
+          <w:color w:val="000000" w:themeColor="text1"/>
+          <w:lang w:val="uk-UA"/>
+        </w:rPr>
+        <w:t xml:space="preserve"> </w:t>
+      </w:r>
+      <w:proofErr w:type="spellStart"/>
+      <w:r>
+        <w:rPr>
+          <w:rFonts w:ascii="Courier New" w:hAnsi="Courier New" w:cs="Courier New"/>
+          <w:color w:val="000000" w:themeColor="text1"/>
+          <w:lang w:val="uk-UA"/>
+        </w:rPr>
+        <w:t>CreateCheckbox</w:t>
+      </w:r>
+      <w:proofErr w:type="spellEnd"/>
+      <w:r>
+        <w:rPr>
+          <w:rFonts w:ascii="Courier New" w:hAnsi="Courier New" w:cs="Courier New"/>
+          <w:color w:val="000000" w:themeColor="text1"/>
+          <w:lang w:val="uk-UA"/>
+        </w:rPr>
+        <w:t>();</w:t>
       </w:r>
       <w:r>
         <w:rPr>
@@ -2999,31 +5727,104 @@
           <w:lang w:val="uk-UA"/>
         </w:rPr>
       </w:pPr>
-      <w:r>
-        <w:rPr>
-          <w:rFonts w:ascii="Courier New" w:hAnsi="Courier New" w:cs="Courier New"/>
-          <w:color w:val="000000" w:themeColor="text1"/>
-          <w:lang w:val="uk-UA"/>
-        </w:rPr>
-        <w:t>namespace abstract_factory;</w:t>
-      </w:r>
-      <w:r>
-        <w:rPr>
-          <w:rFonts w:ascii="Courier New" w:hAnsi="Courier New" w:cs="Courier New"/>
-          <w:color w:val="000000" w:themeColor="text1"/>
-          <w:lang w:val="uk-UA"/>
-        </w:rPr>
-        <w:br/>
-      </w:r>
-      <w:r>
-        <w:rPr>
-          <w:rFonts w:ascii="Courier New" w:hAnsi="Courier New" w:cs="Courier New"/>
-          <w:color w:val="000000" w:themeColor="text1"/>
-          <w:lang w:val="uk-UA"/>
-        </w:rPr>
-        <w:br/>
-        <w:t>public interface IButton</w:t>
-      </w:r>
+      <w:proofErr w:type="spellStart"/>
+      <w:r>
+        <w:rPr>
+          <w:rFonts w:ascii="Courier New" w:hAnsi="Courier New" w:cs="Courier New"/>
+          <w:color w:val="000000" w:themeColor="text1"/>
+          <w:lang w:val="uk-UA"/>
+        </w:rPr>
+        <w:t>namespace</w:t>
+      </w:r>
+      <w:proofErr w:type="spellEnd"/>
+      <w:r>
+        <w:rPr>
+          <w:rFonts w:ascii="Courier New" w:hAnsi="Courier New" w:cs="Courier New"/>
+          <w:color w:val="000000" w:themeColor="text1"/>
+          <w:lang w:val="uk-UA"/>
+        </w:rPr>
+        <w:t xml:space="preserve"> </w:t>
+      </w:r>
+      <w:proofErr w:type="spellStart"/>
+      <w:r>
+        <w:rPr>
+          <w:rFonts w:ascii="Courier New" w:hAnsi="Courier New" w:cs="Courier New"/>
+          <w:color w:val="000000" w:themeColor="text1"/>
+          <w:lang w:val="uk-UA"/>
+        </w:rPr>
+        <w:t>abstract_factory</w:t>
+      </w:r>
+      <w:proofErr w:type="spellEnd"/>
+      <w:r>
+        <w:rPr>
+          <w:rFonts w:ascii="Courier New" w:hAnsi="Courier New" w:cs="Courier New"/>
+          <w:color w:val="000000" w:themeColor="text1"/>
+          <w:lang w:val="uk-UA"/>
+        </w:rPr>
+        <w:t>;</w:t>
+      </w:r>
+      <w:r>
+        <w:rPr>
+          <w:rFonts w:ascii="Courier New" w:hAnsi="Courier New" w:cs="Courier New"/>
+          <w:color w:val="000000" w:themeColor="text1"/>
+          <w:lang w:val="uk-UA"/>
+        </w:rPr>
+        <w:br/>
+      </w:r>
+      <w:r>
+        <w:rPr>
+          <w:rFonts w:ascii="Courier New" w:hAnsi="Courier New" w:cs="Courier New"/>
+          <w:color w:val="000000" w:themeColor="text1"/>
+          <w:lang w:val="uk-UA"/>
+        </w:rPr>
+        <w:br/>
+      </w:r>
+      <w:proofErr w:type="spellStart"/>
+      <w:r>
+        <w:rPr>
+          <w:rFonts w:ascii="Courier New" w:hAnsi="Courier New" w:cs="Courier New"/>
+          <w:color w:val="000000" w:themeColor="text1"/>
+          <w:lang w:val="uk-UA"/>
+        </w:rPr>
+        <w:t>public</w:t>
+      </w:r>
+      <w:proofErr w:type="spellEnd"/>
+      <w:r>
+        <w:rPr>
+          <w:rFonts w:ascii="Courier New" w:hAnsi="Courier New" w:cs="Courier New"/>
+          <w:color w:val="000000" w:themeColor="text1"/>
+          <w:lang w:val="uk-UA"/>
+        </w:rPr>
+        <w:t xml:space="preserve"> </w:t>
+      </w:r>
+      <w:proofErr w:type="spellStart"/>
+      <w:r>
+        <w:rPr>
+          <w:rFonts w:ascii="Courier New" w:hAnsi="Courier New" w:cs="Courier New"/>
+          <w:color w:val="000000" w:themeColor="text1"/>
+          <w:lang w:val="uk-UA"/>
+        </w:rPr>
+        <w:t>interface</w:t>
+      </w:r>
+      <w:proofErr w:type="spellEnd"/>
+      <w:r>
+        <w:rPr>
+          <w:rFonts w:ascii="Courier New" w:hAnsi="Courier New" w:cs="Courier New"/>
+          <w:color w:val="000000" w:themeColor="text1"/>
+          <w:lang w:val="uk-UA"/>
+        </w:rPr>
+        <w:t xml:space="preserve"> </w:t>
+      </w:r>
+      <w:proofErr w:type="spellStart"/>
+      <w:r>
+        <w:rPr>
+          <w:rFonts w:ascii="Courier New" w:hAnsi="Courier New" w:cs="Courier New"/>
+          <w:color w:val="000000" w:themeColor="text1"/>
+          <w:lang w:val="uk-UA"/>
+        </w:rPr>
+        <w:t>IButton</w:t>
+      </w:r>
+      <w:proofErr w:type="spellEnd"/>
       <w:r>
         <w:rPr>
           <w:rFonts w:ascii="Courier New" w:hAnsi="Courier New" w:cs="Courier New"/>
@@ -3040,16 +5841,88 @@
           <w:lang w:val="uk-UA"/>
         </w:rPr>
         <w:br/>
-        <w:t xml:space="preserve">    void Render();</w:t>
-      </w:r>
-      <w:r>
-        <w:rPr>
-          <w:rFonts w:ascii="Courier New" w:hAnsi="Courier New" w:cs="Courier New"/>
-          <w:color w:val="000000" w:themeColor="text1"/>
-          <w:lang w:val="uk-UA"/>
-        </w:rPr>
-        <w:br/>
-        <w:t xml:space="preserve">    void OnClick();</w:t>
+        <w:t xml:space="preserve">    </w:t>
+      </w:r>
+      <w:proofErr w:type="spellStart"/>
+      <w:r>
+        <w:rPr>
+          <w:rFonts w:ascii="Courier New" w:hAnsi="Courier New" w:cs="Courier New"/>
+          <w:color w:val="000000" w:themeColor="text1"/>
+          <w:lang w:val="uk-UA"/>
+        </w:rPr>
+        <w:t>void</w:t>
+      </w:r>
+      <w:proofErr w:type="spellEnd"/>
+      <w:r>
+        <w:rPr>
+          <w:rFonts w:ascii="Courier New" w:hAnsi="Courier New" w:cs="Courier New"/>
+          <w:color w:val="000000" w:themeColor="text1"/>
+          <w:lang w:val="uk-UA"/>
+        </w:rPr>
+        <w:t xml:space="preserve"> </w:t>
+      </w:r>
+      <w:proofErr w:type="spellStart"/>
+      <w:r>
+        <w:rPr>
+          <w:rFonts w:ascii="Courier New" w:hAnsi="Courier New" w:cs="Courier New"/>
+          <w:color w:val="000000" w:themeColor="text1"/>
+          <w:lang w:val="uk-UA"/>
+        </w:rPr>
+        <w:t>Render</w:t>
+      </w:r>
+      <w:proofErr w:type="spellEnd"/>
+      <w:r>
+        <w:rPr>
+          <w:rFonts w:ascii="Courier New" w:hAnsi="Courier New" w:cs="Courier New"/>
+          <w:color w:val="000000" w:themeColor="text1"/>
+          <w:lang w:val="uk-UA"/>
+        </w:rPr>
+        <w:t>();</w:t>
+      </w:r>
+      <w:r>
+        <w:rPr>
+          <w:rFonts w:ascii="Courier New" w:hAnsi="Courier New" w:cs="Courier New"/>
+          <w:color w:val="000000" w:themeColor="text1"/>
+          <w:lang w:val="uk-UA"/>
+        </w:rPr>
+        <w:br/>
+        <w:t xml:space="preserve">    </w:t>
+      </w:r>
+      <w:proofErr w:type="spellStart"/>
+      <w:r>
+        <w:rPr>
+          <w:rFonts w:ascii="Courier New" w:hAnsi="Courier New" w:cs="Courier New"/>
+          <w:color w:val="000000" w:themeColor="text1"/>
+          <w:lang w:val="uk-UA"/>
+        </w:rPr>
+        <w:t>void</w:t>
+      </w:r>
+      <w:proofErr w:type="spellEnd"/>
+      <w:r>
+        <w:rPr>
+          <w:rFonts w:ascii="Courier New" w:hAnsi="Courier New" w:cs="Courier New"/>
+          <w:color w:val="000000" w:themeColor="text1"/>
+          <w:lang w:val="uk-UA"/>
+        </w:rPr>
+        <w:t xml:space="preserve"> </w:t>
+      </w:r>
+      <w:proofErr w:type="spellStart"/>
+      <w:r>
+        <w:rPr>
+          <w:rFonts w:ascii="Courier New" w:hAnsi="Courier New" w:cs="Courier New"/>
+          <w:color w:val="000000" w:themeColor="text1"/>
+          <w:lang w:val="uk-UA"/>
+        </w:rPr>
+        <w:t>OnClick</w:t>
+      </w:r>
+      <w:proofErr w:type="spellEnd"/>
+      <w:r>
+        <w:rPr>
+          <w:rFonts w:ascii="Courier New" w:hAnsi="Courier New" w:cs="Courier New"/>
+          <w:color w:val="000000" w:themeColor="text1"/>
+          <w:lang w:val="uk-UA"/>
+        </w:rPr>
+        <w:t>();</w:t>
       </w:r>
       <w:r>
         <w:rPr>
@@ -3121,31 +5994,104 @@
           <w:lang w:val="uk-UA"/>
         </w:rPr>
       </w:pPr>
-      <w:r>
-        <w:rPr>
-          <w:rFonts w:ascii="Courier New" w:hAnsi="Courier New" w:cs="Courier New"/>
-          <w:color w:val="000000" w:themeColor="text1"/>
-          <w:lang w:val="uk-UA"/>
-        </w:rPr>
-        <w:t>namespace abstract_factory;</w:t>
-      </w:r>
-      <w:r>
-        <w:rPr>
-          <w:rFonts w:ascii="Courier New" w:hAnsi="Courier New" w:cs="Courier New"/>
-          <w:color w:val="000000" w:themeColor="text1"/>
-          <w:lang w:val="uk-UA"/>
-        </w:rPr>
-        <w:br/>
-      </w:r>
-      <w:r>
-        <w:rPr>
-          <w:rFonts w:ascii="Courier New" w:hAnsi="Courier New" w:cs="Courier New"/>
-          <w:color w:val="000000" w:themeColor="text1"/>
-          <w:lang w:val="uk-UA"/>
-        </w:rPr>
-        <w:br/>
-        <w:t>public interface ICheckbox</w:t>
-      </w:r>
+      <w:proofErr w:type="spellStart"/>
+      <w:r>
+        <w:rPr>
+          <w:rFonts w:ascii="Courier New" w:hAnsi="Courier New" w:cs="Courier New"/>
+          <w:color w:val="000000" w:themeColor="text1"/>
+          <w:lang w:val="uk-UA"/>
+        </w:rPr>
+        <w:t>namespace</w:t>
+      </w:r>
+      <w:proofErr w:type="spellEnd"/>
+      <w:r>
+        <w:rPr>
+          <w:rFonts w:ascii="Courier New" w:hAnsi="Courier New" w:cs="Courier New"/>
+          <w:color w:val="000000" w:themeColor="text1"/>
+          <w:lang w:val="uk-UA"/>
+        </w:rPr>
+        <w:t xml:space="preserve"> </w:t>
+      </w:r>
+      <w:proofErr w:type="spellStart"/>
+      <w:r>
+        <w:rPr>
+          <w:rFonts w:ascii="Courier New" w:hAnsi="Courier New" w:cs="Courier New"/>
+          <w:color w:val="000000" w:themeColor="text1"/>
+          <w:lang w:val="uk-UA"/>
+        </w:rPr>
+        <w:t>abstract_factory</w:t>
+      </w:r>
+      <w:proofErr w:type="spellEnd"/>
+      <w:r>
+        <w:rPr>
+          <w:rFonts w:ascii="Courier New" w:hAnsi="Courier New" w:cs="Courier New"/>
+          <w:color w:val="000000" w:themeColor="text1"/>
+          <w:lang w:val="uk-UA"/>
+        </w:rPr>
+        <w:t>;</w:t>
+      </w:r>
+      <w:r>
+        <w:rPr>
+          <w:rFonts w:ascii="Courier New" w:hAnsi="Courier New" w:cs="Courier New"/>
+          <w:color w:val="000000" w:themeColor="text1"/>
+          <w:lang w:val="uk-UA"/>
+        </w:rPr>
+        <w:br/>
+      </w:r>
+      <w:r>
+        <w:rPr>
+          <w:rFonts w:ascii="Courier New" w:hAnsi="Courier New" w:cs="Courier New"/>
+          <w:color w:val="000000" w:themeColor="text1"/>
+          <w:lang w:val="uk-UA"/>
+        </w:rPr>
+        <w:br/>
+      </w:r>
+      <w:proofErr w:type="spellStart"/>
+      <w:r>
+        <w:rPr>
+          <w:rFonts w:ascii="Courier New" w:hAnsi="Courier New" w:cs="Courier New"/>
+          <w:color w:val="000000" w:themeColor="text1"/>
+          <w:lang w:val="uk-UA"/>
+        </w:rPr>
+        <w:t>public</w:t>
+      </w:r>
+      <w:proofErr w:type="spellEnd"/>
+      <w:r>
+        <w:rPr>
+          <w:rFonts w:ascii="Courier New" w:hAnsi="Courier New" w:cs="Courier New"/>
+          <w:color w:val="000000" w:themeColor="text1"/>
+          <w:lang w:val="uk-UA"/>
+        </w:rPr>
+        <w:t xml:space="preserve"> </w:t>
+      </w:r>
+      <w:proofErr w:type="spellStart"/>
+      <w:r>
+        <w:rPr>
+          <w:rFonts w:ascii="Courier New" w:hAnsi="Courier New" w:cs="Courier New"/>
+          <w:color w:val="000000" w:themeColor="text1"/>
+          <w:lang w:val="uk-UA"/>
+        </w:rPr>
+        <w:t>interface</w:t>
+      </w:r>
+      <w:proofErr w:type="spellEnd"/>
+      <w:r>
+        <w:rPr>
+          <w:rFonts w:ascii="Courier New" w:hAnsi="Courier New" w:cs="Courier New"/>
+          <w:color w:val="000000" w:themeColor="text1"/>
+          <w:lang w:val="uk-UA"/>
+        </w:rPr>
+        <w:t xml:space="preserve"> </w:t>
+      </w:r>
+      <w:proofErr w:type="spellStart"/>
+      <w:r>
+        <w:rPr>
+          <w:rFonts w:ascii="Courier New" w:hAnsi="Courier New" w:cs="Courier New"/>
+          <w:color w:val="000000" w:themeColor="text1"/>
+          <w:lang w:val="uk-UA"/>
+        </w:rPr>
+        <w:t>ICheckbox</w:t>
+      </w:r>
+      <w:proofErr w:type="spellEnd"/>
       <w:r>
         <w:rPr>
           <w:rFonts w:ascii="Courier New" w:hAnsi="Courier New" w:cs="Courier New"/>
@@ -3162,16 +6108,88 @@
           <w:lang w:val="uk-UA"/>
         </w:rPr>
         <w:br/>
-        <w:t xml:space="preserve">    void Render();</w:t>
-      </w:r>
-      <w:r>
-        <w:rPr>
-          <w:rFonts w:ascii="Courier New" w:hAnsi="Courier New" w:cs="Courier New"/>
-          <w:color w:val="000000" w:themeColor="text1"/>
-          <w:lang w:val="uk-UA"/>
-        </w:rPr>
-        <w:br/>
-        <w:t xml:space="preserve">    void OnClick();</w:t>
+        <w:t xml:space="preserve">    </w:t>
+      </w:r>
+      <w:proofErr w:type="spellStart"/>
+      <w:r>
+        <w:rPr>
+          <w:rFonts w:ascii="Courier New" w:hAnsi="Courier New" w:cs="Courier New"/>
+          <w:color w:val="000000" w:themeColor="text1"/>
+          <w:lang w:val="uk-UA"/>
+        </w:rPr>
+        <w:t>void</w:t>
+      </w:r>
+      <w:proofErr w:type="spellEnd"/>
+      <w:r>
+        <w:rPr>
+          <w:rFonts w:ascii="Courier New" w:hAnsi="Courier New" w:cs="Courier New"/>
+          <w:color w:val="000000" w:themeColor="text1"/>
+          <w:lang w:val="uk-UA"/>
+        </w:rPr>
+        <w:t xml:space="preserve"> </w:t>
+      </w:r>
+      <w:proofErr w:type="spellStart"/>
+      <w:r>
+        <w:rPr>
+          <w:rFonts w:ascii="Courier New" w:hAnsi="Courier New" w:cs="Courier New"/>
+          <w:color w:val="000000" w:themeColor="text1"/>
+          <w:lang w:val="uk-UA"/>
+        </w:rPr>
+        <w:t>Render</w:t>
+      </w:r>
+      <w:proofErr w:type="spellEnd"/>
+      <w:r>
+        <w:rPr>
+          <w:rFonts w:ascii="Courier New" w:hAnsi="Courier New" w:cs="Courier New"/>
+          <w:color w:val="000000" w:themeColor="text1"/>
+          <w:lang w:val="uk-UA"/>
+        </w:rPr>
+        <w:t>();</w:t>
+      </w:r>
+      <w:r>
+        <w:rPr>
+          <w:rFonts w:ascii="Courier New" w:hAnsi="Courier New" w:cs="Courier New"/>
+          <w:color w:val="000000" w:themeColor="text1"/>
+          <w:lang w:val="uk-UA"/>
+        </w:rPr>
+        <w:br/>
+        <w:t xml:space="preserve">    </w:t>
+      </w:r>
+      <w:proofErr w:type="spellStart"/>
+      <w:r>
+        <w:rPr>
+          <w:rFonts w:ascii="Courier New" w:hAnsi="Courier New" w:cs="Courier New"/>
+          <w:color w:val="000000" w:themeColor="text1"/>
+          <w:lang w:val="uk-UA"/>
+        </w:rPr>
+        <w:t>void</w:t>
+      </w:r>
+      <w:proofErr w:type="spellEnd"/>
+      <w:r>
+        <w:rPr>
+          <w:rFonts w:ascii="Courier New" w:hAnsi="Courier New" w:cs="Courier New"/>
+          <w:color w:val="000000" w:themeColor="text1"/>
+          <w:lang w:val="uk-UA"/>
+        </w:rPr>
+        <w:t xml:space="preserve"> </w:t>
+      </w:r>
+      <w:proofErr w:type="spellStart"/>
+      <w:r>
+        <w:rPr>
+          <w:rFonts w:ascii="Courier New" w:hAnsi="Courier New" w:cs="Courier New"/>
+          <w:color w:val="000000" w:themeColor="text1"/>
+          <w:lang w:val="uk-UA"/>
+        </w:rPr>
+        <w:t>OnClick</w:t>
+      </w:r>
+      <w:proofErr w:type="spellEnd"/>
+      <w:r>
+        <w:rPr>
+          <w:rFonts w:ascii="Courier New" w:hAnsi="Courier New" w:cs="Courier New"/>
+          <w:color w:val="000000" w:themeColor="text1"/>
+          <w:lang w:val="uk-UA"/>
+        </w:rPr>
+        <w:t>();</w:t>
       </w:r>
       <w:r>
         <w:rPr>
@@ -3243,31 +6261,122 @@
           <w:lang w:val="uk-UA"/>
         </w:rPr>
       </w:pPr>
-      <w:r>
-        <w:rPr>
-          <w:rFonts w:ascii="Courier New" w:hAnsi="Courier New" w:cs="Courier New"/>
-          <w:color w:val="000000" w:themeColor="text1"/>
-          <w:lang w:val="uk-UA"/>
-        </w:rPr>
-        <w:t>namespace abstract_factory;</w:t>
-      </w:r>
-      <w:r>
-        <w:rPr>
-          <w:rFonts w:ascii="Courier New" w:hAnsi="Courier New" w:cs="Courier New"/>
-          <w:color w:val="000000" w:themeColor="text1"/>
-          <w:lang w:val="uk-UA"/>
-        </w:rPr>
-        <w:br/>
-      </w:r>
-      <w:r>
-        <w:rPr>
-          <w:rFonts w:ascii="Courier New" w:hAnsi="Courier New" w:cs="Courier New"/>
-          <w:color w:val="000000" w:themeColor="text1"/>
-          <w:lang w:val="uk-UA"/>
-        </w:rPr>
-        <w:br/>
-        <w:t>public class WindowsFactory : IUIFactory</w:t>
-      </w:r>
+      <w:proofErr w:type="spellStart"/>
+      <w:r>
+        <w:rPr>
+          <w:rFonts w:ascii="Courier New" w:hAnsi="Courier New" w:cs="Courier New"/>
+          <w:color w:val="000000" w:themeColor="text1"/>
+          <w:lang w:val="uk-UA"/>
+        </w:rPr>
+        <w:t>namespace</w:t>
+      </w:r>
+      <w:proofErr w:type="spellEnd"/>
+      <w:r>
+        <w:rPr>
+          <w:rFonts w:ascii="Courier New" w:hAnsi="Courier New" w:cs="Courier New"/>
+          <w:color w:val="000000" w:themeColor="text1"/>
+          <w:lang w:val="uk-UA"/>
+        </w:rPr>
+        <w:t xml:space="preserve"> </w:t>
+      </w:r>
+      <w:proofErr w:type="spellStart"/>
+      <w:r>
+        <w:rPr>
+          <w:rFonts w:ascii="Courier New" w:hAnsi="Courier New" w:cs="Courier New"/>
+          <w:color w:val="000000" w:themeColor="text1"/>
+          <w:lang w:val="uk-UA"/>
+        </w:rPr>
+        <w:t>abstract_factory</w:t>
+      </w:r>
+      <w:proofErr w:type="spellEnd"/>
+      <w:r>
+        <w:rPr>
+          <w:rFonts w:ascii="Courier New" w:hAnsi="Courier New" w:cs="Courier New"/>
+          <w:color w:val="000000" w:themeColor="text1"/>
+          <w:lang w:val="uk-UA"/>
+        </w:rPr>
+        <w:t>;</w:t>
+      </w:r>
+      <w:r>
+        <w:rPr>
+          <w:rFonts w:ascii="Courier New" w:hAnsi="Courier New" w:cs="Courier New"/>
+          <w:color w:val="000000" w:themeColor="text1"/>
+          <w:lang w:val="uk-UA"/>
+        </w:rPr>
+        <w:br/>
+      </w:r>
+      <w:r>
+        <w:rPr>
+          <w:rFonts w:ascii="Courier New" w:hAnsi="Courier New" w:cs="Courier New"/>
+          <w:color w:val="000000" w:themeColor="text1"/>
+          <w:lang w:val="uk-UA"/>
+        </w:rPr>
+        <w:br/>
+      </w:r>
+      <w:proofErr w:type="spellStart"/>
+      <w:r>
+        <w:rPr>
+          <w:rFonts w:ascii="Courier New" w:hAnsi="Courier New" w:cs="Courier New"/>
+          <w:color w:val="000000" w:themeColor="text1"/>
+          <w:lang w:val="uk-UA"/>
+        </w:rPr>
+        <w:t>public</w:t>
+      </w:r>
+      <w:proofErr w:type="spellEnd"/>
+      <w:r>
+        <w:rPr>
+          <w:rFonts w:ascii="Courier New" w:hAnsi="Courier New" w:cs="Courier New"/>
+          <w:color w:val="000000" w:themeColor="text1"/>
+          <w:lang w:val="uk-UA"/>
+        </w:rPr>
+        <w:t xml:space="preserve"> </w:t>
+      </w:r>
+      <w:proofErr w:type="spellStart"/>
+      <w:r>
+        <w:rPr>
+          <w:rFonts w:ascii="Courier New" w:hAnsi="Courier New" w:cs="Courier New"/>
+          <w:color w:val="000000" w:themeColor="text1"/>
+          <w:lang w:val="uk-UA"/>
+        </w:rPr>
+        <w:t>class</w:t>
+      </w:r>
+      <w:proofErr w:type="spellEnd"/>
+      <w:r>
+        <w:rPr>
+          <w:rFonts w:ascii="Courier New" w:hAnsi="Courier New" w:cs="Courier New"/>
+          <w:color w:val="000000" w:themeColor="text1"/>
+          <w:lang w:val="uk-UA"/>
+        </w:rPr>
+        <w:t xml:space="preserve"> </w:t>
+      </w:r>
+      <w:proofErr w:type="spellStart"/>
+      <w:r>
+        <w:rPr>
+          <w:rFonts w:ascii="Courier New" w:hAnsi="Courier New" w:cs="Courier New"/>
+          <w:color w:val="000000" w:themeColor="text1"/>
+          <w:lang w:val="uk-UA"/>
+        </w:rPr>
+        <w:t>WindowsFactory</w:t>
+      </w:r>
+      <w:proofErr w:type="spellEnd"/>
+      <w:r>
+        <w:rPr>
+          <w:rFonts w:ascii="Courier New" w:hAnsi="Courier New" w:cs="Courier New"/>
+          <w:color w:val="000000" w:themeColor="text1"/>
+          <w:lang w:val="uk-UA"/>
+        </w:rPr>
+        <w:t xml:space="preserve"> : </w:t>
+      </w:r>
+      <w:proofErr w:type="spellStart"/>
+      <w:r>
+        <w:rPr>
+          <w:rFonts w:ascii="Courier New" w:hAnsi="Courier New" w:cs="Courier New"/>
+          <w:color w:val="000000" w:themeColor="text1"/>
+          <w:lang w:val="uk-UA"/>
+        </w:rPr>
+        <w:t>IUIFactory</w:t>
+      </w:r>
+      <w:proofErr w:type="spellEnd"/>
       <w:r>
         <w:rPr>
           <w:rFonts w:ascii="Courier New" w:hAnsi="Courier New" w:cs="Courier New"/>
@@ -3284,7 +6393,61 @@
           <w:lang w:val="uk-UA"/>
         </w:rPr>
         <w:br/>
-        <w:t xml:space="preserve">    public IButton CreateButton()</w:t>
+        <w:t xml:space="preserve">    </w:t>
+      </w:r>
+      <w:proofErr w:type="spellStart"/>
+      <w:r>
+        <w:rPr>
+          <w:rFonts w:ascii="Courier New" w:hAnsi="Courier New" w:cs="Courier New"/>
+          <w:color w:val="000000" w:themeColor="text1"/>
+          <w:lang w:val="uk-UA"/>
+        </w:rPr>
+        <w:t>public</w:t>
+      </w:r>
+      <w:proofErr w:type="spellEnd"/>
+      <w:r>
+        <w:rPr>
+          <w:rFonts w:ascii="Courier New" w:hAnsi="Courier New" w:cs="Courier New"/>
+          <w:color w:val="000000" w:themeColor="text1"/>
+          <w:lang w:val="uk-UA"/>
+        </w:rPr>
+        <w:t xml:space="preserve"> </w:t>
+      </w:r>
+      <w:proofErr w:type="spellStart"/>
+      <w:r>
+        <w:rPr>
+          <w:rFonts w:ascii="Courier New" w:hAnsi="Courier New" w:cs="Courier New"/>
+          <w:color w:val="000000" w:themeColor="text1"/>
+          <w:lang w:val="uk-UA"/>
+        </w:rPr>
+        <w:t>IButton</w:t>
+      </w:r>
+      <w:proofErr w:type="spellEnd"/>
+      <w:r>
+        <w:rPr>
+          <w:rFonts w:ascii="Courier New" w:hAnsi="Courier New" w:cs="Courier New"/>
+          <w:color w:val="000000" w:themeColor="text1"/>
+          <w:lang w:val="uk-UA"/>
+        </w:rPr>
+        <w:t xml:space="preserve"> </w:t>
+      </w:r>
+      <w:proofErr w:type="spellStart"/>
+      <w:r>
+        <w:rPr>
+          <w:rFonts w:ascii="Courier New" w:hAnsi="Courier New" w:cs="Courier New"/>
+          <w:color w:val="000000" w:themeColor="text1"/>
+          <w:lang w:val="uk-UA"/>
+        </w:rPr>
+        <w:t>CreateButton</w:t>
+      </w:r>
+      <w:proofErr w:type="spellEnd"/>
+      <w:r>
+        <w:rPr>
+          <w:rFonts w:ascii="Courier New" w:hAnsi="Courier New" w:cs="Courier New"/>
+          <w:color w:val="000000" w:themeColor="text1"/>
+          <w:lang w:val="uk-UA"/>
+        </w:rPr>
+        <w:t>()</w:t>
       </w:r>
       <w:r>
         <w:rPr>
@@ -3302,7 +6465,61 @@
           <w:lang w:val="uk-UA"/>
         </w:rPr>
         <w:br/>
-        <w:t xml:space="preserve">        return new WindowsButton();</w:t>
+        <w:t xml:space="preserve">        </w:t>
+      </w:r>
+      <w:proofErr w:type="spellStart"/>
+      <w:r>
+        <w:rPr>
+          <w:rFonts w:ascii="Courier New" w:hAnsi="Courier New" w:cs="Courier New"/>
+          <w:color w:val="000000" w:themeColor="text1"/>
+          <w:lang w:val="uk-UA"/>
+        </w:rPr>
+        <w:t>return</w:t>
+      </w:r>
+      <w:proofErr w:type="spellEnd"/>
+      <w:r>
+        <w:rPr>
+          <w:rFonts w:ascii="Courier New" w:hAnsi="Courier New" w:cs="Courier New"/>
+          <w:color w:val="000000" w:themeColor="text1"/>
+          <w:lang w:val="uk-UA"/>
+        </w:rPr>
+        <w:t xml:space="preserve"> </w:t>
+      </w:r>
+      <w:proofErr w:type="spellStart"/>
+      <w:r>
+        <w:rPr>
+          <w:rFonts w:ascii="Courier New" w:hAnsi="Courier New" w:cs="Courier New"/>
+          <w:color w:val="000000" w:themeColor="text1"/>
+          <w:lang w:val="uk-UA"/>
+        </w:rPr>
+        <w:t>new</w:t>
+      </w:r>
+      <w:proofErr w:type="spellEnd"/>
+      <w:r>
+        <w:rPr>
+          <w:rFonts w:ascii="Courier New" w:hAnsi="Courier New" w:cs="Courier New"/>
+          <w:color w:val="000000" w:themeColor="text1"/>
+          <w:lang w:val="uk-UA"/>
+        </w:rPr>
+        <w:t xml:space="preserve"> </w:t>
+      </w:r>
+      <w:proofErr w:type="spellStart"/>
+      <w:r>
+        <w:rPr>
+          <w:rFonts w:ascii="Courier New" w:hAnsi="Courier New" w:cs="Courier New"/>
+          <w:color w:val="000000" w:themeColor="text1"/>
+          <w:lang w:val="uk-UA"/>
+        </w:rPr>
+        <w:t>WindowsButton</w:t>
+      </w:r>
+      <w:proofErr w:type="spellEnd"/>
+      <w:r>
+        <w:rPr>
+          <w:rFonts w:ascii="Courier New" w:hAnsi="Courier New" w:cs="Courier New"/>
+          <w:color w:val="000000" w:themeColor="text1"/>
+          <w:lang w:val="uk-UA"/>
+        </w:rPr>
+        <w:t>();</w:t>
       </w:r>
       <w:r>
         <w:rPr>
@@ -3328,7 +6545,61 @@
           <w:lang w:val="uk-UA"/>
         </w:rPr>
         <w:br/>
-        <w:t xml:space="preserve">    public ICheckbox CreateCheckbox()</w:t>
+        <w:t xml:space="preserve">    </w:t>
+      </w:r>
+      <w:proofErr w:type="spellStart"/>
+      <w:r>
+        <w:rPr>
+          <w:rFonts w:ascii="Courier New" w:hAnsi="Courier New" w:cs="Courier New"/>
+          <w:color w:val="000000" w:themeColor="text1"/>
+          <w:lang w:val="uk-UA"/>
+        </w:rPr>
+        <w:t>public</w:t>
+      </w:r>
+      <w:proofErr w:type="spellEnd"/>
+      <w:r>
+        <w:rPr>
+          <w:rFonts w:ascii="Courier New" w:hAnsi="Courier New" w:cs="Courier New"/>
+          <w:color w:val="000000" w:themeColor="text1"/>
+          <w:lang w:val="uk-UA"/>
+        </w:rPr>
+        <w:t xml:space="preserve"> </w:t>
+      </w:r>
+      <w:proofErr w:type="spellStart"/>
+      <w:r>
+        <w:rPr>
+          <w:rFonts w:ascii="Courier New" w:hAnsi="Courier New" w:cs="Courier New"/>
+          <w:color w:val="000000" w:themeColor="text1"/>
+          <w:lang w:val="uk-UA"/>
+        </w:rPr>
+        <w:t>ICheckbox</w:t>
+      </w:r>
+      <w:proofErr w:type="spellEnd"/>
+      <w:r>
+        <w:rPr>
+          <w:rFonts w:ascii="Courier New" w:hAnsi="Courier New" w:cs="Courier New"/>
+          <w:color w:val="000000" w:themeColor="text1"/>
+          <w:lang w:val="uk-UA"/>
+        </w:rPr>
+        <w:t xml:space="preserve"> </w:t>
+      </w:r>
+      <w:proofErr w:type="spellStart"/>
+      <w:r>
+        <w:rPr>
+          <w:rFonts w:ascii="Courier New" w:hAnsi="Courier New" w:cs="Courier New"/>
+          <w:color w:val="000000" w:themeColor="text1"/>
+          <w:lang w:val="uk-UA"/>
+        </w:rPr>
+        <w:t>CreateCheckbox</w:t>
+      </w:r>
+      <w:proofErr w:type="spellEnd"/>
+      <w:r>
+        <w:rPr>
+          <w:rFonts w:ascii="Courier New" w:hAnsi="Courier New" w:cs="Courier New"/>
+          <w:color w:val="000000" w:themeColor="text1"/>
+          <w:lang w:val="uk-UA"/>
+        </w:rPr>
+        <w:t>()</w:t>
       </w:r>
       <w:r>
         <w:rPr>
@@ -3346,7 +6617,61 @@
           <w:lang w:val="uk-UA"/>
         </w:rPr>
         <w:br/>
-        <w:t xml:space="preserve">        return new WindowsCheckbox();</w:t>
+        <w:t xml:space="preserve">        </w:t>
+      </w:r>
+      <w:proofErr w:type="spellStart"/>
+      <w:r>
+        <w:rPr>
+          <w:rFonts w:ascii="Courier New" w:hAnsi="Courier New" w:cs="Courier New"/>
+          <w:color w:val="000000" w:themeColor="text1"/>
+          <w:lang w:val="uk-UA"/>
+        </w:rPr>
+        <w:t>return</w:t>
+      </w:r>
+      <w:proofErr w:type="spellEnd"/>
+      <w:r>
+        <w:rPr>
+          <w:rFonts w:ascii="Courier New" w:hAnsi="Courier New" w:cs="Courier New"/>
+          <w:color w:val="000000" w:themeColor="text1"/>
+          <w:lang w:val="uk-UA"/>
+        </w:rPr>
+        <w:t xml:space="preserve"> </w:t>
+      </w:r>
+      <w:proofErr w:type="spellStart"/>
+      <w:r>
+        <w:rPr>
+          <w:rFonts w:ascii="Courier New" w:hAnsi="Courier New" w:cs="Courier New"/>
+          <w:color w:val="000000" w:themeColor="text1"/>
+          <w:lang w:val="uk-UA"/>
+        </w:rPr>
+        <w:t>new</w:t>
+      </w:r>
+      <w:proofErr w:type="spellEnd"/>
+      <w:r>
+        <w:rPr>
+          <w:rFonts w:ascii="Courier New" w:hAnsi="Courier New" w:cs="Courier New"/>
+          <w:color w:val="000000" w:themeColor="text1"/>
+          <w:lang w:val="uk-UA"/>
+        </w:rPr>
+        <w:t xml:space="preserve"> </w:t>
+      </w:r>
+      <w:proofErr w:type="spellStart"/>
+      <w:r>
+        <w:rPr>
+          <w:rFonts w:ascii="Courier New" w:hAnsi="Courier New" w:cs="Courier New"/>
+          <w:color w:val="000000" w:themeColor="text1"/>
+          <w:lang w:val="uk-UA"/>
+        </w:rPr>
+        <w:t>WindowsCheckbox</w:t>
+      </w:r>
+      <w:proofErr w:type="spellEnd"/>
+      <w:r>
+        <w:rPr>
+          <w:rFonts w:ascii="Courier New" w:hAnsi="Courier New" w:cs="Courier New"/>
+          <w:color w:val="000000" w:themeColor="text1"/>
+          <w:lang w:val="uk-UA"/>
+        </w:rPr>
+        <w:t>();</w:t>
       </w:r>
       <w:r>
         <w:rPr>
@@ -3427,31 +6752,122 @@
           <w:lang w:val="uk-UA"/>
         </w:rPr>
       </w:pPr>
-      <w:r>
-        <w:rPr>
-          <w:rFonts w:ascii="Courier New" w:hAnsi="Courier New" w:cs="Courier New"/>
-          <w:color w:val="000000" w:themeColor="text1"/>
-          <w:lang w:val="uk-UA"/>
-        </w:rPr>
-        <w:t>namespace abstract_factory;</w:t>
-      </w:r>
-      <w:r>
-        <w:rPr>
-          <w:rFonts w:ascii="Courier New" w:hAnsi="Courier New" w:cs="Courier New"/>
-          <w:color w:val="000000" w:themeColor="text1"/>
-          <w:lang w:val="uk-UA"/>
-        </w:rPr>
-        <w:br/>
-      </w:r>
-      <w:r>
-        <w:rPr>
-          <w:rFonts w:ascii="Courier New" w:hAnsi="Courier New" w:cs="Courier New"/>
-          <w:color w:val="000000" w:themeColor="text1"/>
-          <w:lang w:val="uk-UA"/>
-        </w:rPr>
-        <w:br/>
-        <w:t>public class WindowsButton : IButton</w:t>
-      </w:r>
+      <w:proofErr w:type="spellStart"/>
+      <w:r>
+        <w:rPr>
+          <w:rFonts w:ascii="Courier New" w:hAnsi="Courier New" w:cs="Courier New"/>
+          <w:color w:val="000000" w:themeColor="text1"/>
+          <w:lang w:val="uk-UA"/>
+        </w:rPr>
+        <w:t>namespace</w:t>
+      </w:r>
+      <w:proofErr w:type="spellEnd"/>
+      <w:r>
+        <w:rPr>
+          <w:rFonts w:ascii="Courier New" w:hAnsi="Courier New" w:cs="Courier New"/>
+          <w:color w:val="000000" w:themeColor="text1"/>
+          <w:lang w:val="uk-UA"/>
+        </w:rPr>
+        <w:t xml:space="preserve"> </w:t>
+      </w:r>
+      <w:proofErr w:type="spellStart"/>
+      <w:r>
+        <w:rPr>
+          <w:rFonts w:ascii="Courier New" w:hAnsi="Courier New" w:cs="Courier New"/>
+          <w:color w:val="000000" w:themeColor="text1"/>
+          <w:lang w:val="uk-UA"/>
+        </w:rPr>
+        <w:t>abstract_factory</w:t>
+      </w:r>
+      <w:proofErr w:type="spellEnd"/>
+      <w:r>
+        <w:rPr>
+          <w:rFonts w:ascii="Courier New" w:hAnsi="Courier New" w:cs="Courier New"/>
+          <w:color w:val="000000" w:themeColor="text1"/>
+          <w:lang w:val="uk-UA"/>
+        </w:rPr>
+        <w:t>;</w:t>
+      </w:r>
+      <w:r>
+        <w:rPr>
+          <w:rFonts w:ascii="Courier New" w:hAnsi="Courier New" w:cs="Courier New"/>
+          <w:color w:val="000000" w:themeColor="text1"/>
+          <w:lang w:val="uk-UA"/>
+        </w:rPr>
+        <w:br/>
+      </w:r>
+      <w:r>
+        <w:rPr>
+          <w:rFonts w:ascii="Courier New" w:hAnsi="Courier New" w:cs="Courier New"/>
+          <w:color w:val="000000" w:themeColor="text1"/>
+          <w:lang w:val="uk-UA"/>
+        </w:rPr>
+        <w:br/>
+      </w:r>
+      <w:proofErr w:type="spellStart"/>
+      <w:r>
+        <w:rPr>
+          <w:rFonts w:ascii="Courier New" w:hAnsi="Courier New" w:cs="Courier New"/>
+          <w:color w:val="000000" w:themeColor="text1"/>
+          <w:lang w:val="uk-UA"/>
+        </w:rPr>
+        <w:t>public</w:t>
+      </w:r>
+      <w:proofErr w:type="spellEnd"/>
+      <w:r>
+        <w:rPr>
+          <w:rFonts w:ascii="Courier New" w:hAnsi="Courier New" w:cs="Courier New"/>
+          <w:color w:val="000000" w:themeColor="text1"/>
+          <w:lang w:val="uk-UA"/>
+        </w:rPr>
+        <w:t xml:space="preserve"> </w:t>
+      </w:r>
+      <w:proofErr w:type="spellStart"/>
+      <w:r>
+        <w:rPr>
+          <w:rFonts w:ascii="Courier New" w:hAnsi="Courier New" w:cs="Courier New"/>
+          <w:color w:val="000000" w:themeColor="text1"/>
+          <w:lang w:val="uk-UA"/>
+        </w:rPr>
+        <w:t>class</w:t>
+      </w:r>
+      <w:proofErr w:type="spellEnd"/>
+      <w:r>
+        <w:rPr>
+          <w:rFonts w:ascii="Courier New" w:hAnsi="Courier New" w:cs="Courier New"/>
+          <w:color w:val="000000" w:themeColor="text1"/>
+          <w:lang w:val="uk-UA"/>
+        </w:rPr>
+        <w:t xml:space="preserve"> </w:t>
+      </w:r>
+      <w:proofErr w:type="spellStart"/>
+      <w:r>
+        <w:rPr>
+          <w:rFonts w:ascii="Courier New" w:hAnsi="Courier New" w:cs="Courier New"/>
+          <w:color w:val="000000" w:themeColor="text1"/>
+          <w:lang w:val="uk-UA"/>
+        </w:rPr>
+        <w:t>WindowsButton</w:t>
+      </w:r>
+      <w:proofErr w:type="spellEnd"/>
+      <w:r>
+        <w:rPr>
+          <w:rFonts w:ascii="Courier New" w:hAnsi="Courier New" w:cs="Courier New"/>
+          <w:color w:val="000000" w:themeColor="text1"/>
+          <w:lang w:val="uk-UA"/>
+        </w:rPr>
+        <w:t xml:space="preserve"> : </w:t>
+      </w:r>
+      <w:proofErr w:type="spellStart"/>
+      <w:r>
+        <w:rPr>
+          <w:rFonts w:ascii="Courier New" w:hAnsi="Courier New" w:cs="Courier New"/>
+          <w:color w:val="000000" w:themeColor="text1"/>
+          <w:lang w:val="uk-UA"/>
+        </w:rPr>
+        <w:t>IButton</w:t>
+      </w:r>
+      <w:proofErr w:type="spellEnd"/>
       <w:r>
         <w:rPr>
           <w:rFonts w:ascii="Courier New" w:hAnsi="Courier New" w:cs="Courier New"/>
@@ -3468,7 +6884,61 @@
           <w:lang w:val="uk-UA"/>
         </w:rPr>
         <w:br/>
-        <w:t xml:space="preserve">    public void Render()</w:t>
+        <w:t xml:space="preserve">    </w:t>
+      </w:r>
+      <w:proofErr w:type="spellStart"/>
+      <w:r>
+        <w:rPr>
+          <w:rFonts w:ascii="Courier New" w:hAnsi="Courier New" w:cs="Courier New"/>
+          <w:color w:val="000000" w:themeColor="text1"/>
+          <w:lang w:val="uk-UA"/>
+        </w:rPr>
+        <w:t>public</w:t>
+      </w:r>
+      <w:proofErr w:type="spellEnd"/>
+      <w:r>
+        <w:rPr>
+          <w:rFonts w:ascii="Courier New" w:hAnsi="Courier New" w:cs="Courier New"/>
+          <w:color w:val="000000" w:themeColor="text1"/>
+          <w:lang w:val="uk-UA"/>
+        </w:rPr>
+        <w:t xml:space="preserve"> </w:t>
+      </w:r>
+      <w:proofErr w:type="spellStart"/>
+      <w:r>
+        <w:rPr>
+          <w:rFonts w:ascii="Courier New" w:hAnsi="Courier New" w:cs="Courier New"/>
+          <w:color w:val="000000" w:themeColor="text1"/>
+          <w:lang w:val="uk-UA"/>
+        </w:rPr>
+        <w:t>void</w:t>
+      </w:r>
+      <w:proofErr w:type="spellEnd"/>
+      <w:r>
+        <w:rPr>
+          <w:rFonts w:ascii="Courier New" w:hAnsi="Courier New" w:cs="Courier New"/>
+          <w:color w:val="000000" w:themeColor="text1"/>
+          <w:lang w:val="uk-UA"/>
+        </w:rPr>
+        <w:t xml:space="preserve"> </w:t>
+      </w:r>
+      <w:proofErr w:type="spellStart"/>
+      <w:r>
+        <w:rPr>
+          <w:rFonts w:ascii="Courier New" w:hAnsi="Courier New" w:cs="Courier New"/>
+          <w:color w:val="000000" w:themeColor="text1"/>
+          <w:lang w:val="uk-UA"/>
+        </w:rPr>
+        <w:t>Render</w:t>
+      </w:r>
+      <w:proofErr w:type="spellEnd"/>
+      <w:r>
+        <w:rPr>
+          <w:rFonts w:ascii="Courier New" w:hAnsi="Courier New" w:cs="Courier New"/>
+          <w:color w:val="000000" w:themeColor="text1"/>
+          <w:lang w:val="uk-UA"/>
+        </w:rPr>
+        <w:t>()</w:t>
       </w:r>
       <w:r>
         <w:rPr>
@@ -3486,7 +6956,61 @@
           <w:lang w:val="uk-UA"/>
         </w:rPr>
         <w:br/>
-        <w:t xml:space="preserve">        Console.WriteLine("Малюємо Windows кнопку у стилі Fluent Design.");</w:t>
+        <w:t xml:space="preserve">        </w:t>
+      </w:r>
+      <w:proofErr w:type="spellStart"/>
+      <w:r>
+        <w:rPr>
+          <w:rFonts w:ascii="Courier New" w:hAnsi="Courier New" w:cs="Courier New"/>
+          <w:color w:val="000000" w:themeColor="text1"/>
+          <w:lang w:val="uk-UA"/>
+        </w:rPr>
+        <w:t>Console.WriteLine</w:t>
+      </w:r>
+      <w:proofErr w:type="spellEnd"/>
+      <w:r>
+        <w:rPr>
+          <w:rFonts w:ascii="Courier New" w:hAnsi="Courier New" w:cs="Courier New"/>
+          <w:color w:val="000000" w:themeColor="text1"/>
+          <w:lang w:val="uk-UA"/>
+        </w:rPr>
+        <w:t xml:space="preserve">("Малюємо Windows кнопку у стилі </w:t>
+      </w:r>
+      <w:proofErr w:type="spellStart"/>
+      <w:r>
+        <w:rPr>
+          <w:rFonts w:ascii="Courier New" w:hAnsi="Courier New" w:cs="Courier New"/>
+          <w:color w:val="000000" w:themeColor="text1"/>
+          <w:lang w:val="uk-UA"/>
+        </w:rPr>
+        <w:t>Fluent</w:t>
+      </w:r>
+      <w:proofErr w:type="spellEnd"/>
+      <w:r>
+        <w:rPr>
+          <w:rFonts w:ascii="Courier New" w:hAnsi="Courier New" w:cs="Courier New"/>
+          <w:color w:val="000000" w:themeColor="text1"/>
+          <w:lang w:val="uk-UA"/>
+        </w:rPr>
+        <w:t xml:space="preserve"> </w:t>
+      </w:r>
+      <w:proofErr w:type="spellStart"/>
+      <w:r>
+        <w:rPr>
+          <w:rFonts w:ascii="Courier New" w:hAnsi="Courier New" w:cs="Courier New"/>
+          <w:color w:val="000000" w:themeColor="text1"/>
+          <w:lang w:val="uk-UA"/>
+        </w:rPr>
+        <w:t>Design</w:t>
+      </w:r>
+      <w:proofErr w:type="spellEnd"/>
+      <w:r>
+        <w:rPr>
+          <w:rFonts w:ascii="Courier New" w:hAnsi="Courier New" w:cs="Courier New"/>
+          <w:color w:val="000000" w:themeColor="text1"/>
+          <w:lang w:val="uk-UA"/>
+        </w:rPr>
+        <w:t>.");</w:t>
       </w:r>
       <w:r>
         <w:rPr>
@@ -3520,7 +7044,61 @@
           <w:lang w:val="uk-UA"/>
         </w:rPr>
         <w:br/>
-        <w:t xml:space="preserve">    public void OnClick()</w:t>
+        <w:t xml:space="preserve">    </w:t>
+      </w:r>
+      <w:proofErr w:type="spellStart"/>
+      <w:r>
+        <w:rPr>
+          <w:rFonts w:ascii="Courier New" w:hAnsi="Courier New" w:cs="Courier New"/>
+          <w:color w:val="000000" w:themeColor="text1"/>
+          <w:lang w:val="uk-UA"/>
+        </w:rPr>
+        <w:t>public</w:t>
+      </w:r>
+      <w:proofErr w:type="spellEnd"/>
+      <w:r>
+        <w:rPr>
+          <w:rFonts w:ascii="Courier New" w:hAnsi="Courier New" w:cs="Courier New"/>
+          <w:color w:val="000000" w:themeColor="text1"/>
+          <w:lang w:val="uk-UA"/>
+        </w:rPr>
+        <w:t xml:space="preserve"> </w:t>
+      </w:r>
+      <w:proofErr w:type="spellStart"/>
+      <w:r>
+        <w:rPr>
+          <w:rFonts w:ascii="Courier New" w:hAnsi="Courier New" w:cs="Courier New"/>
+          <w:color w:val="000000" w:themeColor="text1"/>
+          <w:lang w:val="uk-UA"/>
+        </w:rPr>
+        <w:t>void</w:t>
+      </w:r>
+      <w:proofErr w:type="spellEnd"/>
+      <w:r>
+        <w:rPr>
+          <w:rFonts w:ascii="Courier New" w:hAnsi="Courier New" w:cs="Courier New"/>
+          <w:color w:val="000000" w:themeColor="text1"/>
+          <w:lang w:val="uk-UA"/>
+        </w:rPr>
+        <w:t xml:space="preserve"> </w:t>
+      </w:r>
+      <w:proofErr w:type="spellStart"/>
+      <w:r>
+        <w:rPr>
+          <w:rFonts w:ascii="Courier New" w:hAnsi="Courier New" w:cs="Courier New"/>
+          <w:color w:val="000000" w:themeColor="text1"/>
+          <w:lang w:val="uk-UA"/>
+        </w:rPr>
+        <w:t>OnClick</w:t>
+      </w:r>
+      <w:proofErr w:type="spellEnd"/>
+      <w:r>
+        <w:rPr>
+          <w:rFonts w:ascii="Courier New" w:hAnsi="Courier New" w:cs="Courier New"/>
+          <w:color w:val="000000" w:themeColor="text1"/>
+          <w:lang w:val="uk-UA"/>
+        </w:rPr>
+        <w:t>()</w:t>
       </w:r>
       <w:r>
         <w:rPr>
@@ -3538,7 +7116,25 @@
           <w:lang w:val="uk-UA"/>
         </w:rPr>
         <w:br/>
-        <w:t xml:space="preserve">        Console.WriteLine("Обробка натискання Windows кнопки.");</w:t>
+        <w:t xml:space="preserve">        </w:t>
+      </w:r>
+      <w:proofErr w:type="spellStart"/>
+      <w:r>
+        <w:rPr>
+          <w:rFonts w:ascii="Courier New" w:hAnsi="Courier New" w:cs="Courier New"/>
+          <w:color w:val="000000" w:themeColor="text1"/>
+          <w:lang w:val="uk-UA"/>
+        </w:rPr>
+        <w:t>Console.WriteLine</w:t>
+      </w:r>
+      <w:proofErr w:type="spellEnd"/>
+      <w:r>
+        <w:rPr>
+          <w:rFonts w:ascii="Courier New" w:hAnsi="Courier New" w:cs="Courier New"/>
+          <w:color w:val="000000" w:themeColor="text1"/>
+          <w:lang w:val="uk-UA"/>
+        </w:rPr>
+        <w:t>("Обробка натискання Windows кнопки.");</w:t>
       </w:r>
       <w:r>
         <w:rPr>
@@ -3619,31 +7215,122 @@
           <w:lang w:val="uk-UA"/>
         </w:rPr>
       </w:pPr>
-      <w:r>
-        <w:rPr>
-          <w:rFonts w:ascii="Courier New" w:hAnsi="Courier New" w:cs="Courier New"/>
-          <w:color w:val="000000" w:themeColor="text1"/>
-          <w:lang w:val="uk-UA"/>
-        </w:rPr>
-        <w:t>namespace abstract_factory;</w:t>
-      </w:r>
-      <w:r>
-        <w:rPr>
-          <w:rFonts w:ascii="Courier New" w:hAnsi="Courier New" w:cs="Courier New"/>
-          <w:color w:val="000000" w:themeColor="text1"/>
-          <w:lang w:val="uk-UA"/>
-        </w:rPr>
-        <w:br/>
-      </w:r>
-      <w:r>
-        <w:rPr>
-          <w:rFonts w:ascii="Courier New" w:hAnsi="Courier New" w:cs="Courier New"/>
-          <w:color w:val="000000" w:themeColor="text1"/>
-          <w:lang w:val="uk-UA"/>
-        </w:rPr>
-        <w:br/>
-        <w:t>public class WindowsCheckbox : ICheckbox</w:t>
-      </w:r>
+      <w:proofErr w:type="spellStart"/>
+      <w:r>
+        <w:rPr>
+          <w:rFonts w:ascii="Courier New" w:hAnsi="Courier New" w:cs="Courier New"/>
+          <w:color w:val="000000" w:themeColor="text1"/>
+          <w:lang w:val="uk-UA"/>
+        </w:rPr>
+        <w:t>namespace</w:t>
+      </w:r>
+      <w:proofErr w:type="spellEnd"/>
+      <w:r>
+        <w:rPr>
+          <w:rFonts w:ascii="Courier New" w:hAnsi="Courier New" w:cs="Courier New"/>
+          <w:color w:val="000000" w:themeColor="text1"/>
+          <w:lang w:val="uk-UA"/>
+        </w:rPr>
+        <w:t xml:space="preserve"> </w:t>
+      </w:r>
+      <w:proofErr w:type="spellStart"/>
+      <w:r>
+        <w:rPr>
+          <w:rFonts w:ascii="Courier New" w:hAnsi="Courier New" w:cs="Courier New"/>
+          <w:color w:val="000000" w:themeColor="text1"/>
+          <w:lang w:val="uk-UA"/>
+        </w:rPr>
+        <w:t>abstract_factory</w:t>
+      </w:r>
+      <w:proofErr w:type="spellEnd"/>
+      <w:r>
+        <w:rPr>
+          <w:rFonts w:ascii="Courier New" w:hAnsi="Courier New" w:cs="Courier New"/>
+          <w:color w:val="000000" w:themeColor="text1"/>
+          <w:lang w:val="uk-UA"/>
+        </w:rPr>
+        <w:t>;</w:t>
+      </w:r>
+      <w:r>
+        <w:rPr>
+          <w:rFonts w:ascii="Courier New" w:hAnsi="Courier New" w:cs="Courier New"/>
+          <w:color w:val="000000" w:themeColor="text1"/>
+          <w:lang w:val="uk-UA"/>
+        </w:rPr>
+        <w:br/>
+      </w:r>
+      <w:r>
+        <w:rPr>
+          <w:rFonts w:ascii="Courier New" w:hAnsi="Courier New" w:cs="Courier New"/>
+          <w:color w:val="000000" w:themeColor="text1"/>
+          <w:lang w:val="uk-UA"/>
+        </w:rPr>
+        <w:br/>
+      </w:r>
+      <w:proofErr w:type="spellStart"/>
+      <w:r>
+        <w:rPr>
+          <w:rFonts w:ascii="Courier New" w:hAnsi="Courier New" w:cs="Courier New"/>
+          <w:color w:val="000000" w:themeColor="text1"/>
+          <w:lang w:val="uk-UA"/>
+        </w:rPr>
+        <w:t>public</w:t>
+      </w:r>
+      <w:proofErr w:type="spellEnd"/>
+      <w:r>
+        <w:rPr>
+          <w:rFonts w:ascii="Courier New" w:hAnsi="Courier New" w:cs="Courier New"/>
+          <w:color w:val="000000" w:themeColor="text1"/>
+          <w:lang w:val="uk-UA"/>
+        </w:rPr>
+        <w:t xml:space="preserve"> </w:t>
+      </w:r>
+      <w:proofErr w:type="spellStart"/>
+      <w:r>
+        <w:rPr>
+          <w:rFonts w:ascii="Courier New" w:hAnsi="Courier New" w:cs="Courier New"/>
+          <w:color w:val="000000" w:themeColor="text1"/>
+          <w:lang w:val="uk-UA"/>
+        </w:rPr>
+        <w:t>class</w:t>
+      </w:r>
+      <w:proofErr w:type="spellEnd"/>
+      <w:r>
+        <w:rPr>
+          <w:rFonts w:ascii="Courier New" w:hAnsi="Courier New" w:cs="Courier New"/>
+          <w:color w:val="000000" w:themeColor="text1"/>
+          <w:lang w:val="uk-UA"/>
+        </w:rPr>
+        <w:t xml:space="preserve"> </w:t>
+      </w:r>
+      <w:proofErr w:type="spellStart"/>
+      <w:r>
+        <w:rPr>
+          <w:rFonts w:ascii="Courier New" w:hAnsi="Courier New" w:cs="Courier New"/>
+          <w:color w:val="000000" w:themeColor="text1"/>
+          <w:lang w:val="uk-UA"/>
+        </w:rPr>
+        <w:t>WindowsCheckbox</w:t>
+      </w:r>
+      <w:proofErr w:type="spellEnd"/>
+      <w:r>
+        <w:rPr>
+          <w:rFonts w:ascii="Courier New" w:hAnsi="Courier New" w:cs="Courier New"/>
+          <w:color w:val="000000" w:themeColor="text1"/>
+          <w:lang w:val="uk-UA"/>
+        </w:rPr>
+        <w:t xml:space="preserve"> : </w:t>
+      </w:r>
+      <w:proofErr w:type="spellStart"/>
+      <w:r>
+        <w:rPr>
+          <w:rFonts w:ascii="Courier New" w:hAnsi="Courier New" w:cs="Courier New"/>
+          <w:color w:val="000000" w:themeColor="text1"/>
+          <w:lang w:val="uk-UA"/>
+        </w:rPr>
+        <w:t>ICheckbox</w:t>
+      </w:r>
+      <w:proofErr w:type="spellEnd"/>
       <w:r>
         <w:rPr>
           <w:rFonts w:ascii="Courier New" w:hAnsi="Courier New" w:cs="Courier New"/>
@@ -3660,7 +7347,61 @@
           <w:lang w:val="uk-UA"/>
         </w:rPr>
         <w:br/>
-        <w:t xml:space="preserve">    public void Render()</w:t>
+        <w:t xml:space="preserve">    </w:t>
+      </w:r>
+      <w:proofErr w:type="spellStart"/>
+      <w:r>
+        <w:rPr>
+          <w:rFonts w:ascii="Courier New" w:hAnsi="Courier New" w:cs="Courier New"/>
+          <w:color w:val="000000" w:themeColor="text1"/>
+          <w:lang w:val="uk-UA"/>
+        </w:rPr>
+        <w:t>public</w:t>
+      </w:r>
+      <w:proofErr w:type="spellEnd"/>
+      <w:r>
+        <w:rPr>
+          <w:rFonts w:ascii="Courier New" w:hAnsi="Courier New" w:cs="Courier New"/>
+          <w:color w:val="000000" w:themeColor="text1"/>
+          <w:lang w:val="uk-UA"/>
+        </w:rPr>
+        <w:t xml:space="preserve"> </w:t>
+      </w:r>
+      <w:proofErr w:type="spellStart"/>
+      <w:r>
+        <w:rPr>
+          <w:rFonts w:ascii="Courier New" w:hAnsi="Courier New" w:cs="Courier New"/>
+          <w:color w:val="000000" w:themeColor="text1"/>
+          <w:lang w:val="uk-UA"/>
+        </w:rPr>
+        <w:t>void</w:t>
+      </w:r>
+      <w:proofErr w:type="spellEnd"/>
+      <w:r>
+        <w:rPr>
+          <w:rFonts w:ascii="Courier New" w:hAnsi="Courier New" w:cs="Courier New"/>
+          <w:color w:val="000000" w:themeColor="text1"/>
+          <w:lang w:val="uk-UA"/>
+        </w:rPr>
+        <w:t xml:space="preserve"> </w:t>
+      </w:r>
+      <w:proofErr w:type="spellStart"/>
+      <w:r>
+        <w:rPr>
+          <w:rFonts w:ascii="Courier New" w:hAnsi="Courier New" w:cs="Courier New"/>
+          <w:color w:val="000000" w:themeColor="text1"/>
+          <w:lang w:val="uk-UA"/>
+        </w:rPr>
+        <w:t>Render</w:t>
+      </w:r>
+      <w:proofErr w:type="spellEnd"/>
+      <w:r>
+        <w:rPr>
+          <w:rFonts w:ascii="Courier New" w:hAnsi="Courier New" w:cs="Courier New"/>
+          <w:color w:val="000000" w:themeColor="text1"/>
+          <w:lang w:val="uk-UA"/>
+        </w:rPr>
+        <w:t>()</w:t>
       </w:r>
       <w:r>
         <w:rPr>
@@ -3678,7 +7419,43 @@
           <w:lang w:val="uk-UA"/>
         </w:rPr>
         <w:br/>
-        <w:t xml:space="preserve">        Console.WriteLine("Малюємо Windows чекбокс.");</w:t>
+        <w:t xml:space="preserve">        </w:t>
+      </w:r>
+      <w:proofErr w:type="spellStart"/>
+      <w:r>
+        <w:rPr>
+          <w:rFonts w:ascii="Courier New" w:hAnsi="Courier New" w:cs="Courier New"/>
+          <w:color w:val="000000" w:themeColor="text1"/>
+          <w:lang w:val="uk-UA"/>
+        </w:rPr>
+        <w:t>Console.WriteLine</w:t>
+      </w:r>
+      <w:proofErr w:type="spellEnd"/>
+      <w:r>
+        <w:rPr>
+          <w:rFonts w:ascii="Courier New" w:hAnsi="Courier New" w:cs="Courier New"/>
+          <w:color w:val="000000" w:themeColor="text1"/>
+          <w:lang w:val="uk-UA"/>
+        </w:rPr>
+        <w:t xml:space="preserve">("Малюємо Windows </w:t>
+      </w:r>
+      <w:proofErr w:type="spellStart"/>
+      <w:r>
+        <w:rPr>
+          <w:rFonts w:ascii="Courier New" w:hAnsi="Courier New" w:cs="Courier New"/>
+          <w:color w:val="000000" w:themeColor="text1"/>
+          <w:lang w:val="uk-UA"/>
+        </w:rPr>
+        <w:t>чекбокс</w:t>
+      </w:r>
+      <w:proofErr w:type="spellEnd"/>
+      <w:r>
+        <w:rPr>
+          <w:rFonts w:ascii="Courier New" w:hAnsi="Courier New" w:cs="Courier New"/>
+          <w:color w:val="000000" w:themeColor="text1"/>
+          <w:lang w:val="uk-UA"/>
+        </w:rPr>
+        <w:t>.");</w:t>
       </w:r>
       <w:r>
         <w:rPr>
@@ -3704,7 +7481,61 @@
           <w:lang w:val="uk-UA"/>
         </w:rPr>
         <w:br/>
-        <w:t xml:space="preserve">    public void OnClick()</w:t>
+        <w:t xml:space="preserve">    </w:t>
+      </w:r>
+      <w:proofErr w:type="spellStart"/>
+      <w:r>
+        <w:rPr>
+          <w:rFonts w:ascii="Courier New" w:hAnsi="Courier New" w:cs="Courier New"/>
+          <w:color w:val="000000" w:themeColor="text1"/>
+          <w:lang w:val="uk-UA"/>
+        </w:rPr>
+        <w:t>public</w:t>
+      </w:r>
+      <w:proofErr w:type="spellEnd"/>
+      <w:r>
+        <w:rPr>
+          <w:rFonts w:ascii="Courier New" w:hAnsi="Courier New" w:cs="Courier New"/>
+          <w:color w:val="000000" w:themeColor="text1"/>
+          <w:lang w:val="uk-UA"/>
+        </w:rPr>
+        <w:t xml:space="preserve"> </w:t>
+      </w:r>
+      <w:proofErr w:type="spellStart"/>
+      <w:r>
+        <w:rPr>
+          <w:rFonts w:ascii="Courier New" w:hAnsi="Courier New" w:cs="Courier New"/>
+          <w:color w:val="000000" w:themeColor="text1"/>
+          <w:lang w:val="uk-UA"/>
+        </w:rPr>
+        <w:t>void</w:t>
+      </w:r>
+      <w:proofErr w:type="spellEnd"/>
+      <w:r>
+        <w:rPr>
+          <w:rFonts w:ascii="Courier New" w:hAnsi="Courier New" w:cs="Courier New"/>
+          <w:color w:val="000000" w:themeColor="text1"/>
+          <w:lang w:val="uk-UA"/>
+        </w:rPr>
+        <w:t xml:space="preserve"> </w:t>
+      </w:r>
+      <w:proofErr w:type="spellStart"/>
+      <w:r>
+        <w:rPr>
+          <w:rFonts w:ascii="Courier New" w:hAnsi="Courier New" w:cs="Courier New"/>
+          <w:color w:val="000000" w:themeColor="text1"/>
+          <w:lang w:val="uk-UA"/>
+        </w:rPr>
+        <w:t>OnClick</w:t>
+      </w:r>
+      <w:proofErr w:type="spellEnd"/>
+      <w:r>
+        <w:rPr>
+          <w:rFonts w:ascii="Courier New" w:hAnsi="Courier New" w:cs="Courier New"/>
+          <w:color w:val="000000" w:themeColor="text1"/>
+          <w:lang w:val="uk-UA"/>
+        </w:rPr>
+        <w:t>()</w:t>
       </w:r>
       <w:r>
         <w:rPr>
@@ -3722,7 +7553,43 @@
           <w:lang w:val="uk-UA"/>
         </w:rPr>
         <w:br/>
-        <w:t xml:space="preserve">        Console.WriteLine("Зміна стану Windows чекбокса.");</w:t>
+        <w:t xml:space="preserve">        </w:t>
+      </w:r>
+      <w:proofErr w:type="spellStart"/>
+      <w:r>
+        <w:rPr>
+          <w:rFonts w:ascii="Courier New" w:hAnsi="Courier New" w:cs="Courier New"/>
+          <w:color w:val="000000" w:themeColor="text1"/>
+          <w:lang w:val="uk-UA"/>
+        </w:rPr>
+        <w:t>Console.WriteLine</w:t>
+      </w:r>
+      <w:proofErr w:type="spellEnd"/>
+      <w:r>
+        <w:rPr>
+          <w:rFonts w:ascii="Courier New" w:hAnsi="Courier New" w:cs="Courier New"/>
+          <w:color w:val="000000" w:themeColor="text1"/>
+          <w:lang w:val="uk-UA"/>
+        </w:rPr>
+        <w:t xml:space="preserve">("Зміна стану Windows </w:t>
+      </w:r>
+      <w:proofErr w:type="spellStart"/>
+      <w:r>
+        <w:rPr>
+          <w:rFonts w:ascii="Courier New" w:hAnsi="Courier New" w:cs="Courier New"/>
+          <w:color w:val="000000" w:themeColor="text1"/>
+          <w:lang w:val="uk-UA"/>
+        </w:rPr>
+        <w:t>чекбокса</w:t>
+      </w:r>
+      <w:proofErr w:type="spellEnd"/>
+      <w:r>
+        <w:rPr>
+          <w:rFonts w:ascii="Courier New" w:hAnsi="Courier New" w:cs="Courier New"/>
+          <w:color w:val="000000" w:themeColor="text1"/>
+          <w:lang w:val="uk-UA"/>
+        </w:rPr>
+        <w:t>.");</w:t>
       </w:r>
       <w:r>
         <w:rPr>
@@ -3803,31 +7670,122 @@
           <w:lang w:val="uk-UA"/>
         </w:rPr>
       </w:pPr>
-      <w:r>
-        <w:rPr>
-          <w:rFonts w:ascii="Courier New" w:hAnsi="Courier New" w:cs="Courier New"/>
-          <w:color w:val="000000" w:themeColor="text1"/>
-          <w:lang w:val="uk-UA"/>
-        </w:rPr>
-        <w:t>namespace abstract_factory;</w:t>
-      </w:r>
-      <w:r>
-        <w:rPr>
-          <w:rFonts w:ascii="Courier New" w:hAnsi="Courier New" w:cs="Courier New"/>
-          <w:color w:val="000000" w:themeColor="text1"/>
-          <w:lang w:val="uk-UA"/>
-        </w:rPr>
-        <w:br/>
-      </w:r>
-      <w:r>
-        <w:rPr>
-          <w:rFonts w:ascii="Courier New" w:hAnsi="Courier New" w:cs="Courier New"/>
-          <w:color w:val="000000" w:themeColor="text1"/>
-          <w:lang w:val="uk-UA"/>
-        </w:rPr>
-        <w:br/>
-        <w:t>public class MacFactory: IUIFactory</w:t>
-      </w:r>
+      <w:proofErr w:type="spellStart"/>
+      <w:r>
+        <w:rPr>
+          <w:rFonts w:ascii="Courier New" w:hAnsi="Courier New" w:cs="Courier New"/>
+          <w:color w:val="000000" w:themeColor="text1"/>
+          <w:lang w:val="uk-UA"/>
+        </w:rPr>
+        <w:t>namespace</w:t>
+      </w:r>
+      <w:proofErr w:type="spellEnd"/>
+      <w:r>
+        <w:rPr>
+          <w:rFonts w:ascii="Courier New" w:hAnsi="Courier New" w:cs="Courier New"/>
+          <w:color w:val="000000" w:themeColor="text1"/>
+          <w:lang w:val="uk-UA"/>
+        </w:rPr>
+        <w:t xml:space="preserve"> </w:t>
+      </w:r>
+      <w:proofErr w:type="spellStart"/>
+      <w:r>
+        <w:rPr>
+          <w:rFonts w:ascii="Courier New" w:hAnsi="Courier New" w:cs="Courier New"/>
+          <w:color w:val="000000" w:themeColor="text1"/>
+          <w:lang w:val="uk-UA"/>
+        </w:rPr>
+        <w:t>abstract_factory</w:t>
+      </w:r>
+      <w:proofErr w:type="spellEnd"/>
+      <w:r>
+        <w:rPr>
+          <w:rFonts w:ascii="Courier New" w:hAnsi="Courier New" w:cs="Courier New"/>
+          <w:color w:val="000000" w:themeColor="text1"/>
+          <w:lang w:val="uk-UA"/>
+        </w:rPr>
+        <w:t>;</w:t>
+      </w:r>
+      <w:r>
+        <w:rPr>
+          <w:rFonts w:ascii="Courier New" w:hAnsi="Courier New" w:cs="Courier New"/>
+          <w:color w:val="000000" w:themeColor="text1"/>
+          <w:lang w:val="uk-UA"/>
+        </w:rPr>
+        <w:br/>
+      </w:r>
+      <w:r>
+        <w:rPr>
+          <w:rFonts w:ascii="Courier New" w:hAnsi="Courier New" w:cs="Courier New"/>
+          <w:color w:val="000000" w:themeColor="text1"/>
+          <w:lang w:val="uk-UA"/>
+        </w:rPr>
+        <w:br/>
+      </w:r>
+      <w:proofErr w:type="spellStart"/>
+      <w:r>
+        <w:rPr>
+          <w:rFonts w:ascii="Courier New" w:hAnsi="Courier New" w:cs="Courier New"/>
+          <w:color w:val="000000" w:themeColor="text1"/>
+          <w:lang w:val="uk-UA"/>
+        </w:rPr>
+        <w:t>public</w:t>
+      </w:r>
+      <w:proofErr w:type="spellEnd"/>
+      <w:r>
+        <w:rPr>
+          <w:rFonts w:ascii="Courier New" w:hAnsi="Courier New" w:cs="Courier New"/>
+          <w:color w:val="000000" w:themeColor="text1"/>
+          <w:lang w:val="uk-UA"/>
+        </w:rPr>
+        <w:t xml:space="preserve"> </w:t>
+      </w:r>
+      <w:proofErr w:type="spellStart"/>
+      <w:r>
+        <w:rPr>
+          <w:rFonts w:ascii="Courier New" w:hAnsi="Courier New" w:cs="Courier New"/>
+          <w:color w:val="000000" w:themeColor="text1"/>
+          <w:lang w:val="uk-UA"/>
+        </w:rPr>
+        <w:t>class</w:t>
+      </w:r>
+      <w:proofErr w:type="spellEnd"/>
+      <w:r>
+        <w:rPr>
+          <w:rFonts w:ascii="Courier New" w:hAnsi="Courier New" w:cs="Courier New"/>
+          <w:color w:val="000000" w:themeColor="text1"/>
+          <w:lang w:val="uk-UA"/>
+        </w:rPr>
+        <w:t xml:space="preserve"> </w:t>
+      </w:r>
+      <w:proofErr w:type="spellStart"/>
+      <w:r>
+        <w:rPr>
+          <w:rFonts w:ascii="Courier New" w:hAnsi="Courier New" w:cs="Courier New"/>
+          <w:color w:val="000000" w:themeColor="text1"/>
+          <w:lang w:val="uk-UA"/>
+        </w:rPr>
+        <w:t>MacFactory</w:t>
+      </w:r>
+      <w:proofErr w:type="spellEnd"/>
+      <w:r>
+        <w:rPr>
+          <w:rFonts w:ascii="Courier New" w:hAnsi="Courier New" w:cs="Courier New"/>
+          <w:color w:val="000000" w:themeColor="text1"/>
+          <w:lang w:val="uk-UA"/>
+        </w:rPr>
+        <w:t xml:space="preserve">: </w:t>
+      </w:r>
+      <w:proofErr w:type="spellStart"/>
+      <w:r>
+        <w:rPr>
+          <w:rFonts w:ascii="Courier New" w:hAnsi="Courier New" w:cs="Courier New"/>
+          <w:color w:val="000000" w:themeColor="text1"/>
+          <w:lang w:val="uk-UA"/>
+        </w:rPr>
+        <w:t>IUIFactory</w:t>
+      </w:r>
+      <w:proofErr w:type="spellEnd"/>
       <w:r>
         <w:rPr>
           <w:rFonts w:ascii="Courier New" w:hAnsi="Courier New" w:cs="Courier New"/>
@@ -3844,7 +7802,61 @@
           <w:lang w:val="uk-UA"/>
         </w:rPr>
         <w:br/>
-        <w:t xml:space="preserve">    public IButton CreateButton()</w:t>
+        <w:t xml:space="preserve">    </w:t>
+      </w:r>
+      <w:proofErr w:type="spellStart"/>
+      <w:r>
+        <w:rPr>
+          <w:rFonts w:ascii="Courier New" w:hAnsi="Courier New" w:cs="Courier New"/>
+          <w:color w:val="000000" w:themeColor="text1"/>
+          <w:lang w:val="uk-UA"/>
+        </w:rPr>
+        <w:t>public</w:t>
+      </w:r>
+      <w:proofErr w:type="spellEnd"/>
+      <w:r>
+        <w:rPr>
+          <w:rFonts w:ascii="Courier New" w:hAnsi="Courier New" w:cs="Courier New"/>
+          <w:color w:val="000000" w:themeColor="text1"/>
+          <w:lang w:val="uk-UA"/>
+        </w:rPr>
+        <w:t xml:space="preserve"> </w:t>
+      </w:r>
+      <w:proofErr w:type="spellStart"/>
+      <w:r>
+        <w:rPr>
+          <w:rFonts w:ascii="Courier New" w:hAnsi="Courier New" w:cs="Courier New"/>
+          <w:color w:val="000000" w:themeColor="text1"/>
+          <w:lang w:val="uk-UA"/>
+        </w:rPr>
+        <w:t>IButton</w:t>
+      </w:r>
+      <w:proofErr w:type="spellEnd"/>
+      <w:r>
+        <w:rPr>
+          <w:rFonts w:ascii="Courier New" w:hAnsi="Courier New" w:cs="Courier New"/>
+          <w:color w:val="000000" w:themeColor="text1"/>
+          <w:lang w:val="uk-UA"/>
+        </w:rPr>
+        <w:t xml:space="preserve"> </w:t>
+      </w:r>
+      <w:proofErr w:type="spellStart"/>
+      <w:r>
+        <w:rPr>
+          <w:rFonts w:ascii="Courier New" w:hAnsi="Courier New" w:cs="Courier New"/>
+          <w:color w:val="000000" w:themeColor="text1"/>
+          <w:lang w:val="uk-UA"/>
+        </w:rPr>
+        <w:t>CreateButton</w:t>
+      </w:r>
+      <w:proofErr w:type="spellEnd"/>
+      <w:r>
+        <w:rPr>
+          <w:rFonts w:ascii="Courier New" w:hAnsi="Courier New" w:cs="Courier New"/>
+          <w:color w:val="000000" w:themeColor="text1"/>
+          <w:lang w:val="uk-UA"/>
+        </w:rPr>
+        <w:t>()</w:t>
       </w:r>
       <w:r>
         <w:rPr>
@@ -3862,7 +7874,61 @@
           <w:lang w:val="uk-UA"/>
         </w:rPr>
         <w:br/>
-        <w:t xml:space="preserve">        return new MacButton();</w:t>
+        <w:t xml:space="preserve">        </w:t>
+      </w:r>
+      <w:proofErr w:type="spellStart"/>
+      <w:r>
+        <w:rPr>
+          <w:rFonts w:ascii="Courier New" w:hAnsi="Courier New" w:cs="Courier New"/>
+          <w:color w:val="000000" w:themeColor="text1"/>
+          <w:lang w:val="uk-UA"/>
+        </w:rPr>
+        <w:t>return</w:t>
+      </w:r>
+      <w:proofErr w:type="spellEnd"/>
+      <w:r>
+        <w:rPr>
+          <w:rFonts w:ascii="Courier New" w:hAnsi="Courier New" w:cs="Courier New"/>
+          <w:color w:val="000000" w:themeColor="text1"/>
+          <w:lang w:val="uk-UA"/>
+        </w:rPr>
+        <w:t xml:space="preserve"> </w:t>
+      </w:r>
+      <w:proofErr w:type="spellStart"/>
+      <w:r>
+        <w:rPr>
+          <w:rFonts w:ascii="Courier New" w:hAnsi="Courier New" w:cs="Courier New"/>
+          <w:color w:val="000000" w:themeColor="text1"/>
+          <w:lang w:val="uk-UA"/>
+        </w:rPr>
+        <w:t>new</w:t>
+      </w:r>
+      <w:proofErr w:type="spellEnd"/>
+      <w:r>
+        <w:rPr>
+          <w:rFonts w:ascii="Courier New" w:hAnsi="Courier New" w:cs="Courier New"/>
+          <w:color w:val="000000" w:themeColor="text1"/>
+          <w:lang w:val="uk-UA"/>
+        </w:rPr>
+        <w:t xml:space="preserve"> </w:t>
+      </w:r>
+      <w:proofErr w:type="spellStart"/>
+      <w:r>
+        <w:rPr>
+          <w:rFonts w:ascii="Courier New" w:hAnsi="Courier New" w:cs="Courier New"/>
+          <w:color w:val="000000" w:themeColor="text1"/>
+          <w:lang w:val="uk-UA"/>
+        </w:rPr>
+        <w:t>MacButton</w:t>
+      </w:r>
+      <w:proofErr w:type="spellEnd"/>
+      <w:r>
+        <w:rPr>
+          <w:rFonts w:ascii="Courier New" w:hAnsi="Courier New" w:cs="Courier New"/>
+          <w:color w:val="000000" w:themeColor="text1"/>
+          <w:lang w:val="uk-UA"/>
+        </w:rPr>
+        <w:t>();</w:t>
       </w:r>
       <w:r>
         <w:rPr>
@@ -3888,7 +7954,61 @@
           <w:lang w:val="uk-UA"/>
         </w:rPr>
         <w:br/>
-        <w:t xml:space="preserve">    public ICheckbox CreateCheckbox()</w:t>
+        <w:t xml:space="preserve">    </w:t>
+      </w:r>
+      <w:proofErr w:type="spellStart"/>
+      <w:r>
+        <w:rPr>
+          <w:rFonts w:ascii="Courier New" w:hAnsi="Courier New" w:cs="Courier New"/>
+          <w:color w:val="000000" w:themeColor="text1"/>
+          <w:lang w:val="uk-UA"/>
+        </w:rPr>
+        <w:t>public</w:t>
+      </w:r>
+      <w:proofErr w:type="spellEnd"/>
+      <w:r>
+        <w:rPr>
+          <w:rFonts w:ascii="Courier New" w:hAnsi="Courier New" w:cs="Courier New"/>
+          <w:color w:val="000000" w:themeColor="text1"/>
+          <w:lang w:val="uk-UA"/>
+        </w:rPr>
+        <w:t xml:space="preserve"> </w:t>
+      </w:r>
+      <w:proofErr w:type="spellStart"/>
+      <w:r>
+        <w:rPr>
+          <w:rFonts w:ascii="Courier New" w:hAnsi="Courier New" w:cs="Courier New"/>
+          <w:color w:val="000000" w:themeColor="text1"/>
+          <w:lang w:val="uk-UA"/>
+        </w:rPr>
+        <w:t>ICheckbox</w:t>
+      </w:r>
+      <w:proofErr w:type="spellEnd"/>
+      <w:r>
+        <w:rPr>
+          <w:rFonts w:ascii="Courier New" w:hAnsi="Courier New" w:cs="Courier New"/>
+          <w:color w:val="000000" w:themeColor="text1"/>
+          <w:lang w:val="uk-UA"/>
+        </w:rPr>
+        <w:t xml:space="preserve"> </w:t>
+      </w:r>
+      <w:proofErr w:type="spellStart"/>
+      <w:r>
+        <w:rPr>
+          <w:rFonts w:ascii="Courier New" w:hAnsi="Courier New" w:cs="Courier New"/>
+          <w:color w:val="000000" w:themeColor="text1"/>
+          <w:lang w:val="uk-UA"/>
+        </w:rPr>
+        <w:t>CreateCheckbox</w:t>
+      </w:r>
+      <w:proofErr w:type="spellEnd"/>
+      <w:r>
+        <w:rPr>
+          <w:rFonts w:ascii="Courier New" w:hAnsi="Courier New" w:cs="Courier New"/>
+          <w:color w:val="000000" w:themeColor="text1"/>
+          <w:lang w:val="uk-UA"/>
+        </w:rPr>
+        <w:t>()</w:t>
       </w:r>
       <w:r>
         <w:rPr>
@@ -3906,7 +8026,61 @@
           <w:lang w:val="uk-UA"/>
         </w:rPr>
         <w:br/>
-        <w:t xml:space="preserve">        return new MacCheckbox();</w:t>
+        <w:t xml:space="preserve">        </w:t>
+      </w:r>
+      <w:proofErr w:type="spellStart"/>
+      <w:r>
+        <w:rPr>
+          <w:rFonts w:ascii="Courier New" w:hAnsi="Courier New" w:cs="Courier New"/>
+          <w:color w:val="000000" w:themeColor="text1"/>
+          <w:lang w:val="uk-UA"/>
+        </w:rPr>
+        <w:t>return</w:t>
+      </w:r>
+      <w:proofErr w:type="spellEnd"/>
+      <w:r>
+        <w:rPr>
+          <w:rFonts w:ascii="Courier New" w:hAnsi="Courier New" w:cs="Courier New"/>
+          <w:color w:val="000000" w:themeColor="text1"/>
+          <w:lang w:val="uk-UA"/>
+        </w:rPr>
+        <w:t xml:space="preserve"> </w:t>
+      </w:r>
+      <w:proofErr w:type="spellStart"/>
+      <w:r>
+        <w:rPr>
+          <w:rFonts w:ascii="Courier New" w:hAnsi="Courier New" w:cs="Courier New"/>
+          <w:color w:val="000000" w:themeColor="text1"/>
+          <w:lang w:val="uk-UA"/>
+        </w:rPr>
+        <w:t>new</w:t>
+      </w:r>
+      <w:proofErr w:type="spellEnd"/>
+      <w:r>
+        <w:rPr>
+          <w:rFonts w:ascii="Courier New" w:hAnsi="Courier New" w:cs="Courier New"/>
+          <w:color w:val="000000" w:themeColor="text1"/>
+          <w:lang w:val="uk-UA"/>
+        </w:rPr>
+        <w:t xml:space="preserve"> </w:t>
+      </w:r>
+      <w:proofErr w:type="spellStart"/>
+      <w:r>
+        <w:rPr>
+          <w:rFonts w:ascii="Courier New" w:hAnsi="Courier New" w:cs="Courier New"/>
+          <w:color w:val="000000" w:themeColor="text1"/>
+          <w:lang w:val="uk-UA"/>
+        </w:rPr>
+        <w:t>MacCheckbox</w:t>
+      </w:r>
+      <w:proofErr w:type="spellEnd"/>
+      <w:r>
+        <w:rPr>
+          <w:rFonts w:ascii="Courier New" w:hAnsi="Courier New" w:cs="Courier New"/>
+          <w:color w:val="000000" w:themeColor="text1"/>
+          <w:lang w:val="uk-UA"/>
+        </w:rPr>
+        <w:t>();</w:t>
       </w:r>
       <w:r>
         <w:rPr>
@@ -3987,31 +8161,122 @@
           <w:lang w:val="uk-UA"/>
         </w:rPr>
       </w:pPr>
-      <w:r>
-        <w:rPr>
-          <w:rFonts w:ascii="Courier New" w:hAnsi="Courier New" w:cs="Courier New"/>
-          <w:color w:val="000000" w:themeColor="text1"/>
-          <w:lang w:val="uk-UA"/>
-        </w:rPr>
-        <w:t>namespace abstract_factory;</w:t>
-      </w:r>
-      <w:r>
-        <w:rPr>
-          <w:rFonts w:ascii="Courier New" w:hAnsi="Courier New" w:cs="Courier New"/>
-          <w:color w:val="000000" w:themeColor="text1"/>
-          <w:lang w:val="uk-UA"/>
-        </w:rPr>
-        <w:br/>
-      </w:r>
-      <w:r>
-        <w:rPr>
-          <w:rFonts w:ascii="Courier New" w:hAnsi="Courier New" w:cs="Courier New"/>
-          <w:color w:val="000000" w:themeColor="text1"/>
-          <w:lang w:val="uk-UA"/>
-        </w:rPr>
-        <w:br/>
-        <w:t>public class MacButton : IButton</w:t>
-      </w:r>
+      <w:proofErr w:type="spellStart"/>
+      <w:r>
+        <w:rPr>
+          <w:rFonts w:ascii="Courier New" w:hAnsi="Courier New" w:cs="Courier New"/>
+          <w:color w:val="000000" w:themeColor="text1"/>
+          <w:lang w:val="uk-UA"/>
+        </w:rPr>
+        <w:t>namespace</w:t>
+      </w:r>
+      <w:proofErr w:type="spellEnd"/>
+      <w:r>
+        <w:rPr>
+          <w:rFonts w:ascii="Courier New" w:hAnsi="Courier New" w:cs="Courier New"/>
+          <w:color w:val="000000" w:themeColor="text1"/>
+          <w:lang w:val="uk-UA"/>
+        </w:rPr>
+        <w:t xml:space="preserve"> </w:t>
+      </w:r>
+      <w:proofErr w:type="spellStart"/>
+      <w:r>
+        <w:rPr>
+          <w:rFonts w:ascii="Courier New" w:hAnsi="Courier New" w:cs="Courier New"/>
+          <w:color w:val="000000" w:themeColor="text1"/>
+          <w:lang w:val="uk-UA"/>
+        </w:rPr>
+        <w:t>abstract_factory</w:t>
+      </w:r>
+      <w:proofErr w:type="spellEnd"/>
+      <w:r>
+        <w:rPr>
+          <w:rFonts w:ascii="Courier New" w:hAnsi="Courier New" w:cs="Courier New"/>
+          <w:color w:val="000000" w:themeColor="text1"/>
+          <w:lang w:val="uk-UA"/>
+        </w:rPr>
+        <w:t>;</w:t>
+      </w:r>
+      <w:r>
+        <w:rPr>
+          <w:rFonts w:ascii="Courier New" w:hAnsi="Courier New" w:cs="Courier New"/>
+          <w:color w:val="000000" w:themeColor="text1"/>
+          <w:lang w:val="uk-UA"/>
+        </w:rPr>
+        <w:br/>
+      </w:r>
+      <w:r>
+        <w:rPr>
+          <w:rFonts w:ascii="Courier New" w:hAnsi="Courier New" w:cs="Courier New"/>
+          <w:color w:val="000000" w:themeColor="text1"/>
+          <w:lang w:val="uk-UA"/>
+        </w:rPr>
+        <w:br/>
+      </w:r>
+      <w:proofErr w:type="spellStart"/>
+      <w:r>
+        <w:rPr>
+          <w:rFonts w:ascii="Courier New" w:hAnsi="Courier New" w:cs="Courier New"/>
+          <w:color w:val="000000" w:themeColor="text1"/>
+          <w:lang w:val="uk-UA"/>
+        </w:rPr>
+        <w:t>public</w:t>
+      </w:r>
+      <w:proofErr w:type="spellEnd"/>
+      <w:r>
+        <w:rPr>
+          <w:rFonts w:ascii="Courier New" w:hAnsi="Courier New" w:cs="Courier New"/>
+          <w:color w:val="000000" w:themeColor="text1"/>
+          <w:lang w:val="uk-UA"/>
+        </w:rPr>
+        <w:t xml:space="preserve"> </w:t>
+      </w:r>
+      <w:proofErr w:type="spellStart"/>
+      <w:r>
+        <w:rPr>
+          <w:rFonts w:ascii="Courier New" w:hAnsi="Courier New" w:cs="Courier New"/>
+          <w:color w:val="000000" w:themeColor="text1"/>
+          <w:lang w:val="uk-UA"/>
+        </w:rPr>
+        <w:t>class</w:t>
+      </w:r>
+      <w:proofErr w:type="spellEnd"/>
+      <w:r>
+        <w:rPr>
+          <w:rFonts w:ascii="Courier New" w:hAnsi="Courier New" w:cs="Courier New"/>
+          <w:color w:val="000000" w:themeColor="text1"/>
+          <w:lang w:val="uk-UA"/>
+        </w:rPr>
+        <w:t xml:space="preserve"> </w:t>
+      </w:r>
+      <w:proofErr w:type="spellStart"/>
+      <w:r>
+        <w:rPr>
+          <w:rFonts w:ascii="Courier New" w:hAnsi="Courier New" w:cs="Courier New"/>
+          <w:color w:val="000000" w:themeColor="text1"/>
+          <w:lang w:val="uk-UA"/>
+        </w:rPr>
+        <w:t>MacButton</w:t>
+      </w:r>
+      <w:proofErr w:type="spellEnd"/>
+      <w:r>
+        <w:rPr>
+          <w:rFonts w:ascii="Courier New" w:hAnsi="Courier New" w:cs="Courier New"/>
+          <w:color w:val="000000" w:themeColor="text1"/>
+          <w:lang w:val="uk-UA"/>
+        </w:rPr>
+        <w:t xml:space="preserve"> : </w:t>
+      </w:r>
+      <w:proofErr w:type="spellStart"/>
+      <w:r>
+        <w:rPr>
+          <w:rFonts w:ascii="Courier New" w:hAnsi="Courier New" w:cs="Courier New"/>
+          <w:color w:val="000000" w:themeColor="text1"/>
+          <w:lang w:val="uk-UA"/>
+        </w:rPr>
+        <w:t>IButton</w:t>
+      </w:r>
+      <w:proofErr w:type="spellEnd"/>
       <w:r>
         <w:rPr>
           <w:rFonts w:ascii="Courier New" w:hAnsi="Courier New" w:cs="Courier New"/>
@@ -4028,7 +8293,61 @@
           <w:lang w:val="uk-UA"/>
         </w:rPr>
         <w:br/>
-        <w:t xml:space="preserve">    public void Render()</w:t>
+        <w:t xml:space="preserve">    </w:t>
+      </w:r>
+      <w:proofErr w:type="spellStart"/>
+      <w:r>
+        <w:rPr>
+          <w:rFonts w:ascii="Courier New" w:hAnsi="Courier New" w:cs="Courier New"/>
+          <w:color w:val="000000" w:themeColor="text1"/>
+          <w:lang w:val="uk-UA"/>
+        </w:rPr>
+        <w:t>public</w:t>
+      </w:r>
+      <w:proofErr w:type="spellEnd"/>
+      <w:r>
+        <w:rPr>
+          <w:rFonts w:ascii="Courier New" w:hAnsi="Courier New" w:cs="Courier New"/>
+          <w:color w:val="000000" w:themeColor="text1"/>
+          <w:lang w:val="uk-UA"/>
+        </w:rPr>
+        <w:t xml:space="preserve"> </w:t>
+      </w:r>
+      <w:proofErr w:type="spellStart"/>
+      <w:r>
+        <w:rPr>
+          <w:rFonts w:ascii="Courier New" w:hAnsi="Courier New" w:cs="Courier New"/>
+          <w:color w:val="000000" w:themeColor="text1"/>
+          <w:lang w:val="uk-UA"/>
+        </w:rPr>
+        <w:t>void</w:t>
+      </w:r>
+      <w:proofErr w:type="spellEnd"/>
+      <w:r>
+        <w:rPr>
+          <w:rFonts w:ascii="Courier New" w:hAnsi="Courier New" w:cs="Courier New"/>
+          <w:color w:val="000000" w:themeColor="text1"/>
+          <w:lang w:val="uk-UA"/>
+        </w:rPr>
+        <w:t xml:space="preserve"> </w:t>
+      </w:r>
+      <w:proofErr w:type="spellStart"/>
+      <w:r>
+        <w:rPr>
+          <w:rFonts w:ascii="Courier New" w:hAnsi="Courier New" w:cs="Courier New"/>
+          <w:color w:val="000000" w:themeColor="text1"/>
+          <w:lang w:val="uk-UA"/>
+        </w:rPr>
+        <w:t>Render</w:t>
+      </w:r>
+      <w:proofErr w:type="spellEnd"/>
+      <w:r>
+        <w:rPr>
+          <w:rFonts w:ascii="Courier New" w:hAnsi="Courier New" w:cs="Courier New"/>
+          <w:color w:val="000000" w:themeColor="text1"/>
+          <w:lang w:val="uk-UA"/>
+        </w:rPr>
+        <w:t>()</w:t>
       </w:r>
       <w:r>
         <w:rPr>
@@ -4046,7 +8365,61 @@
           <w:lang w:val="uk-UA"/>
         </w:rPr>
         <w:br/>
-        <w:t xml:space="preserve">        Console.WriteLine("Малюємо Mac кнопку у стилі Aqua.");</w:t>
+        <w:t xml:space="preserve">        </w:t>
+      </w:r>
+      <w:proofErr w:type="spellStart"/>
+      <w:r>
+        <w:rPr>
+          <w:rFonts w:ascii="Courier New" w:hAnsi="Courier New" w:cs="Courier New"/>
+          <w:color w:val="000000" w:themeColor="text1"/>
+          <w:lang w:val="uk-UA"/>
+        </w:rPr>
+        <w:t>Console.WriteLine</w:t>
+      </w:r>
+      <w:proofErr w:type="spellEnd"/>
+      <w:r>
+        <w:rPr>
+          <w:rFonts w:ascii="Courier New" w:hAnsi="Courier New" w:cs="Courier New"/>
+          <w:color w:val="000000" w:themeColor="text1"/>
+          <w:lang w:val="uk-UA"/>
+        </w:rPr>
+        <w:t xml:space="preserve">("Малюємо </w:t>
+      </w:r>
+      <w:proofErr w:type="spellStart"/>
+      <w:r>
+        <w:rPr>
+          <w:rFonts w:ascii="Courier New" w:hAnsi="Courier New" w:cs="Courier New"/>
+          <w:color w:val="000000" w:themeColor="text1"/>
+          <w:lang w:val="uk-UA"/>
+        </w:rPr>
+        <w:t>Mac</w:t>
+      </w:r>
+      <w:proofErr w:type="spellEnd"/>
+      <w:r>
+        <w:rPr>
+          <w:rFonts w:ascii="Courier New" w:hAnsi="Courier New" w:cs="Courier New"/>
+          <w:color w:val="000000" w:themeColor="text1"/>
+          <w:lang w:val="uk-UA"/>
+        </w:rPr>
+        <w:t xml:space="preserve"> кнопку у стилі </w:t>
+      </w:r>
+      <w:proofErr w:type="spellStart"/>
+      <w:r>
+        <w:rPr>
+          <w:rFonts w:ascii="Courier New" w:hAnsi="Courier New" w:cs="Courier New"/>
+          <w:color w:val="000000" w:themeColor="text1"/>
+          <w:lang w:val="uk-UA"/>
+        </w:rPr>
+        <w:t>Aqua</w:t>
+      </w:r>
+      <w:proofErr w:type="spellEnd"/>
+      <w:r>
+        <w:rPr>
+          <w:rFonts w:ascii="Courier New" w:hAnsi="Courier New" w:cs="Courier New"/>
+          <w:color w:val="000000" w:themeColor="text1"/>
+          <w:lang w:val="uk-UA"/>
+        </w:rPr>
+        <w:t>.");</w:t>
       </w:r>
       <w:r>
         <w:rPr>
@@ -4072,7 +8445,61 @@
           <w:lang w:val="uk-UA"/>
         </w:rPr>
         <w:br/>
-        <w:t xml:space="preserve">    public void OnClick()</w:t>
+        <w:t xml:space="preserve">    </w:t>
+      </w:r>
+      <w:proofErr w:type="spellStart"/>
+      <w:r>
+        <w:rPr>
+          <w:rFonts w:ascii="Courier New" w:hAnsi="Courier New" w:cs="Courier New"/>
+          <w:color w:val="000000" w:themeColor="text1"/>
+          <w:lang w:val="uk-UA"/>
+        </w:rPr>
+        <w:t>public</w:t>
+      </w:r>
+      <w:proofErr w:type="spellEnd"/>
+      <w:r>
+        <w:rPr>
+          <w:rFonts w:ascii="Courier New" w:hAnsi="Courier New" w:cs="Courier New"/>
+          <w:color w:val="000000" w:themeColor="text1"/>
+          <w:lang w:val="uk-UA"/>
+        </w:rPr>
+        <w:t xml:space="preserve"> </w:t>
+      </w:r>
+      <w:proofErr w:type="spellStart"/>
+      <w:r>
+        <w:rPr>
+          <w:rFonts w:ascii="Courier New" w:hAnsi="Courier New" w:cs="Courier New"/>
+          <w:color w:val="000000" w:themeColor="text1"/>
+          <w:lang w:val="uk-UA"/>
+        </w:rPr>
+        <w:t>void</w:t>
+      </w:r>
+      <w:proofErr w:type="spellEnd"/>
+      <w:r>
+        <w:rPr>
+          <w:rFonts w:ascii="Courier New" w:hAnsi="Courier New" w:cs="Courier New"/>
+          <w:color w:val="000000" w:themeColor="text1"/>
+          <w:lang w:val="uk-UA"/>
+        </w:rPr>
+        <w:t xml:space="preserve"> </w:t>
+      </w:r>
+      <w:proofErr w:type="spellStart"/>
+      <w:r>
+        <w:rPr>
+          <w:rFonts w:ascii="Courier New" w:hAnsi="Courier New" w:cs="Courier New"/>
+          <w:color w:val="000000" w:themeColor="text1"/>
+          <w:lang w:val="uk-UA"/>
+        </w:rPr>
+        <w:t>OnClick</w:t>
+      </w:r>
+      <w:proofErr w:type="spellEnd"/>
+      <w:r>
+        <w:rPr>
+          <w:rFonts w:ascii="Courier New" w:hAnsi="Courier New" w:cs="Courier New"/>
+          <w:color w:val="000000" w:themeColor="text1"/>
+          <w:lang w:val="uk-UA"/>
+        </w:rPr>
+        <w:t>()</w:t>
       </w:r>
       <w:r>
         <w:rPr>
@@ -4090,7 +8517,43 @@
           <w:lang w:val="uk-UA"/>
         </w:rPr>
         <w:br/>
-        <w:t xml:space="preserve">        Console.WriteLine("Обробка натискання Mac кнопки.");</w:t>
+        <w:t xml:space="preserve">        </w:t>
+      </w:r>
+      <w:proofErr w:type="spellStart"/>
+      <w:r>
+        <w:rPr>
+          <w:rFonts w:ascii="Courier New" w:hAnsi="Courier New" w:cs="Courier New"/>
+          <w:color w:val="000000" w:themeColor="text1"/>
+          <w:lang w:val="uk-UA"/>
+        </w:rPr>
+        <w:t>Console.WriteLine</w:t>
+      </w:r>
+      <w:proofErr w:type="spellEnd"/>
+      <w:r>
+        <w:rPr>
+          <w:rFonts w:ascii="Courier New" w:hAnsi="Courier New" w:cs="Courier New"/>
+          <w:color w:val="000000" w:themeColor="text1"/>
+          <w:lang w:val="uk-UA"/>
+        </w:rPr>
+        <w:t xml:space="preserve">("Обробка натискання </w:t>
+      </w:r>
+      <w:proofErr w:type="spellStart"/>
+      <w:r>
+        <w:rPr>
+          <w:rFonts w:ascii="Courier New" w:hAnsi="Courier New" w:cs="Courier New"/>
+          <w:color w:val="000000" w:themeColor="text1"/>
+          <w:lang w:val="uk-UA"/>
+        </w:rPr>
+        <w:t>Mac</w:t>
+      </w:r>
+      <w:proofErr w:type="spellEnd"/>
+      <w:r>
+        <w:rPr>
+          <w:rFonts w:ascii="Courier New" w:hAnsi="Courier New" w:cs="Courier New"/>
+          <w:color w:val="000000" w:themeColor="text1"/>
+          <w:lang w:val="uk-UA"/>
+        </w:rPr>
+        <w:t xml:space="preserve"> кнопки.");</w:t>
       </w:r>
       <w:r>
         <w:rPr>
@@ -4172,31 +8635,122 @@
           <w:lang w:val="uk-UA"/>
         </w:rPr>
       </w:pPr>
-      <w:r>
-        <w:rPr>
-          <w:rFonts w:ascii="Courier New" w:hAnsi="Courier New" w:cs="Courier New"/>
-          <w:color w:val="000000" w:themeColor="text1"/>
-          <w:lang w:val="uk-UA"/>
-        </w:rPr>
-        <w:t>namespace abstract_factory;</w:t>
-      </w:r>
-      <w:r>
-        <w:rPr>
-          <w:rFonts w:ascii="Courier New" w:hAnsi="Courier New" w:cs="Courier New"/>
-          <w:color w:val="000000" w:themeColor="text1"/>
-          <w:lang w:val="uk-UA"/>
-        </w:rPr>
-        <w:br/>
-      </w:r>
-      <w:r>
-        <w:rPr>
-          <w:rFonts w:ascii="Courier New" w:hAnsi="Courier New" w:cs="Courier New"/>
-          <w:color w:val="000000" w:themeColor="text1"/>
-          <w:lang w:val="uk-UA"/>
-        </w:rPr>
-        <w:br/>
-        <w:t>public class MacCheckbox : ICheckbox</w:t>
-      </w:r>
+      <w:proofErr w:type="spellStart"/>
+      <w:r>
+        <w:rPr>
+          <w:rFonts w:ascii="Courier New" w:hAnsi="Courier New" w:cs="Courier New"/>
+          <w:color w:val="000000" w:themeColor="text1"/>
+          <w:lang w:val="uk-UA"/>
+        </w:rPr>
+        <w:t>namespace</w:t>
+      </w:r>
+      <w:proofErr w:type="spellEnd"/>
+      <w:r>
+        <w:rPr>
+          <w:rFonts w:ascii="Courier New" w:hAnsi="Courier New" w:cs="Courier New"/>
+          <w:color w:val="000000" w:themeColor="text1"/>
+          <w:lang w:val="uk-UA"/>
+        </w:rPr>
+        <w:t xml:space="preserve"> </w:t>
+      </w:r>
+      <w:proofErr w:type="spellStart"/>
+      <w:r>
+        <w:rPr>
+          <w:rFonts w:ascii="Courier New" w:hAnsi="Courier New" w:cs="Courier New"/>
+          <w:color w:val="000000" w:themeColor="text1"/>
+          <w:lang w:val="uk-UA"/>
+        </w:rPr>
+        <w:t>abstract_factory</w:t>
+      </w:r>
+      <w:proofErr w:type="spellEnd"/>
+      <w:r>
+        <w:rPr>
+          <w:rFonts w:ascii="Courier New" w:hAnsi="Courier New" w:cs="Courier New"/>
+          <w:color w:val="000000" w:themeColor="text1"/>
+          <w:lang w:val="uk-UA"/>
+        </w:rPr>
+        <w:t>;</w:t>
+      </w:r>
+      <w:r>
+        <w:rPr>
+          <w:rFonts w:ascii="Courier New" w:hAnsi="Courier New" w:cs="Courier New"/>
+          <w:color w:val="000000" w:themeColor="text1"/>
+          <w:lang w:val="uk-UA"/>
+        </w:rPr>
+        <w:br/>
+      </w:r>
+      <w:r>
+        <w:rPr>
+          <w:rFonts w:ascii="Courier New" w:hAnsi="Courier New" w:cs="Courier New"/>
+          <w:color w:val="000000" w:themeColor="text1"/>
+          <w:lang w:val="uk-UA"/>
+        </w:rPr>
+        <w:br/>
+      </w:r>
+      <w:proofErr w:type="spellStart"/>
+      <w:r>
+        <w:rPr>
+          <w:rFonts w:ascii="Courier New" w:hAnsi="Courier New" w:cs="Courier New"/>
+          <w:color w:val="000000" w:themeColor="text1"/>
+          <w:lang w:val="uk-UA"/>
+        </w:rPr>
+        <w:t>public</w:t>
+      </w:r>
+      <w:proofErr w:type="spellEnd"/>
+      <w:r>
+        <w:rPr>
+          <w:rFonts w:ascii="Courier New" w:hAnsi="Courier New" w:cs="Courier New"/>
+          <w:color w:val="000000" w:themeColor="text1"/>
+          <w:lang w:val="uk-UA"/>
+        </w:rPr>
+        <w:t xml:space="preserve"> </w:t>
+      </w:r>
+      <w:proofErr w:type="spellStart"/>
+      <w:r>
+        <w:rPr>
+          <w:rFonts w:ascii="Courier New" w:hAnsi="Courier New" w:cs="Courier New"/>
+          <w:color w:val="000000" w:themeColor="text1"/>
+          <w:lang w:val="uk-UA"/>
+        </w:rPr>
+        <w:t>class</w:t>
+      </w:r>
+      <w:proofErr w:type="spellEnd"/>
+      <w:r>
+        <w:rPr>
+          <w:rFonts w:ascii="Courier New" w:hAnsi="Courier New" w:cs="Courier New"/>
+          <w:color w:val="000000" w:themeColor="text1"/>
+          <w:lang w:val="uk-UA"/>
+        </w:rPr>
+        <w:t xml:space="preserve"> </w:t>
+      </w:r>
+      <w:proofErr w:type="spellStart"/>
+      <w:r>
+        <w:rPr>
+          <w:rFonts w:ascii="Courier New" w:hAnsi="Courier New" w:cs="Courier New"/>
+          <w:color w:val="000000" w:themeColor="text1"/>
+          <w:lang w:val="uk-UA"/>
+        </w:rPr>
+        <w:t>MacCheckbox</w:t>
+      </w:r>
+      <w:proofErr w:type="spellEnd"/>
+      <w:r>
+        <w:rPr>
+          <w:rFonts w:ascii="Courier New" w:hAnsi="Courier New" w:cs="Courier New"/>
+          <w:color w:val="000000" w:themeColor="text1"/>
+          <w:lang w:val="uk-UA"/>
+        </w:rPr>
+        <w:t xml:space="preserve"> : </w:t>
+      </w:r>
+      <w:proofErr w:type="spellStart"/>
+      <w:r>
+        <w:rPr>
+          <w:rFonts w:ascii="Courier New" w:hAnsi="Courier New" w:cs="Courier New"/>
+          <w:color w:val="000000" w:themeColor="text1"/>
+          <w:lang w:val="uk-UA"/>
+        </w:rPr>
+        <w:t>ICheckbox</w:t>
+      </w:r>
+      <w:proofErr w:type="spellEnd"/>
       <w:r>
         <w:rPr>
           <w:rFonts w:ascii="Courier New" w:hAnsi="Courier New" w:cs="Courier New"/>
@@ -4213,7 +8767,61 @@
           <w:lang w:val="uk-UA"/>
         </w:rPr>
         <w:br/>
-        <w:t xml:space="preserve">    public void Render()</w:t>
+        <w:t xml:space="preserve">    </w:t>
+      </w:r>
+      <w:proofErr w:type="spellStart"/>
+      <w:r>
+        <w:rPr>
+          <w:rFonts w:ascii="Courier New" w:hAnsi="Courier New" w:cs="Courier New"/>
+          <w:color w:val="000000" w:themeColor="text1"/>
+          <w:lang w:val="uk-UA"/>
+        </w:rPr>
+        <w:t>public</w:t>
+      </w:r>
+      <w:proofErr w:type="spellEnd"/>
+      <w:r>
+        <w:rPr>
+          <w:rFonts w:ascii="Courier New" w:hAnsi="Courier New" w:cs="Courier New"/>
+          <w:color w:val="000000" w:themeColor="text1"/>
+          <w:lang w:val="uk-UA"/>
+        </w:rPr>
+        <w:t xml:space="preserve"> </w:t>
+      </w:r>
+      <w:proofErr w:type="spellStart"/>
+      <w:r>
+        <w:rPr>
+          <w:rFonts w:ascii="Courier New" w:hAnsi="Courier New" w:cs="Courier New"/>
+          <w:color w:val="000000" w:themeColor="text1"/>
+          <w:lang w:val="uk-UA"/>
+        </w:rPr>
+        <w:t>void</w:t>
+      </w:r>
+      <w:proofErr w:type="spellEnd"/>
+      <w:r>
+        <w:rPr>
+          <w:rFonts w:ascii="Courier New" w:hAnsi="Courier New" w:cs="Courier New"/>
+          <w:color w:val="000000" w:themeColor="text1"/>
+          <w:lang w:val="uk-UA"/>
+        </w:rPr>
+        <w:t xml:space="preserve"> </w:t>
+      </w:r>
+      <w:proofErr w:type="spellStart"/>
+      <w:r>
+        <w:rPr>
+          <w:rFonts w:ascii="Courier New" w:hAnsi="Courier New" w:cs="Courier New"/>
+          <w:color w:val="000000" w:themeColor="text1"/>
+          <w:lang w:val="uk-UA"/>
+        </w:rPr>
+        <w:t>Render</w:t>
+      </w:r>
+      <w:proofErr w:type="spellEnd"/>
+      <w:r>
+        <w:rPr>
+          <w:rFonts w:ascii="Courier New" w:hAnsi="Courier New" w:cs="Courier New"/>
+          <w:color w:val="000000" w:themeColor="text1"/>
+          <w:lang w:val="uk-UA"/>
+        </w:rPr>
+        <w:t>()</w:t>
       </w:r>
       <w:r>
         <w:rPr>
@@ -4231,7 +8839,61 @@
           <w:lang w:val="uk-UA"/>
         </w:rPr>
         <w:br/>
-        <w:t xml:space="preserve">        Console.WriteLine("Малюємо Mac чекбокс.");</w:t>
+        <w:t xml:space="preserve">        </w:t>
+      </w:r>
+      <w:proofErr w:type="spellStart"/>
+      <w:r>
+        <w:rPr>
+          <w:rFonts w:ascii="Courier New" w:hAnsi="Courier New" w:cs="Courier New"/>
+          <w:color w:val="000000" w:themeColor="text1"/>
+          <w:lang w:val="uk-UA"/>
+        </w:rPr>
+        <w:t>Console.WriteLine</w:t>
+      </w:r>
+      <w:proofErr w:type="spellEnd"/>
+      <w:r>
+        <w:rPr>
+          <w:rFonts w:ascii="Courier New" w:hAnsi="Courier New" w:cs="Courier New"/>
+          <w:color w:val="000000" w:themeColor="text1"/>
+          <w:lang w:val="uk-UA"/>
+        </w:rPr>
+        <w:t xml:space="preserve">("Малюємо </w:t>
+      </w:r>
+      <w:proofErr w:type="spellStart"/>
+      <w:r>
+        <w:rPr>
+          <w:rFonts w:ascii="Courier New" w:hAnsi="Courier New" w:cs="Courier New"/>
+          <w:color w:val="000000" w:themeColor="text1"/>
+          <w:lang w:val="uk-UA"/>
+        </w:rPr>
+        <w:t>Mac</w:t>
+      </w:r>
+      <w:proofErr w:type="spellEnd"/>
+      <w:r>
+        <w:rPr>
+          <w:rFonts w:ascii="Courier New" w:hAnsi="Courier New" w:cs="Courier New"/>
+          <w:color w:val="000000" w:themeColor="text1"/>
+          <w:lang w:val="uk-UA"/>
+        </w:rPr>
+        <w:t xml:space="preserve"> </w:t>
+      </w:r>
+      <w:proofErr w:type="spellStart"/>
+      <w:r>
+        <w:rPr>
+          <w:rFonts w:ascii="Courier New" w:hAnsi="Courier New" w:cs="Courier New"/>
+          <w:color w:val="000000" w:themeColor="text1"/>
+          <w:lang w:val="uk-UA"/>
+        </w:rPr>
+        <w:t>чекбокс</w:t>
+      </w:r>
+      <w:proofErr w:type="spellEnd"/>
+      <w:r>
+        <w:rPr>
+          <w:rFonts w:ascii="Courier New" w:hAnsi="Courier New" w:cs="Courier New"/>
+          <w:color w:val="000000" w:themeColor="text1"/>
+          <w:lang w:val="uk-UA"/>
+        </w:rPr>
+        <w:t>.");</w:t>
       </w:r>
       <w:r>
         <w:rPr>
@@ -4257,7 +8919,61 @@
           <w:lang w:val="uk-UA"/>
         </w:rPr>
         <w:br/>
-        <w:t xml:space="preserve">    public void OnClick()</w:t>
+        <w:t xml:space="preserve">    </w:t>
+      </w:r>
+      <w:proofErr w:type="spellStart"/>
+      <w:r>
+        <w:rPr>
+          <w:rFonts w:ascii="Courier New" w:hAnsi="Courier New" w:cs="Courier New"/>
+          <w:color w:val="000000" w:themeColor="text1"/>
+          <w:lang w:val="uk-UA"/>
+        </w:rPr>
+        <w:t>public</w:t>
+      </w:r>
+      <w:proofErr w:type="spellEnd"/>
+      <w:r>
+        <w:rPr>
+          <w:rFonts w:ascii="Courier New" w:hAnsi="Courier New" w:cs="Courier New"/>
+          <w:color w:val="000000" w:themeColor="text1"/>
+          <w:lang w:val="uk-UA"/>
+        </w:rPr>
+        <w:t xml:space="preserve"> </w:t>
+      </w:r>
+      <w:proofErr w:type="spellStart"/>
+      <w:r>
+        <w:rPr>
+          <w:rFonts w:ascii="Courier New" w:hAnsi="Courier New" w:cs="Courier New"/>
+          <w:color w:val="000000" w:themeColor="text1"/>
+          <w:lang w:val="uk-UA"/>
+        </w:rPr>
+        <w:t>void</w:t>
+      </w:r>
+      <w:proofErr w:type="spellEnd"/>
+      <w:r>
+        <w:rPr>
+          <w:rFonts w:ascii="Courier New" w:hAnsi="Courier New" w:cs="Courier New"/>
+          <w:color w:val="000000" w:themeColor="text1"/>
+          <w:lang w:val="uk-UA"/>
+        </w:rPr>
+        <w:t xml:space="preserve"> </w:t>
+      </w:r>
+      <w:proofErr w:type="spellStart"/>
+      <w:r>
+        <w:rPr>
+          <w:rFonts w:ascii="Courier New" w:hAnsi="Courier New" w:cs="Courier New"/>
+          <w:color w:val="000000" w:themeColor="text1"/>
+          <w:lang w:val="uk-UA"/>
+        </w:rPr>
+        <w:t>OnClick</w:t>
+      </w:r>
+      <w:proofErr w:type="spellEnd"/>
+      <w:r>
+        <w:rPr>
+          <w:rFonts w:ascii="Courier New" w:hAnsi="Courier New" w:cs="Courier New"/>
+          <w:color w:val="000000" w:themeColor="text1"/>
+          <w:lang w:val="uk-UA"/>
+        </w:rPr>
+        <w:t>()</w:t>
       </w:r>
       <w:r>
         <w:rPr>
@@ -4275,7 +8991,61 @@
           <w:lang w:val="uk-UA"/>
         </w:rPr>
         <w:br/>
-        <w:t xml:space="preserve">        Console.WriteLine("Зміна стану Mac чекбокса.");</w:t>
+        <w:t xml:space="preserve">        </w:t>
+      </w:r>
+      <w:proofErr w:type="spellStart"/>
+      <w:r>
+        <w:rPr>
+          <w:rFonts w:ascii="Courier New" w:hAnsi="Courier New" w:cs="Courier New"/>
+          <w:color w:val="000000" w:themeColor="text1"/>
+          <w:lang w:val="uk-UA"/>
+        </w:rPr>
+        <w:t>Console.WriteLine</w:t>
+      </w:r>
+      <w:proofErr w:type="spellEnd"/>
+      <w:r>
+        <w:rPr>
+          <w:rFonts w:ascii="Courier New" w:hAnsi="Courier New" w:cs="Courier New"/>
+          <w:color w:val="000000" w:themeColor="text1"/>
+          <w:lang w:val="uk-UA"/>
+        </w:rPr>
+        <w:t xml:space="preserve">("Зміна стану </w:t>
+      </w:r>
+      <w:proofErr w:type="spellStart"/>
+      <w:r>
+        <w:rPr>
+          <w:rFonts w:ascii="Courier New" w:hAnsi="Courier New" w:cs="Courier New"/>
+          <w:color w:val="000000" w:themeColor="text1"/>
+          <w:lang w:val="uk-UA"/>
+        </w:rPr>
+        <w:t>Mac</w:t>
+      </w:r>
+      <w:proofErr w:type="spellEnd"/>
+      <w:r>
+        <w:rPr>
+          <w:rFonts w:ascii="Courier New" w:hAnsi="Courier New" w:cs="Courier New"/>
+          <w:color w:val="000000" w:themeColor="text1"/>
+          <w:lang w:val="uk-UA"/>
+        </w:rPr>
+        <w:t xml:space="preserve"> </w:t>
+      </w:r>
+      <w:proofErr w:type="spellStart"/>
+      <w:r>
+        <w:rPr>
+          <w:rFonts w:ascii="Courier New" w:hAnsi="Courier New" w:cs="Courier New"/>
+          <w:color w:val="000000" w:themeColor="text1"/>
+          <w:lang w:val="uk-UA"/>
+        </w:rPr>
+        <w:t>чекбокса</w:t>
+      </w:r>
+      <w:proofErr w:type="spellEnd"/>
+      <w:r>
+        <w:rPr>
+          <w:rFonts w:ascii="Courier New" w:hAnsi="Courier New" w:cs="Courier New"/>
+          <w:color w:val="000000" w:themeColor="text1"/>
+          <w:lang w:val="uk-UA"/>
+        </w:rPr>
+        <w:t>.");</w:t>
       </w:r>
       <w:r>
         <w:rPr>
@@ -4356,31 +9126,104 @@
           <w:lang w:val="uk-UA"/>
         </w:rPr>
       </w:pPr>
-      <w:r>
-        <w:rPr>
-          <w:rFonts w:ascii="Courier New" w:hAnsi="Courier New" w:cs="Courier New"/>
-          <w:color w:val="000000" w:themeColor="text1"/>
-          <w:lang w:val="uk-UA"/>
-        </w:rPr>
-        <w:t>namespace abstract_factory;</w:t>
-      </w:r>
-      <w:r>
-        <w:rPr>
-          <w:rFonts w:ascii="Courier New" w:hAnsi="Courier New" w:cs="Courier New"/>
-          <w:color w:val="000000" w:themeColor="text1"/>
-          <w:lang w:val="uk-UA"/>
-        </w:rPr>
-        <w:br/>
-      </w:r>
-      <w:r>
-        <w:rPr>
-          <w:rFonts w:ascii="Courier New" w:hAnsi="Courier New" w:cs="Courier New"/>
-          <w:color w:val="000000" w:themeColor="text1"/>
-          <w:lang w:val="uk-UA"/>
-        </w:rPr>
-        <w:br/>
-        <w:t>public class Application</w:t>
-      </w:r>
+      <w:proofErr w:type="spellStart"/>
+      <w:r>
+        <w:rPr>
+          <w:rFonts w:ascii="Courier New" w:hAnsi="Courier New" w:cs="Courier New"/>
+          <w:color w:val="000000" w:themeColor="text1"/>
+          <w:lang w:val="uk-UA"/>
+        </w:rPr>
+        <w:t>namespace</w:t>
+      </w:r>
+      <w:proofErr w:type="spellEnd"/>
+      <w:r>
+        <w:rPr>
+          <w:rFonts w:ascii="Courier New" w:hAnsi="Courier New" w:cs="Courier New"/>
+          <w:color w:val="000000" w:themeColor="text1"/>
+          <w:lang w:val="uk-UA"/>
+        </w:rPr>
+        <w:t xml:space="preserve"> </w:t>
+      </w:r>
+      <w:proofErr w:type="spellStart"/>
+      <w:r>
+        <w:rPr>
+          <w:rFonts w:ascii="Courier New" w:hAnsi="Courier New" w:cs="Courier New"/>
+          <w:color w:val="000000" w:themeColor="text1"/>
+          <w:lang w:val="uk-UA"/>
+        </w:rPr>
+        <w:t>abstract_factory</w:t>
+      </w:r>
+      <w:proofErr w:type="spellEnd"/>
+      <w:r>
+        <w:rPr>
+          <w:rFonts w:ascii="Courier New" w:hAnsi="Courier New" w:cs="Courier New"/>
+          <w:color w:val="000000" w:themeColor="text1"/>
+          <w:lang w:val="uk-UA"/>
+        </w:rPr>
+        <w:t>;</w:t>
+      </w:r>
+      <w:r>
+        <w:rPr>
+          <w:rFonts w:ascii="Courier New" w:hAnsi="Courier New" w:cs="Courier New"/>
+          <w:color w:val="000000" w:themeColor="text1"/>
+          <w:lang w:val="uk-UA"/>
+        </w:rPr>
+        <w:br/>
+      </w:r>
+      <w:r>
+        <w:rPr>
+          <w:rFonts w:ascii="Courier New" w:hAnsi="Courier New" w:cs="Courier New"/>
+          <w:color w:val="000000" w:themeColor="text1"/>
+          <w:lang w:val="uk-UA"/>
+        </w:rPr>
+        <w:br/>
+      </w:r>
+      <w:proofErr w:type="spellStart"/>
+      <w:r>
+        <w:rPr>
+          <w:rFonts w:ascii="Courier New" w:hAnsi="Courier New" w:cs="Courier New"/>
+          <w:color w:val="000000" w:themeColor="text1"/>
+          <w:lang w:val="uk-UA"/>
+        </w:rPr>
+        <w:t>public</w:t>
+      </w:r>
+      <w:proofErr w:type="spellEnd"/>
+      <w:r>
+        <w:rPr>
+          <w:rFonts w:ascii="Courier New" w:hAnsi="Courier New" w:cs="Courier New"/>
+          <w:color w:val="000000" w:themeColor="text1"/>
+          <w:lang w:val="uk-UA"/>
+        </w:rPr>
+        <w:t xml:space="preserve"> </w:t>
+      </w:r>
+      <w:proofErr w:type="spellStart"/>
+      <w:r>
+        <w:rPr>
+          <w:rFonts w:ascii="Courier New" w:hAnsi="Courier New" w:cs="Courier New"/>
+          <w:color w:val="000000" w:themeColor="text1"/>
+          <w:lang w:val="uk-UA"/>
+        </w:rPr>
+        <w:t>class</w:t>
+      </w:r>
+      <w:proofErr w:type="spellEnd"/>
+      <w:r>
+        <w:rPr>
+          <w:rFonts w:ascii="Courier New" w:hAnsi="Courier New" w:cs="Courier New"/>
+          <w:color w:val="000000" w:themeColor="text1"/>
+          <w:lang w:val="uk-UA"/>
+        </w:rPr>
+        <w:t xml:space="preserve"> </w:t>
+      </w:r>
+      <w:proofErr w:type="spellStart"/>
+      <w:r>
+        <w:rPr>
+          <w:rFonts w:ascii="Courier New" w:hAnsi="Courier New" w:cs="Courier New"/>
+          <w:color w:val="000000" w:themeColor="text1"/>
+          <w:lang w:val="uk-UA"/>
+        </w:rPr>
+        <w:t>Application</w:t>
+      </w:r>
+      <w:proofErr w:type="spellEnd"/>
       <w:r>
         <w:rPr>
           <w:rFonts w:ascii="Courier New" w:hAnsi="Courier New" w:cs="Courier New"/>
@@ -4397,34 +9240,250 @@
           <w:lang w:val="uk-UA"/>
         </w:rPr>
         <w:br/>
-        <w:t xml:space="preserve">    private readonly IButton _button;</w:t>
-      </w:r>
-      <w:r>
-        <w:rPr>
-          <w:rFonts w:ascii="Courier New" w:hAnsi="Courier New" w:cs="Courier New"/>
-          <w:color w:val="000000" w:themeColor="text1"/>
-          <w:lang w:val="uk-UA"/>
-        </w:rPr>
-        <w:br/>
-        <w:t xml:space="preserve">    private readonly ICheckbox _checkbox;</w:t>
-      </w:r>
-      <w:r>
-        <w:rPr>
-          <w:rFonts w:ascii="Courier New" w:hAnsi="Courier New" w:cs="Courier New"/>
-          <w:color w:val="000000" w:themeColor="text1"/>
-          <w:lang w:val="uk-UA"/>
-        </w:rPr>
-        <w:br/>
         <w:t xml:space="preserve">    </w:t>
       </w:r>
-      <w:r>
-        <w:rPr>
-          <w:rFonts w:ascii="Courier New" w:hAnsi="Courier New" w:cs="Courier New"/>
-          <w:color w:val="000000" w:themeColor="text1"/>
-          <w:lang w:val="uk-UA"/>
-        </w:rPr>
-        <w:br/>
-        <w:t xml:space="preserve">    public Application(IUIFactory factory)</w:t>
+      <w:proofErr w:type="spellStart"/>
+      <w:r>
+        <w:rPr>
+          <w:rFonts w:ascii="Courier New" w:hAnsi="Courier New" w:cs="Courier New"/>
+          <w:color w:val="000000" w:themeColor="text1"/>
+          <w:lang w:val="uk-UA"/>
+        </w:rPr>
+        <w:t>private</w:t>
+      </w:r>
+      <w:proofErr w:type="spellEnd"/>
+      <w:r>
+        <w:rPr>
+          <w:rFonts w:ascii="Courier New" w:hAnsi="Courier New" w:cs="Courier New"/>
+          <w:color w:val="000000" w:themeColor="text1"/>
+          <w:lang w:val="uk-UA"/>
+        </w:rPr>
+        <w:t xml:space="preserve"> </w:t>
+      </w:r>
+      <w:proofErr w:type="spellStart"/>
+      <w:r>
+        <w:rPr>
+          <w:rFonts w:ascii="Courier New" w:hAnsi="Courier New" w:cs="Courier New"/>
+          <w:color w:val="000000" w:themeColor="text1"/>
+          <w:lang w:val="uk-UA"/>
+        </w:rPr>
+        <w:t>readonly</w:t>
+      </w:r>
+      <w:proofErr w:type="spellEnd"/>
+      <w:r>
+        <w:rPr>
+          <w:rFonts w:ascii="Courier New" w:hAnsi="Courier New" w:cs="Courier New"/>
+          <w:color w:val="000000" w:themeColor="text1"/>
+          <w:lang w:val="uk-UA"/>
+        </w:rPr>
+        <w:t xml:space="preserve"> </w:t>
+      </w:r>
+      <w:proofErr w:type="spellStart"/>
+      <w:r>
+        <w:rPr>
+          <w:rFonts w:ascii="Courier New" w:hAnsi="Courier New" w:cs="Courier New"/>
+          <w:color w:val="000000" w:themeColor="text1"/>
+          <w:lang w:val="uk-UA"/>
+        </w:rPr>
+        <w:t>IButton</w:t>
+      </w:r>
+      <w:proofErr w:type="spellEnd"/>
+      <w:r>
+        <w:rPr>
+          <w:rFonts w:ascii="Courier New" w:hAnsi="Courier New" w:cs="Courier New"/>
+          <w:color w:val="000000" w:themeColor="text1"/>
+          <w:lang w:val="uk-UA"/>
+        </w:rPr>
+        <w:t xml:space="preserve"> _</w:t>
+      </w:r>
+      <w:proofErr w:type="spellStart"/>
+      <w:r>
+        <w:rPr>
+          <w:rFonts w:ascii="Courier New" w:hAnsi="Courier New" w:cs="Courier New"/>
+          <w:color w:val="000000" w:themeColor="text1"/>
+          <w:lang w:val="uk-UA"/>
+        </w:rPr>
+        <w:t>button</w:t>
+      </w:r>
+      <w:proofErr w:type="spellEnd"/>
+      <w:r>
+        <w:rPr>
+          <w:rFonts w:ascii="Courier New" w:hAnsi="Courier New" w:cs="Courier New"/>
+          <w:color w:val="000000" w:themeColor="text1"/>
+          <w:lang w:val="uk-UA"/>
+        </w:rPr>
+        <w:t>;</w:t>
+      </w:r>
+      <w:r>
+        <w:rPr>
+          <w:rFonts w:ascii="Courier New" w:hAnsi="Courier New" w:cs="Courier New"/>
+          <w:color w:val="000000" w:themeColor="text1"/>
+          <w:lang w:val="uk-UA"/>
+        </w:rPr>
+        <w:br/>
+        <w:t xml:space="preserve">    </w:t>
+      </w:r>
+      <w:proofErr w:type="spellStart"/>
+      <w:r>
+        <w:rPr>
+          <w:rFonts w:ascii="Courier New" w:hAnsi="Courier New" w:cs="Courier New"/>
+          <w:color w:val="000000" w:themeColor="text1"/>
+          <w:lang w:val="uk-UA"/>
+        </w:rPr>
+        <w:t>private</w:t>
+      </w:r>
+      <w:proofErr w:type="spellEnd"/>
+      <w:r>
+        <w:rPr>
+          <w:rFonts w:ascii="Courier New" w:hAnsi="Courier New" w:cs="Courier New"/>
+          <w:color w:val="000000" w:themeColor="text1"/>
+          <w:lang w:val="uk-UA"/>
+        </w:rPr>
+        <w:t xml:space="preserve"> </w:t>
+      </w:r>
+      <w:proofErr w:type="spellStart"/>
+      <w:r>
+        <w:rPr>
+          <w:rFonts w:ascii="Courier New" w:hAnsi="Courier New" w:cs="Courier New"/>
+          <w:color w:val="000000" w:themeColor="text1"/>
+          <w:lang w:val="uk-UA"/>
+        </w:rPr>
+        <w:t>readonly</w:t>
+      </w:r>
+      <w:proofErr w:type="spellEnd"/>
+      <w:r>
+        <w:rPr>
+          <w:rFonts w:ascii="Courier New" w:hAnsi="Courier New" w:cs="Courier New"/>
+          <w:color w:val="000000" w:themeColor="text1"/>
+          <w:lang w:val="uk-UA"/>
+        </w:rPr>
+        <w:t xml:space="preserve"> </w:t>
+      </w:r>
+      <w:proofErr w:type="spellStart"/>
+      <w:r>
+        <w:rPr>
+          <w:rFonts w:ascii="Courier New" w:hAnsi="Courier New" w:cs="Courier New"/>
+          <w:color w:val="000000" w:themeColor="text1"/>
+          <w:lang w:val="uk-UA"/>
+        </w:rPr>
+        <w:t>ICheckbox</w:t>
+      </w:r>
+      <w:proofErr w:type="spellEnd"/>
+      <w:r>
+        <w:rPr>
+          <w:rFonts w:ascii="Courier New" w:hAnsi="Courier New" w:cs="Courier New"/>
+          <w:color w:val="000000" w:themeColor="text1"/>
+          <w:lang w:val="uk-UA"/>
+        </w:rPr>
+        <w:t xml:space="preserve"> _</w:t>
+      </w:r>
+      <w:proofErr w:type="spellStart"/>
+      <w:r>
+        <w:rPr>
+          <w:rFonts w:ascii="Courier New" w:hAnsi="Courier New" w:cs="Courier New"/>
+          <w:color w:val="000000" w:themeColor="text1"/>
+          <w:lang w:val="uk-UA"/>
+        </w:rPr>
+        <w:t>checkbox</w:t>
+      </w:r>
+      <w:proofErr w:type="spellEnd"/>
+      <w:r>
+        <w:rPr>
+          <w:rFonts w:ascii="Courier New" w:hAnsi="Courier New" w:cs="Courier New"/>
+          <w:color w:val="000000" w:themeColor="text1"/>
+          <w:lang w:val="uk-UA"/>
+        </w:rPr>
+        <w:t>;</w:t>
+      </w:r>
+      <w:r>
+        <w:rPr>
+          <w:rFonts w:ascii="Courier New" w:hAnsi="Courier New" w:cs="Courier New"/>
+          <w:color w:val="000000" w:themeColor="text1"/>
+          <w:lang w:val="uk-UA"/>
+        </w:rPr>
+        <w:br/>
+        <w:t xml:space="preserve">    </w:t>
+      </w:r>
+      <w:r>
+        <w:rPr>
+          <w:rFonts w:ascii="Courier New" w:hAnsi="Courier New" w:cs="Courier New"/>
+          <w:color w:val="000000" w:themeColor="text1"/>
+          <w:lang w:val="uk-UA"/>
+        </w:rPr>
+        <w:br/>
+        <w:t xml:space="preserve">    </w:t>
+      </w:r>
+      <w:proofErr w:type="spellStart"/>
+      <w:r>
+        <w:rPr>
+          <w:rFonts w:ascii="Courier New" w:hAnsi="Courier New" w:cs="Courier New"/>
+          <w:color w:val="000000" w:themeColor="text1"/>
+          <w:lang w:val="uk-UA"/>
+        </w:rPr>
+        <w:t>public</w:t>
+      </w:r>
+      <w:proofErr w:type="spellEnd"/>
+      <w:r>
+        <w:rPr>
+          <w:rFonts w:ascii="Courier New" w:hAnsi="Courier New" w:cs="Courier New"/>
+          <w:color w:val="000000" w:themeColor="text1"/>
+          <w:lang w:val="uk-UA"/>
+        </w:rPr>
+        <w:t xml:space="preserve"> </w:t>
+      </w:r>
+      <w:proofErr w:type="spellStart"/>
+      <w:r>
+        <w:rPr>
+          <w:rFonts w:ascii="Courier New" w:hAnsi="Courier New" w:cs="Courier New"/>
+          <w:color w:val="000000" w:themeColor="text1"/>
+          <w:lang w:val="uk-UA"/>
+        </w:rPr>
+        <w:t>Application</w:t>
+      </w:r>
+      <w:proofErr w:type="spellEnd"/>
+      <w:r>
+        <w:rPr>
+          <w:rFonts w:ascii="Courier New" w:hAnsi="Courier New" w:cs="Courier New"/>
+          <w:color w:val="000000" w:themeColor="text1"/>
+          <w:lang w:val="uk-UA"/>
+        </w:rPr>
+        <w:t>(</w:t>
+      </w:r>
+      <w:proofErr w:type="spellStart"/>
+      <w:r>
+        <w:rPr>
+          <w:rFonts w:ascii="Courier New" w:hAnsi="Courier New" w:cs="Courier New"/>
+          <w:color w:val="000000" w:themeColor="text1"/>
+          <w:lang w:val="uk-UA"/>
+        </w:rPr>
+        <w:t>IUIFactory</w:t>
+      </w:r>
+      <w:proofErr w:type="spellEnd"/>
+      <w:r>
+        <w:rPr>
+          <w:rFonts w:ascii="Courier New" w:hAnsi="Courier New" w:cs="Courier New"/>
+          <w:color w:val="000000" w:themeColor="text1"/>
+          <w:lang w:val="uk-UA"/>
+        </w:rPr>
+        <w:t xml:space="preserve"> </w:t>
+      </w:r>
+      <w:proofErr w:type="spellStart"/>
+      <w:r>
+        <w:rPr>
+          <w:rFonts w:ascii="Courier New" w:hAnsi="Courier New" w:cs="Courier New"/>
+          <w:color w:val="000000" w:themeColor="text1"/>
+          <w:lang w:val="uk-UA"/>
+        </w:rPr>
+        <w:t>factory</w:t>
+      </w:r>
+      <w:proofErr w:type="spellEnd"/>
+      <w:r>
+        <w:rPr>
+          <w:rFonts w:ascii="Courier New" w:hAnsi="Courier New" w:cs="Courier New"/>
+          <w:color w:val="000000" w:themeColor="text1"/>
+          <w:lang w:val="uk-UA"/>
+        </w:rPr>
+        <w:t>)</w:t>
       </w:r>
       <w:r>
         <w:rPr>
@@ -4442,16 +9501,88 @@
           <w:lang w:val="uk-UA"/>
         </w:rPr>
         <w:br/>
-        <w:t xml:space="preserve">        _button = factory.CreateButton();</w:t>
-      </w:r>
-      <w:r>
-        <w:rPr>
-          <w:rFonts w:ascii="Courier New" w:hAnsi="Courier New" w:cs="Courier New"/>
-          <w:color w:val="000000" w:themeColor="text1"/>
-          <w:lang w:val="uk-UA"/>
-        </w:rPr>
-        <w:br/>
-        <w:t xml:space="preserve">        _checkbox = factory.CreateCheckbox();</w:t>
+        <w:t xml:space="preserve">        _</w:t>
+      </w:r>
+      <w:proofErr w:type="spellStart"/>
+      <w:r>
+        <w:rPr>
+          <w:rFonts w:ascii="Courier New" w:hAnsi="Courier New" w:cs="Courier New"/>
+          <w:color w:val="000000" w:themeColor="text1"/>
+          <w:lang w:val="uk-UA"/>
+        </w:rPr>
+        <w:t>button</w:t>
+      </w:r>
+      <w:proofErr w:type="spellEnd"/>
+      <w:r>
+        <w:rPr>
+          <w:rFonts w:ascii="Courier New" w:hAnsi="Courier New" w:cs="Courier New"/>
+          <w:color w:val="000000" w:themeColor="text1"/>
+          <w:lang w:val="uk-UA"/>
+        </w:rPr>
+        <w:t xml:space="preserve"> = </w:t>
+      </w:r>
+      <w:proofErr w:type="spellStart"/>
+      <w:r>
+        <w:rPr>
+          <w:rFonts w:ascii="Courier New" w:hAnsi="Courier New" w:cs="Courier New"/>
+          <w:color w:val="000000" w:themeColor="text1"/>
+          <w:lang w:val="uk-UA"/>
+        </w:rPr>
+        <w:t>factory.CreateButton</w:t>
+      </w:r>
+      <w:proofErr w:type="spellEnd"/>
+      <w:r>
+        <w:rPr>
+          <w:rFonts w:ascii="Courier New" w:hAnsi="Courier New" w:cs="Courier New"/>
+          <w:color w:val="000000" w:themeColor="text1"/>
+          <w:lang w:val="uk-UA"/>
+        </w:rPr>
+        <w:t>();</w:t>
+      </w:r>
+      <w:r>
+        <w:rPr>
+          <w:rFonts w:ascii="Courier New" w:hAnsi="Courier New" w:cs="Courier New"/>
+          <w:color w:val="000000" w:themeColor="text1"/>
+          <w:lang w:val="uk-UA"/>
+        </w:rPr>
+        <w:br/>
+        <w:t xml:space="preserve">        _</w:t>
+      </w:r>
+      <w:proofErr w:type="spellStart"/>
+      <w:r>
+        <w:rPr>
+          <w:rFonts w:ascii="Courier New" w:hAnsi="Courier New" w:cs="Courier New"/>
+          <w:color w:val="000000" w:themeColor="text1"/>
+          <w:lang w:val="uk-UA"/>
+        </w:rPr>
+        <w:t>checkbox</w:t>
+      </w:r>
+      <w:proofErr w:type="spellEnd"/>
+      <w:r>
+        <w:rPr>
+          <w:rFonts w:ascii="Courier New" w:hAnsi="Courier New" w:cs="Courier New"/>
+          <w:color w:val="000000" w:themeColor="text1"/>
+          <w:lang w:val="uk-UA"/>
+        </w:rPr>
+        <w:t xml:space="preserve"> = </w:t>
+      </w:r>
+      <w:proofErr w:type="spellStart"/>
+      <w:r>
+        <w:rPr>
+          <w:rFonts w:ascii="Courier New" w:hAnsi="Courier New" w:cs="Courier New"/>
+          <w:color w:val="000000" w:themeColor="text1"/>
+          <w:lang w:val="uk-UA"/>
+        </w:rPr>
+        <w:t>factory.CreateCheckbox</w:t>
+      </w:r>
+      <w:proofErr w:type="spellEnd"/>
+      <w:r>
+        <w:rPr>
+          <w:rFonts w:ascii="Courier New" w:hAnsi="Courier New" w:cs="Courier New"/>
+          <w:color w:val="000000" w:themeColor="text1"/>
+          <w:lang w:val="uk-UA"/>
+        </w:rPr>
+        <w:t>();</w:t>
       </w:r>
       <w:r>
         <w:rPr>
@@ -4477,7 +9608,61 @@
           <w:lang w:val="uk-UA"/>
         </w:rPr>
         <w:br/>
-        <w:t xml:space="preserve">    public void RenderUI()</w:t>
+        <w:t xml:space="preserve">    </w:t>
+      </w:r>
+      <w:proofErr w:type="spellStart"/>
+      <w:r>
+        <w:rPr>
+          <w:rFonts w:ascii="Courier New" w:hAnsi="Courier New" w:cs="Courier New"/>
+          <w:color w:val="000000" w:themeColor="text1"/>
+          <w:lang w:val="uk-UA"/>
+        </w:rPr>
+        <w:t>public</w:t>
+      </w:r>
+      <w:proofErr w:type="spellEnd"/>
+      <w:r>
+        <w:rPr>
+          <w:rFonts w:ascii="Courier New" w:hAnsi="Courier New" w:cs="Courier New"/>
+          <w:color w:val="000000" w:themeColor="text1"/>
+          <w:lang w:val="uk-UA"/>
+        </w:rPr>
+        <w:t xml:space="preserve"> </w:t>
+      </w:r>
+      <w:proofErr w:type="spellStart"/>
+      <w:r>
+        <w:rPr>
+          <w:rFonts w:ascii="Courier New" w:hAnsi="Courier New" w:cs="Courier New"/>
+          <w:color w:val="000000" w:themeColor="text1"/>
+          <w:lang w:val="uk-UA"/>
+        </w:rPr>
+        <w:t>void</w:t>
+      </w:r>
+      <w:proofErr w:type="spellEnd"/>
+      <w:r>
+        <w:rPr>
+          <w:rFonts w:ascii="Courier New" w:hAnsi="Courier New" w:cs="Courier New"/>
+          <w:color w:val="000000" w:themeColor="text1"/>
+          <w:lang w:val="uk-UA"/>
+        </w:rPr>
+        <w:t xml:space="preserve"> </w:t>
+      </w:r>
+      <w:proofErr w:type="spellStart"/>
+      <w:r>
+        <w:rPr>
+          <w:rFonts w:ascii="Courier New" w:hAnsi="Courier New" w:cs="Courier New"/>
+          <w:color w:val="000000" w:themeColor="text1"/>
+          <w:lang w:val="uk-UA"/>
+        </w:rPr>
+        <w:t>RenderUI</w:t>
+      </w:r>
+      <w:proofErr w:type="spellEnd"/>
+      <w:r>
+        <w:rPr>
+          <w:rFonts w:ascii="Courier New" w:hAnsi="Courier New" w:cs="Courier New"/>
+          <w:color w:val="000000" w:themeColor="text1"/>
+          <w:lang w:val="uk-UA"/>
+        </w:rPr>
+        <w:t>()</w:t>
       </w:r>
       <w:r>
         <w:rPr>
@@ -4495,25 +9680,97 @@
           <w:lang w:val="uk-UA"/>
         </w:rPr>
         <w:br/>
-        <w:t xml:space="preserve">        Console.WriteLine("Рендеринг інтерфейсу");</w:t>
-      </w:r>
-      <w:r>
-        <w:rPr>
-          <w:rFonts w:ascii="Courier New" w:hAnsi="Courier New" w:cs="Courier New"/>
-          <w:color w:val="000000" w:themeColor="text1"/>
-          <w:lang w:val="uk-UA"/>
-        </w:rPr>
-        <w:br/>
-        <w:t xml:space="preserve">        _button.Render();</w:t>
-      </w:r>
-      <w:r>
-        <w:rPr>
-          <w:rFonts w:ascii="Courier New" w:hAnsi="Courier New" w:cs="Courier New"/>
-          <w:color w:val="000000" w:themeColor="text1"/>
-          <w:lang w:val="uk-UA"/>
-        </w:rPr>
-        <w:br/>
-        <w:t xml:space="preserve">        _checkbox.Render();</w:t>
+        <w:t xml:space="preserve">        </w:t>
+      </w:r>
+      <w:proofErr w:type="spellStart"/>
+      <w:r>
+        <w:rPr>
+          <w:rFonts w:ascii="Courier New" w:hAnsi="Courier New" w:cs="Courier New"/>
+          <w:color w:val="000000" w:themeColor="text1"/>
+          <w:lang w:val="uk-UA"/>
+        </w:rPr>
+        <w:t>Console.WriteLine</w:t>
+      </w:r>
+      <w:proofErr w:type="spellEnd"/>
+      <w:r>
+        <w:rPr>
+          <w:rFonts w:ascii="Courier New" w:hAnsi="Courier New" w:cs="Courier New"/>
+          <w:color w:val="000000" w:themeColor="text1"/>
+          <w:lang w:val="uk-UA"/>
+        </w:rPr>
+        <w:t>("</w:t>
+      </w:r>
+      <w:proofErr w:type="spellStart"/>
+      <w:r>
+        <w:rPr>
+          <w:rFonts w:ascii="Courier New" w:hAnsi="Courier New" w:cs="Courier New"/>
+          <w:color w:val="000000" w:themeColor="text1"/>
+          <w:lang w:val="uk-UA"/>
+        </w:rPr>
+        <w:t>Рендеринг</w:t>
+      </w:r>
+      <w:proofErr w:type="spellEnd"/>
+      <w:r>
+        <w:rPr>
+          <w:rFonts w:ascii="Courier New" w:hAnsi="Courier New" w:cs="Courier New"/>
+          <w:color w:val="000000" w:themeColor="text1"/>
+          <w:lang w:val="uk-UA"/>
+        </w:rPr>
+        <w:t xml:space="preserve"> інтерфейсу");</w:t>
+      </w:r>
+      <w:r>
+        <w:rPr>
+          <w:rFonts w:ascii="Courier New" w:hAnsi="Courier New" w:cs="Courier New"/>
+          <w:color w:val="000000" w:themeColor="text1"/>
+          <w:lang w:val="uk-UA"/>
+        </w:rPr>
+        <w:br/>
+        <w:t xml:space="preserve">        _</w:t>
+      </w:r>
+      <w:proofErr w:type="spellStart"/>
+      <w:r>
+        <w:rPr>
+          <w:rFonts w:ascii="Courier New" w:hAnsi="Courier New" w:cs="Courier New"/>
+          <w:color w:val="000000" w:themeColor="text1"/>
+          <w:lang w:val="uk-UA"/>
+        </w:rPr>
+        <w:t>button.Render</w:t>
+      </w:r>
+      <w:proofErr w:type="spellEnd"/>
+      <w:r>
+        <w:rPr>
+          <w:rFonts w:ascii="Courier New" w:hAnsi="Courier New" w:cs="Courier New"/>
+          <w:color w:val="000000" w:themeColor="text1"/>
+          <w:lang w:val="uk-UA"/>
+        </w:rPr>
+        <w:t>();</w:t>
+      </w:r>
+      <w:r>
+        <w:rPr>
+          <w:rFonts w:ascii="Courier New" w:hAnsi="Courier New" w:cs="Courier New"/>
+          <w:color w:val="000000" w:themeColor="text1"/>
+          <w:lang w:val="uk-UA"/>
+        </w:rPr>
+        <w:br/>
+        <w:t xml:space="preserve">        _</w:t>
+      </w:r>
+      <w:proofErr w:type="spellStart"/>
+      <w:r>
+        <w:rPr>
+          <w:rFonts w:ascii="Courier New" w:hAnsi="Courier New" w:cs="Courier New"/>
+          <w:color w:val="000000" w:themeColor="text1"/>
+          <w:lang w:val="uk-UA"/>
+        </w:rPr>
+        <w:t>checkbox.Render</w:t>
+      </w:r>
+      <w:proofErr w:type="spellEnd"/>
+      <w:r>
+        <w:rPr>
+          <w:rFonts w:ascii="Courier New" w:hAnsi="Courier New" w:cs="Courier New"/>
+          <w:color w:val="000000" w:themeColor="text1"/>
+          <w:lang w:val="uk-UA"/>
+        </w:rPr>
+        <w:t>();</w:t>
       </w:r>
       <w:r>
         <w:rPr>
@@ -4539,7 +9796,61 @@
           <w:lang w:val="uk-UA"/>
         </w:rPr>
         <w:br/>
-        <w:t xml:space="preserve">    public void SimulateUserInteraction()</w:t>
+        <w:t xml:space="preserve">    </w:t>
+      </w:r>
+      <w:proofErr w:type="spellStart"/>
+      <w:r>
+        <w:rPr>
+          <w:rFonts w:ascii="Courier New" w:hAnsi="Courier New" w:cs="Courier New"/>
+          <w:color w:val="000000" w:themeColor="text1"/>
+          <w:lang w:val="uk-UA"/>
+        </w:rPr>
+        <w:t>public</w:t>
+      </w:r>
+      <w:proofErr w:type="spellEnd"/>
+      <w:r>
+        <w:rPr>
+          <w:rFonts w:ascii="Courier New" w:hAnsi="Courier New" w:cs="Courier New"/>
+          <w:color w:val="000000" w:themeColor="text1"/>
+          <w:lang w:val="uk-UA"/>
+        </w:rPr>
+        <w:t xml:space="preserve"> </w:t>
+      </w:r>
+      <w:proofErr w:type="spellStart"/>
+      <w:r>
+        <w:rPr>
+          <w:rFonts w:ascii="Courier New" w:hAnsi="Courier New" w:cs="Courier New"/>
+          <w:color w:val="000000" w:themeColor="text1"/>
+          <w:lang w:val="uk-UA"/>
+        </w:rPr>
+        <w:t>void</w:t>
+      </w:r>
+      <w:proofErr w:type="spellEnd"/>
+      <w:r>
+        <w:rPr>
+          <w:rFonts w:ascii="Courier New" w:hAnsi="Courier New" w:cs="Courier New"/>
+          <w:color w:val="000000" w:themeColor="text1"/>
+          <w:lang w:val="uk-UA"/>
+        </w:rPr>
+        <w:t xml:space="preserve"> </w:t>
+      </w:r>
+      <w:proofErr w:type="spellStart"/>
+      <w:r>
+        <w:rPr>
+          <w:rFonts w:ascii="Courier New" w:hAnsi="Courier New" w:cs="Courier New"/>
+          <w:color w:val="000000" w:themeColor="text1"/>
+          <w:lang w:val="uk-UA"/>
+        </w:rPr>
+        <w:t>SimulateUserInteraction</w:t>
+      </w:r>
+      <w:proofErr w:type="spellEnd"/>
+      <w:r>
+        <w:rPr>
+          <w:rFonts w:ascii="Courier New" w:hAnsi="Courier New" w:cs="Courier New"/>
+          <w:color w:val="000000" w:themeColor="text1"/>
+          <w:lang w:val="uk-UA"/>
+        </w:rPr>
+        <w:t>()</w:t>
       </w:r>
       <w:r>
         <w:rPr>
@@ -4557,25 +9868,97 @@
           <w:lang w:val="uk-UA"/>
         </w:rPr>
         <w:br/>
-        <w:t xml:space="preserve">        Console.WriteLine("\nВзаємодія з користувачем");</w:t>
-      </w:r>
-      <w:r>
-        <w:rPr>
-          <w:rFonts w:ascii="Courier New" w:hAnsi="Courier New" w:cs="Courier New"/>
-          <w:color w:val="000000" w:themeColor="text1"/>
-          <w:lang w:val="uk-UA"/>
-        </w:rPr>
-        <w:br/>
-        <w:t xml:space="preserve">        _button.OnClick();</w:t>
-      </w:r>
-      <w:r>
-        <w:rPr>
-          <w:rFonts w:ascii="Courier New" w:hAnsi="Courier New" w:cs="Courier New"/>
-          <w:color w:val="000000" w:themeColor="text1"/>
-          <w:lang w:val="uk-UA"/>
-        </w:rPr>
-        <w:br/>
-        <w:t xml:space="preserve">        _checkbox.OnClick();</w:t>
+        <w:t xml:space="preserve">        </w:t>
+      </w:r>
+      <w:proofErr w:type="spellStart"/>
+      <w:r>
+        <w:rPr>
+          <w:rFonts w:ascii="Courier New" w:hAnsi="Courier New" w:cs="Courier New"/>
+          <w:color w:val="000000" w:themeColor="text1"/>
+          <w:lang w:val="uk-UA"/>
+        </w:rPr>
+        <w:t>Console.WriteLine</w:t>
+      </w:r>
+      <w:proofErr w:type="spellEnd"/>
+      <w:r>
+        <w:rPr>
+          <w:rFonts w:ascii="Courier New" w:hAnsi="Courier New" w:cs="Courier New"/>
+          <w:color w:val="000000" w:themeColor="text1"/>
+          <w:lang w:val="uk-UA"/>
+        </w:rPr>
+        <w:t>("\</w:t>
+      </w:r>
+      <w:proofErr w:type="spellStart"/>
+      <w:r>
+        <w:rPr>
+          <w:rFonts w:ascii="Courier New" w:hAnsi="Courier New" w:cs="Courier New"/>
+          <w:color w:val="000000" w:themeColor="text1"/>
+          <w:lang w:val="uk-UA"/>
+        </w:rPr>
+        <w:t>nВзаємодія</w:t>
+      </w:r>
+      <w:proofErr w:type="spellEnd"/>
+      <w:r>
+        <w:rPr>
+          <w:rFonts w:ascii="Courier New" w:hAnsi="Courier New" w:cs="Courier New"/>
+          <w:color w:val="000000" w:themeColor="text1"/>
+          <w:lang w:val="uk-UA"/>
+        </w:rPr>
+        <w:t xml:space="preserve"> з користувачем");</w:t>
+      </w:r>
+      <w:r>
+        <w:rPr>
+          <w:rFonts w:ascii="Courier New" w:hAnsi="Courier New" w:cs="Courier New"/>
+          <w:color w:val="000000" w:themeColor="text1"/>
+          <w:lang w:val="uk-UA"/>
+        </w:rPr>
+        <w:br/>
+        <w:t xml:space="preserve">        _</w:t>
+      </w:r>
+      <w:proofErr w:type="spellStart"/>
+      <w:r>
+        <w:rPr>
+          <w:rFonts w:ascii="Courier New" w:hAnsi="Courier New" w:cs="Courier New"/>
+          <w:color w:val="000000" w:themeColor="text1"/>
+          <w:lang w:val="uk-UA"/>
+        </w:rPr>
+        <w:t>button.OnClick</w:t>
+      </w:r>
+      <w:proofErr w:type="spellEnd"/>
+      <w:r>
+        <w:rPr>
+          <w:rFonts w:ascii="Courier New" w:hAnsi="Courier New" w:cs="Courier New"/>
+          <w:color w:val="000000" w:themeColor="text1"/>
+          <w:lang w:val="uk-UA"/>
+        </w:rPr>
+        <w:t>();</w:t>
+      </w:r>
+      <w:r>
+        <w:rPr>
+          <w:rFonts w:ascii="Courier New" w:hAnsi="Courier New" w:cs="Courier New"/>
+          <w:color w:val="000000" w:themeColor="text1"/>
+          <w:lang w:val="uk-UA"/>
+        </w:rPr>
+        <w:br/>
+        <w:t xml:space="preserve">        _</w:t>
+      </w:r>
+      <w:proofErr w:type="spellStart"/>
+      <w:r>
+        <w:rPr>
+          <w:rFonts w:ascii="Courier New" w:hAnsi="Courier New" w:cs="Courier New"/>
+          <w:color w:val="000000" w:themeColor="text1"/>
+          <w:lang w:val="uk-UA"/>
+        </w:rPr>
+        <w:t>checkbox.OnClick</w:t>
+      </w:r>
+      <w:proofErr w:type="spellEnd"/>
+      <w:r>
+        <w:rPr>
+          <w:rFonts w:ascii="Courier New" w:hAnsi="Courier New" w:cs="Courier New"/>
+          <w:color w:val="000000" w:themeColor="text1"/>
+          <w:lang w:val="uk-UA"/>
+        </w:rPr>
+        <w:t>();</w:t>
       </w:r>
       <w:r>
         <w:rPr>
@@ -4656,14 +10039,34 @@
           <w:lang w:val="uk-UA"/>
         </w:rPr>
       </w:pPr>
-      <w:r>
-        <w:rPr>
-          <w:rFonts w:ascii="Courier New" w:hAnsi="Courier New" w:cs="Courier New"/>
-          <w:color w:val="000000" w:themeColor="text1"/>
-          <w:lang w:val="uk-UA"/>
-        </w:rPr>
-        <w:t>namespace abstract_factory</w:t>
-      </w:r>
+      <w:proofErr w:type="spellStart"/>
+      <w:r>
+        <w:rPr>
+          <w:rFonts w:ascii="Courier New" w:hAnsi="Courier New" w:cs="Courier New"/>
+          <w:color w:val="000000" w:themeColor="text1"/>
+          <w:lang w:val="uk-UA"/>
+        </w:rPr>
+        <w:t>namespace</w:t>
+      </w:r>
+      <w:proofErr w:type="spellEnd"/>
+      <w:r>
+        <w:rPr>
+          <w:rFonts w:ascii="Courier New" w:hAnsi="Courier New" w:cs="Courier New"/>
+          <w:color w:val="000000" w:themeColor="text1"/>
+          <w:lang w:val="uk-UA"/>
+        </w:rPr>
+        <w:t xml:space="preserve"> </w:t>
+      </w:r>
+      <w:proofErr w:type="spellStart"/>
+      <w:r>
+        <w:rPr>
+          <w:rFonts w:ascii="Courier New" w:hAnsi="Courier New" w:cs="Courier New"/>
+          <w:color w:val="000000" w:themeColor="text1"/>
+          <w:lang w:val="uk-UA"/>
+        </w:rPr>
+        <w:t>abstract_factory</w:t>
+      </w:r>
+      <w:proofErr w:type="spellEnd"/>
       <w:r>
         <w:rPr>
           <w:rFonts w:ascii="Courier New" w:hAnsi="Courier New" w:cs="Courier New"/>
@@ -4680,8 +10083,54 @@
           <w:lang w:val="uk-UA"/>
         </w:rPr>
         <w:br/>
-        <w:t xml:space="preserve">    public class Program</w:t>
-      </w:r>
+        <w:t xml:space="preserve">    </w:t>
+      </w:r>
+      <w:proofErr w:type="spellStart"/>
+      <w:r>
+        <w:rPr>
+          <w:rFonts w:ascii="Courier New" w:hAnsi="Courier New" w:cs="Courier New"/>
+          <w:color w:val="000000" w:themeColor="text1"/>
+          <w:lang w:val="uk-UA"/>
+        </w:rPr>
+        <w:t>public</w:t>
+      </w:r>
+      <w:proofErr w:type="spellEnd"/>
+      <w:r>
+        <w:rPr>
+          <w:rFonts w:ascii="Courier New" w:hAnsi="Courier New" w:cs="Courier New"/>
+          <w:color w:val="000000" w:themeColor="text1"/>
+          <w:lang w:val="uk-UA"/>
+        </w:rPr>
+        <w:t xml:space="preserve"> </w:t>
+      </w:r>
+      <w:proofErr w:type="spellStart"/>
+      <w:r>
+        <w:rPr>
+          <w:rFonts w:ascii="Courier New" w:hAnsi="Courier New" w:cs="Courier New"/>
+          <w:color w:val="000000" w:themeColor="text1"/>
+          <w:lang w:val="uk-UA"/>
+        </w:rPr>
+        <w:t>class</w:t>
+      </w:r>
+      <w:proofErr w:type="spellEnd"/>
+      <w:r>
+        <w:rPr>
+          <w:rFonts w:ascii="Courier New" w:hAnsi="Courier New" w:cs="Courier New"/>
+          <w:color w:val="000000" w:themeColor="text1"/>
+          <w:lang w:val="uk-UA"/>
+        </w:rPr>
+        <w:t xml:space="preserve"> </w:t>
+      </w:r>
+      <w:proofErr w:type="spellStart"/>
+      <w:r>
+        <w:rPr>
+          <w:rFonts w:ascii="Courier New" w:hAnsi="Courier New" w:cs="Courier New"/>
+          <w:color w:val="000000" w:themeColor="text1"/>
+          <w:lang w:val="uk-UA"/>
+        </w:rPr>
+        <w:t>Program</w:t>
+      </w:r>
+      <w:proofErr w:type="spellEnd"/>
       <w:r>
         <w:rPr>
           <w:rFonts w:ascii="Courier New" w:hAnsi="Courier New" w:cs="Courier New"/>
@@ -4698,7 +10147,115 @@
           <w:lang w:val="uk-UA"/>
         </w:rPr>
         <w:br/>
-        <w:t xml:space="preserve">        public static void Main(string[] args)</w:t>
+        <w:t xml:space="preserve">        </w:t>
+      </w:r>
+      <w:proofErr w:type="spellStart"/>
+      <w:r>
+        <w:rPr>
+          <w:rFonts w:ascii="Courier New" w:hAnsi="Courier New" w:cs="Courier New"/>
+          <w:color w:val="000000" w:themeColor="text1"/>
+          <w:lang w:val="uk-UA"/>
+        </w:rPr>
+        <w:t>public</w:t>
+      </w:r>
+      <w:proofErr w:type="spellEnd"/>
+      <w:r>
+        <w:rPr>
+          <w:rFonts w:ascii="Courier New" w:hAnsi="Courier New" w:cs="Courier New"/>
+          <w:color w:val="000000" w:themeColor="text1"/>
+          <w:lang w:val="uk-UA"/>
+        </w:rPr>
+        <w:t xml:space="preserve"> </w:t>
+      </w:r>
+      <w:proofErr w:type="spellStart"/>
+      <w:r>
+        <w:rPr>
+          <w:rFonts w:ascii="Courier New" w:hAnsi="Courier New" w:cs="Courier New"/>
+          <w:color w:val="000000" w:themeColor="text1"/>
+          <w:lang w:val="uk-UA"/>
+        </w:rPr>
+        <w:t>static</w:t>
+      </w:r>
+      <w:proofErr w:type="spellEnd"/>
+      <w:r>
+        <w:rPr>
+          <w:rFonts w:ascii="Courier New" w:hAnsi="Courier New" w:cs="Courier New"/>
+          <w:color w:val="000000" w:themeColor="text1"/>
+          <w:lang w:val="uk-UA"/>
+        </w:rPr>
+        <w:t xml:space="preserve"> </w:t>
+      </w:r>
+      <w:proofErr w:type="spellStart"/>
+      <w:r>
+        <w:rPr>
+          <w:rFonts w:ascii="Courier New" w:hAnsi="Courier New" w:cs="Courier New"/>
+          <w:color w:val="000000" w:themeColor="text1"/>
+          <w:lang w:val="uk-UA"/>
+        </w:rPr>
+        <w:t>void</w:t>
+      </w:r>
+      <w:proofErr w:type="spellEnd"/>
+      <w:r>
+        <w:rPr>
+          <w:rFonts w:ascii="Courier New" w:hAnsi="Courier New" w:cs="Courier New"/>
+          <w:color w:val="000000" w:themeColor="text1"/>
+          <w:lang w:val="uk-UA"/>
+        </w:rPr>
+        <w:t xml:space="preserve"> </w:t>
+      </w:r>
+      <w:proofErr w:type="spellStart"/>
+      <w:r>
+        <w:rPr>
+          <w:rFonts w:ascii="Courier New" w:hAnsi="Courier New" w:cs="Courier New"/>
+          <w:color w:val="000000" w:themeColor="text1"/>
+          <w:lang w:val="uk-UA"/>
+        </w:rPr>
+        <w:t>Main</w:t>
+      </w:r>
+      <w:proofErr w:type="spellEnd"/>
+      <w:r>
+        <w:rPr>
+          <w:rFonts w:ascii="Courier New" w:hAnsi="Courier New" w:cs="Courier New"/>
+          <w:color w:val="000000" w:themeColor="text1"/>
+          <w:lang w:val="uk-UA"/>
+        </w:rPr>
+        <w:t>(</w:t>
+      </w:r>
+      <w:proofErr w:type="spellStart"/>
+      <w:r>
+        <w:rPr>
+          <w:rFonts w:ascii="Courier New" w:hAnsi="Courier New" w:cs="Courier New"/>
+          <w:color w:val="000000" w:themeColor="text1"/>
+          <w:lang w:val="uk-UA"/>
+        </w:rPr>
+        <w:t>string</w:t>
+      </w:r>
+      <w:proofErr w:type="spellEnd"/>
+      <w:r>
+        <w:rPr>
+          <w:rFonts w:ascii="Courier New" w:hAnsi="Courier New" w:cs="Courier New"/>
+          <w:color w:val="000000" w:themeColor="text1"/>
+          <w:lang w:val="uk-UA"/>
+        </w:rPr>
+        <w:t xml:space="preserve">[] </w:t>
+      </w:r>
+      <w:proofErr w:type="spellStart"/>
+      <w:r>
+        <w:rPr>
+          <w:rFonts w:ascii="Courier New" w:hAnsi="Courier New" w:cs="Courier New"/>
+          <w:color w:val="000000" w:themeColor="text1"/>
+          <w:lang w:val="uk-UA"/>
+        </w:rPr>
+        <w:t>args</w:t>
+      </w:r>
+      <w:proofErr w:type="spellEnd"/>
+      <w:r>
+        <w:rPr>
+          <w:rFonts w:ascii="Courier New" w:hAnsi="Courier New" w:cs="Courier New"/>
+          <w:color w:val="000000" w:themeColor="text1"/>
+          <w:lang w:val="uk-UA"/>
+        </w:rPr>
+        <w:t>)</w:t>
       </w:r>
       <w:r>
         <w:rPr>
@@ -4716,7 +10273,25 @@
           <w:lang w:val="uk-UA"/>
         </w:rPr>
         <w:br/>
-        <w:t xml:space="preserve">            Console.OutputEncoding = System.Text.Encoding.UTF8;</w:t>
+        <w:t xml:space="preserve">            </w:t>
+      </w:r>
+      <w:proofErr w:type="spellStart"/>
+      <w:r>
+        <w:rPr>
+          <w:rFonts w:ascii="Courier New" w:hAnsi="Courier New" w:cs="Courier New"/>
+          <w:color w:val="000000" w:themeColor="text1"/>
+          <w:lang w:val="uk-UA"/>
+        </w:rPr>
+        <w:t>Console.OutputEncoding</w:t>
+      </w:r>
+      <w:proofErr w:type="spellEnd"/>
+      <w:r>
+        <w:rPr>
+          <w:rFonts w:ascii="Courier New" w:hAnsi="Courier New" w:cs="Courier New"/>
+          <w:color w:val="000000" w:themeColor="text1"/>
+          <w:lang w:val="uk-UA"/>
+        </w:rPr>
+        <w:t xml:space="preserve"> = System.Text.Encoding.UTF8;</w:t>
       </w:r>
       <w:r>
         <w:rPr>
@@ -4734,24 +10309,150 @@
           <w:lang w:val="uk-UA"/>
         </w:rPr>
         <w:br/>
-        <w:t xml:space="preserve">            string currentOS = "Unix";</w:t>
-      </w:r>
-      <w:r>
-        <w:rPr>
-          <w:rFonts w:ascii="Courier New" w:hAnsi="Courier New" w:cs="Courier New"/>
-          <w:color w:val="000000" w:themeColor="text1"/>
-          <w:lang w:val="uk-UA"/>
-        </w:rPr>
-        <w:br/>
-      </w:r>
-      <w:r>
-        <w:rPr>
-          <w:rFonts w:ascii="Courier New" w:hAnsi="Courier New" w:cs="Courier New"/>
-          <w:color w:val="000000" w:themeColor="text1"/>
-          <w:lang w:val="uk-UA"/>
-        </w:rPr>
-        <w:br/>
-        <w:t xml:space="preserve">            Application app = ConfigureApplication(currentOS);</w:t>
+        <w:t xml:space="preserve">            </w:t>
+      </w:r>
+      <w:proofErr w:type="spellStart"/>
+      <w:r>
+        <w:rPr>
+          <w:rFonts w:ascii="Courier New" w:hAnsi="Courier New" w:cs="Courier New"/>
+          <w:color w:val="000000" w:themeColor="text1"/>
+          <w:lang w:val="uk-UA"/>
+        </w:rPr>
+        <w:t>string</w:t>
+      </w:r>
+      <w:proofErr w:type="spellEnd"/>
+      <w:r>
+        <w:rPr>
+          <w:rFonts w:ascii="Courier New" w:hAnsi="Courier New" w:cs="Courier New"/>
+          <w:color w:val="000000" w:themeColor="text1"/>
+          <w:lang w:val="uk-UA"/>
+        </w:rPr>
+        <w:t xml:space="preserve"> </w:t>
+      </w:r>
+      <w:proofErr w:type="spellStart"/>
+      <w:r>
+        <w:rPr>
+          <w:rFonts w:ascii="Courier New" w:hAnsi="Courier New" w:cs="Courier New"/>
+          <w:color w:val="000000" w:themeColor="text1"/>
+          <w:lang w:val="uk-UA"/>
+        </w:rPr>
+        <w:t>currentOS</w:t>
+      </w:r>
+      <w:proofErr w:type="spellEnd"/>
+      <w:r>
+        <w:rPr>
+          <w:rFonts w:ascii="Courier New" w:hAnsi="Courier New" w:cs="Courier New"/>
+          <w:color w:val="000000" w:themeColor="text1"/>
+          <w:lang w:val="uk-UA"/>
+        </w:rPr>
+        <w:t xml:space="preserve"> = "</w:t>
+      </w:r>
+      <w:proofErr w:type="spellStart"/>
+      <w:r>
+        <w:rPr>
+          <w:rFonts w:ascii="Courier New" w:hAnsi="Courier New" w:cs="Courier New"/>
+          <w:color w:val="000000" w:themeColor="text1"/>
+          <w:lang w:val="uk-UA"/>
+        </w:rPr>
+        <w:t>Unix</w:t>
+      </w:r>
+      <w:proofErr w:type="spellEnd"/>
+      <w:r>
+        <w:rPr>
+          <w:rFonts w:ascii="Courier New" w:hAnsi="Courier New" w:cs="Courier New"/>
+          <w:color w:val="000000" w:themeColor="text1"/>
+          <w:lang w:val="uk-UA"/>
+        </w:rPr>
+        <w:t>";</w:t>
+      </w:r>
+      <w:r>
+        <w:rPr>
+          <w:rFonts w:ascii="Courier New" w:hAnsi="Courier New" w:cs="Courier New"/>
+          <w:color w:val="000000" w:themeColor="text1"/>
+          <w:lang w:val="uk-UA"/>
+        </w:rPr>
+        <w:br/>
+      </w:r>
+      <w:r>
+        <w:rPr>
+          <w:rFonts w:ascii="Courier New" w:hAnsi="Courier New" w:cs="Courier New"/>
+          <w:color w:val="000000" w:themeColor="text1"/>
+          <w:lang w:val="uk-UA"/>
+        </w:rPr>
+        <w:br/>
+        <w:t xml:space="preserve">            </w:t>
+      </w:r>
+      <w:proofErr w:type="spellStart"/>
+      <w:r>
+        <w:rPr>
+          <w:rFonts w:ascii="Courier New" w:hAnsi="Courier New" w:cs="Courier New"/>
+          <w:color w:val="000000" w:themeColor="text1"/>
+          <w:lang w:val="uk-UA"/>
+        </w:rPr>
+        <w:t>Application</w:t>
+      </w:r>
+      <w:proofErr w:type="spellEnd"/>
+      <w:r>
+        <w:rPr>
+          <w:rFonts w:ascii="Courier New" w:hAnsi="Courier New" w:cs="Courier New"/>
+          <w:color w:val="000000" w:themeColor="text1"/>
+          <w:lang w:val="uk-UA"/>
+        </w:rPr>
+        <w:t xml:space="preserve"> </w:t>
+      </w:r>
+      <w:proofErr w:type="spellStart"/>
+      <w:r>
+        <w:rPr>
+          <w:rFonts w:ascii="Courier New" w:hAnsi="Courier New" w:cs="Courier New"/>
+          <w:color w:val="000000" w:themeColor="text1"/>
+          <w:lang w:val="uk-UA"/>
+        </w:rPr>
+        <w:t>app</w:t>
+      </w:r>
+      <w:proofErr w:type="spellEnd"/>
+      <w:r>
+        <w:rPr>
+          <w:rFonts w:ascii="Courier New" w:hAnsi="Courier New" w:cs="Courier New"/>
+          <w:color w:val="000000" w:themeColor="text1"/>
+          <w:lang w:val="uk-UA"/>
+        </w:rPr>
+        <w:t xml:space="preserve"> = </w:t>
+      </w:r>
+      <w:proofErr w:type="spellStart"/>
+      <w:r>
+        <w:rPr>
+          <w:rFonts w:ascii="Courier New" w:hAnsi="Courier New" w:cs="Courier New"/>
+          <w:color w:val="000000" w:themeColor="text1"/>
+          <w:lang w:val="uk-UA"/>
+        </w:rPr>
+        <w:t>ConfigureApplication</w:t>
+      </w:r>
+      <w:proofErr w:type="spellEnd"/>
+      <w:r>
+        <w:rPr>
+          <w:rFonts w:ascii="Courier New" w:hAnsi="Courier New" w:cs="Courier New"/>
+          <w:color w:val="000000" w:themeColor="text1"/>
+          <w:lang w:val="uk-UA"/>
+        </w:rPr>
+        <w:t>(</w:t>
+      </w:r>
+      <w:proofErr w:type="spellStart"/>
+      <w:r>
+        <w:rPr>
+          <w:rFonts w:ascii="Courier New" w:hAnsi="Courier New" w:cs="Courier New"/>
+          <w:color w:val="000000" w:themeColor="text1"/>
+          <w:lang w:val="uk-UA"/>
+        </w:rPr>
+        <w:t>currentOS</w:t>
+      </w:r>
+      <w:proofErr w:type="spellEnd"/>
+      <w:r>
+        <w:rPr>
+          <w:rFonts w:ascii="Courier New" w:hAnsi="Courier New" w:cs="Courier New"/>
+          <w:color w:val="000000" w:themeColor="text1"/>
+          <w:lang w:val="uk-UA"/>
+        </w:rPr>
+        <w:t>);</w:t>
       </w:r>
       <w:r>
         <w:rPr>
@@ -4776,7 +10477,61 @@
           <w:lang w:val="uk-UA"/>
         </w:rPr>
         <w:lastRenderedPageBreak/>
-        <w:t xml:space="preserve">            if (app != null)</w:t>
+        <w:t xml:space="preserve">            </w:t>
+      </w:r>
+      <w:proofErr w:type="spellStart"/>
+      <w:r>
+        <w:rPr>
+          <w:rFonts w:ascii="Courier New" w:hAnsi="Courier New" w:cs="Courier New"/>
+          <w:color w:val="000000" w:themeColor="text1"/>
+          <w:lang w:val="uk-UA"/>
+        </w:rPr>
+        <w:t>if</w:t>
+      </w:r>
+      <w:proofErr w:type="spellEnd"/>
+      <w:r>
+        <w:rPr>
+          <w:rFonts w:ascii="Courier New" w:hAnsi="Courier New" w:cs="Courier New"/>
+          <w:color w:val="000000" w:themeColor="text1"/>
+          <w:lang w:val="uk-UA"/>
+        </w:rPr>
+        <w:t xml:space="preserve"> (</w:t>
+      </w:r>
+      <w:proofErr w:type="spellStart"/>
+      <w:r>
+        <w:rPr>
+          <w:rFonts w:ascii="Courier New" w:hAnsi="Courier New" w:cs="Courier New"/>
+          <w:color w:val="000000" w:themeColor="text1"/>
+          <w:lang w:val="uk-UA"/>
+        </w:rPr>
+        <w:t>app</w:t>
+      </w:r>
+      <w:proofErr w:type="spellEnd"/>
+      <w:r>
+        <w:rPr>
+          <w:rFonts w:ascii="Courier New" w:hAnsi="Courier New" w:cs="Courier New"/>
+          <w:color w:val="000000" w:themeColor="text1"/>
+          <w:lang w:val="uk-UA"/>
+        </w:rPr>
+        <w:t xml:space="preserve"> != </w:t>
+      </w:r>
+      <w:proofErr w:type="spellStart"/>
+      <w:r>
+        <w:rPr>
+          <w:rFonts w:ascii="Courier New" w:hAnsi="Courier New" w:cs="Courier New"/>
+          <w:color w:val="000000" w:themeColor="text1"/>
+          <w:lang w:val="uk-UA"/>
+        </w:rPr>
+        <w:t>null</w:t>
+      </w:r>
+      <w:proofErr w:type="spellEnd"/>
+      <w:r>
+        <w:rPr>
+          <w:rFonts w:ascii="Courier New" w:hAnsi="Courier New" w:cs="Courier New"/>
+          <w:color w:val="000000" w:themeColor="text1"/>
+          <w:lang w:val="uk-UA"/>
+        </w:rPr>
+        <w:t>)</w:t>
       </w:r>
       <w:r>
         <w:rPr>
@@ -4794,16 +10549,52 @@
           <w:lang w:val="uk-UA"/>
         </w:rPr>
         <w:br/>
-        <w:t xml:space="preserve">                app.RenderUI();</w:t>
-      </w:r>
-      <w:r>
-        <w:rPr>
-          <w:rFonts w:ascii="Courier New" w:hAnsi="Courier New" w:cs="Courier New"/>
-          <w:color w:val="000000" w:themeColor="text1"/>
-          <w:lang w:val="uk-UA"/>
-        </w:rPr>
-        <w:br/>
-        <w:t xml:space="preserve">                app.SimulateUserInteraction();</w:t>
+        <w:t xml:space="preserve">                </w:t>
+      </w:r>
+      <w:proofErr w:type="spellStart"/>
+      <w:r>
+        <w:rPr>
+          <w:rFonts w:ascii="Courier New" w:hAnsi="Courier New" w:cs="Courier New"/>
+          <w:color w:val="000000" w:themeColor="text1"/>
+          <w:lang w:val="uk-UA"/>
+        </w:rPr>
+        <w:t>app.RenderUI</w:t>
+      </w:r>
+      <w:proofErr w:type="spellEnd"/>
+      <w:r>
+        <w:rPr>
+          <w:rFonts w:ascii="Courier New" w:hAnsi="Courier New" w:cs="Courier New"/>
+          <w:color w:val="000000" w:themeColor="text1"/>
+          <w:lang w:val="uk-UA"/>
+        </w:rPr>
+        <w:t>();</w:t>
+      </w:r>
+      <w:r>
+        <w:rPr>
+          <w:rFonts w:ascii="Courier New" w:hAnsi="Courier New" w:cs="Courier New"/>
+          <w:color w:val="000000" w:themeColor="text1"/>
+          <w:lang w:val="uk-UA"/>
+        </w:rPr>
+        <w:br/>
+        <w:t xml:space="preserve">                </w:t>
+      </w:r>
+      <w:proofErr w:type="spellStart"/>
+      <w:r>
+        <w:rPr>
+          <w:rFonts w:ascii="Courier New" w:hAnsi="Courier New" w:cs="Courier New"/>
+          <w:color w:val="000000" w:themeColor="text1"/>
+          <w:lang w:val="uk-UA"/>
+        </w:rPr>
+        <w:t>app.SimulateUserInteraction</w:t>
+      </w:r>
+      <w:proofErr w:type="spellEnd"/>
+      <w:r>
+        <w:rPr>
+          <w:rFonts w:ascii="Courier New" w:hAnsi="Courier New" w:cs="Courier New"/>
+          <w:color w:val="000000" w:themeColor="text1"/>
+          <w:lang w:val="uk-UA"/>
+        </w:rPr>
+        <w:t>();</w:t>
       </w:r>
       <w:r>
         <w:rPr>
@@ -4838,7 +10629,97 @@
           <w:lang w:val="uk-UA"/>
         </w:rPr>
         <w:br/>
-        <w:t xml:space="preserve">        static Application ConfigureApplication(string os)</w:t>
+        <w:t xml:space="preserve">        </w:t>
+      </w:r>
+      <w:proofErr w:type="spellStart"/>
+      <w:r>
+        <w:rPr>
+          <w:rFonts w:ascii="Courier New" w:hAnsi="Courier New" w:cs="Courier New"/>
+          <w:color w:val="000000" w:themeColor="text1"/>
+          <w:lang w:val="uk-UA"/>
+        </w:rPr>
+        <w:t>static</w:t>
+      </w:r>
+      <w:proofErr w:type="spellEnd"/>
+      <w:r>
+        <w:rPr>
+          <w:rFonts w:ascii="Courier New" w:hAnsi="Courier New" w:cs="Courier New"/>
+          <w:color w:val="000000" w:themeColor="text1"/>
+          <w:lang w:val="uk-UA"/>
+        </w:rPr>
+        <w:t xml:space="preserve"> </w:t>
+      </w:r>
+      <w:proofErr w:type="spellStart"/>
+      <w:r>
+        <w:rPr>
+          <w:rFonts w:ascii="Courier New" w:hAnsi="Courier New" w:cs="Courier New"/>
+          <w:color w:val="000000" w:themeColor="text1"/>
+          <w:lang w:val="uk-UA"/>
+        </w:rPr>
+        <w:t>Application</w:t>
+      </w:r>
+      <w:proofErr w:type="spellEnd"/>
+      <w:r>
+        <w:rPr>
+          <w:rFonts w:ascii="Courier New" w:hAnsi="Courier New" w:cs="Courier New"/>
+          <w:color w:val="000000" w:themeColor="text1"/>
+          <w:lang w:val="uk-UA"/>
+        </w:rPr>
+        <w:t xml:space="preserve"> </w:t>
+      </w:r>
+      <w:proofErr w:type="spellStart"/>
+      <w:r>
+        <w:rPr>
+          <w:rFonts w:ascii="Courier New" w:hAnsi="Courier New" w:cs="Courier New"/>
+          <w:color w:val="000000" w:themeColor="text1"/>
+          <w:lang w:val="uk-UA"/>
+        </w:rPr>
+        <w:t>ConfigureApplication</w:t>
+      </w:r>
+      <w:proofErr w:type="spellEnd"/>
+      <w:r>
+        <w:rPr>
+          <w:rFonts w:ascii="Courier New" w:hAnsi="Courier New" w:cs="Courier New"/>
+          <w:color w:val="000000" w:themeColor="text1"/>
+          <w:lang w:val="uk-UA"/>
+        </w:rPr>
+        <w:t>(</w:t>
+      </w:r>
+      <w:proofErr w:type="spellStart"/>
+      <w:r>
+        <w:rPr>
+          <w:rFonts w:ascii="Courier New" w:hAnsi="Courier New" w:cs="Courier New"/>
+          <w:color w:val="000000" w:themeColor="text1"/>
+          <w:lang w:val="uk-UA"/>
+        </w:rPr>
+        <w:t>string</w:t>
+      </w:r>
+      <w:proofErr w:type="spellEnd"/>
+      <w:r>
+        <w:rPr>
+          <w:rFonts w:ascii="Courier New" w:hAnsi="Courier New" w:cs="Courier New"/>
+          <w:color w:val="000000" w:themeColor="text1"/>
+          <w:lang w:val="uk-UA"/>
+        </w:rPr>
+        <w:t xml:space="preserve"> </w:t>
+      </w:r>
+      <w:proofErr w:type="spellStart"/>
+      <w:r>
+        <w:rPr>
+          <w:rFonts w:ascii="Courier New" w:hAnsi="Courier New" w:cs="Courier New"/>
+          <w:color w:val="000000" w:themeColor="text1"/>
+          <w:lang w:val="uk-UA"/>
+        </w:rPr>
+        <w:t>os</w:t>
+      </w:r>
+      <w:proofErr w:type="spellEnd"/>
+      <w:r>
+        <w:rPr>
+          <w:rFonts w:ascii="Courier New" w:hAnsi="Courier New" w:cs="Courier New"/>
+          <w:color w:val="000000" w:themeColor="text1"/>
+          <w:lang w:val="uk-UA"/>
+        </w:rPr>
+        <w:t>)</w:t>
       </w:r>
       <w:r>
         <w:rPr>
@@ -4856,24 +10737,105 @@
           <w:lang w:val="uk-UA"/>
         </w:rPr>
         <w:br/>
-        <w:t xml:space="preserve">            IUIFactory factory;</w:t>
-      </w:r>
-      <w:r>
-        <w:rPr>
-          <w:rFonts w:ascii="Courier New" w:hAnsi="Courier New" w:cs="Courier New"/>
-          <w:color w:val="000000" w:themeColor="text1"/>
-          <w:lang w:val="uk-UA"/>
-        </w:rPr>
-        <w:br/>
-      </w:r>
-      <w:r>
-        <w:rPr>
-          <w:rFonts w:ascii="Courier New" w:hAnsi="Courier New" w:cs="Courier New"/>
-          <w:color w:val="000000" w:themeColor="text1"/>
-          <w:lang w:val="uk-UA"/>
-        </w:rPr>
-        <w:br/>
-        <w:t xml:space="preserve">            if (os.Equals("Windows", StringComparison.</w:t>
+        <w:t xml:space="preserve">            </w:t>
+      </w:r>
+      <w:proofErr w:type="spellStart"/>
+      <w:r>
+        <w:rPr>
+          <w:rFonts w:ascii="Courier New" w:hAnsi="Courier New" w:cs="Courier New"/>
+          <w:color w:val="000000" w:themeColor="text1"/>
+          <w:lang w:val="uk-UA"/>
+        </w:rPr>
+        <w:t>IUIFactory</w:t>
+      </w:r>
+      <w:proofErr w:type="spellEnd"/>
+      <w:r>
+        <w:rPr>
+          <w:rFonts w:ascii="Courier New" w:hAnsi="Courier New" w:cs="Courier New"/>
+          <w:color w:val="000000" w:themeColor="text1"/>
+          <w:lang w:val="uk-UA"/>
+        </w:rPr>
+        <w:t xml:space="preserve"> </w:t>
+      </w:r>
+      <w:proofErr w:type="spellStart"/>
+      <w:r>
+        <w:rPr>
+          <w:rFonts w:ascii="Courier New" w:hAnsi="Courier New" w:cs="Courier New"/>
+          <w:color w:val="000000" w:themeColor="text1"/>
+          <w:lang w:val="uk-UA"/>
+        </w:rPr>
+        <w:t>factory</w:t>
+      </w:r>
+      <w:proofErr w:type="spellEnd"/>
+      <w:r>
+        <w:rPr>
+          <w:rFonts w:ascii="Courier New" w:hAnsi="Courier New" w:cs="Courier New"/>
+          <w:color w:val="000000" w:themeColor="text1"/>
+          <w:lang w:val="uk-UA"/>
+        </w:rPr>
+        <w:t>;</w:t>
+      </w:r>
+      <w:r>
+        <w:rPr>
+          <w:rFonts w:ascii="Courier New" w:hAnsi="Courier New" w:cs="Courier New"/>
+          <w:color w:val="000000" w:themeColor="text1"/>
+          <w:lang w:val="uk-UA"/>
+        </w:rPr>
+        <w:br/>
+      </w:r>
+      <w:r>
+        <w:rPr>
+          <w:rFonts w:ascii="Courier New" w:hAnsi="Courier New" w:cs="Courier New"/>
+          <w:color w:val="000000" w:themeColor="text1"/>
+          <w:lang w:val="uk-UA"/>
+        </w:rPr>
+        <w:br/>
+        <w:t xml:space="preserve">            </w:t>
+      </w:r>
+      <w:proofErr w:type="spellStart"/>
+      <w:r>
+        <w:rPr>
+          <w:rFonts w:ascii="Courier New" w:hAnsi="Courier New" w:cs="Courier New"/>
+          <w:color w:val="000000" w:themeColor="text1"/>
+          <w:lang w:val="uk-UA"/>
+        </w:rPr>
+        <w:t>if</w:t>
+      </w:r>
+      <w:proofErr w:type="spellEnd"/>
+      <w:r>
+        <w:rPr>
+          <w:rFonts w:ascii="Courier New" w:hAnsi="Courier New" w:cs="Courier New"/>
+          <w:color w:val="000000" w:themeColor="text1"/>
+          <w:lang w:val="uk-UA"/>
+        </w:rPr>
+        <w:t xml:space="preserve"> (</w:t>
+      </w:r>
+      <w:proofErr w:type="spellStart"/>
+      <w:r>
+        <w:rPr>
+          <w:rFonts w:ascii="Courier New" w:hAnsi="Courier New" w:cs="Courier New"/>
+          <w:color w:val="000000" w:themeColor="text1"/>
+          <w:lang w:val="uk-UA"/>
+        </w:rPr>
+        <w:t>os.Equals</w:t>
+      </w:r>
+      <w:proofErr w:type="spellEnd"/>
+      <w:r>
+        <w:rPr>
+          <w:rFonts w:ascii="Courier New" w:hAnsi="Courier New" w:cs="Courier New"/>
+          <w:color w:val="000000" w:themeColor="text1"/>
+          <w:lang w:val="uk-UA"/>
+        </w:rPr>
+        <w:t xml:space="preserve">("Windows", </w:t>
+      </w:r>
+      <w:proofErr w:type="spellStart"/>
+      <w:r>
+        <w:rPr>
+          <w:rFonts w:ascii="Courier New" w:hAnsi="Courier New" w:cs="Courier New"/>
+          <w:color w:val="000000" w:themeColor="text1"/>
+          <w:lang w:val="uk-UA"/>
+        </w:rPr>
+        <w:t>StringComparison.</w:t>
       </w:r>
       <w:r>
         <w:rPr>
@@ -4885,6 +10847,7 @@
         </w:rPr>
         <w:t>OrdinalIgnoreCase</w:t>
       </w:r>
+      <w:proofErr w:type="spellEnd"/>
       <w:r>
         <w:rPr>
           <w:rFonts w:ascii="Courier New" w:hAnsi="Courier New" w:cs="Courier New"/>
@@ -4909,7 +10872,61 @@
           <w:lang w:val="uk-UA"/>
         </w:rPr>
         <w:br/>
-        <w:t xml:space="preserve">                factory = new WindowsFactory();</w:t>
+        <w:t xml:space="preserve">                </w:t>
+      </w:r>
+      <w:proofErr w:type="spellStart"/>
+      <w:r>
+        <w:rPr>
+          <w:rFonts w:ascii="Courier New" w:hAnsi="Courier New" w:cs="Courier New"/>
+          <w:color w:val="000000" w:themeColor="text1"/>
+          <w:lang w:val="uk-UA"/>
+        </w:rPr>
+        <w:t>factory</w:t>
+      </w:r>
+      <w:proofErr w:type="spellEnd"/>
+      <w:r>
+        <w:rPr>
+          <w:rFonts w:ascii="Courier New" w:hAnsi="Courier New" w:cs="Courier New"/>
+          <w:color w:val="000000" w:themeColor="text1"/>
+          <w:lang w:val="uk-UA"/>
+        </w:rPr>
+        <w:t xml:space="preserve"> = </w:t>
+      </w:r>
+      <w:proofErr w:type="spellStart"/>
+      <w:r>
+        <w:rPr>
+          <w:rFonts w:ascii="Courier New" w:hAnsi="Courier New" w:cs="Courier New"/>
+          <w:color w:val="000000" w:themeColor="text1"/>
+          <w:lang w:val="uk-UA"/>
+        </w:rPr>
+        <w:t>new</w:t>
+      </w:r>
+      <w:proofErr w:type="spellEnd"/>
+      <w:r>
+        <w:rPr>
+          <w:rFonts w:ascii="Courier New" w:hAnsi="Courier New" w:cs="Courier New"/>
+          <w:color w:val="000000" w:themeColor="text1"/>
+          <w:lang w:val="uk-UA"/>
+        </w:rPr>
+        <w:t xml:space="preserve"> </w:t>
+      </w:r>
+      <w:proofErr w:type="spellStart"/>
+      <w:r>
+        <w:rPr>
+          <w:rFonts w:ascii="Courier New" w:hAnsi="Courier New" w:cs="Courier New"/>
+          <w:color w:val="000000" w:themeColor="text1"/>
+          <w:lang w:val="uk-UA"/>
+        </w:rPr>
+        <w:t>WindowsFactory</w:t>
+      </w:r>
+      <w:proofErr w:type="spellEnd"/>
+      <w:r>
+        <w:rPr>
+          <w:rFonts w:ascii="Courier New" w:hAnsi="Courier New" w:cs="Courier New"/>
+          <w:color w:val="000000" w:themeColor="text1"/>
+          <w:lang w:val="uk-UA"/>
+        </w:rPr>
+        <w:t>();</w:t>
       </w:r>
       <w:r>
         <w:rPr>
@@ -4927,7 +10944,88 @@
           <w:lang w:val="uk-UA"/>
         </w:rPr>
         <w:br/>
-        <w:t xml:space="preserve">            else if (os.Equals("Mac", StringComparison.</w:t>
+        <w:t xml:space="preserve">            </w:t>
+      </w:r>
+      <w:proofErr w:type="spellStart"/>
+      <w:r>
+        <w:rPr>
+          <w:rFonts w:ascii="Courier New" w:hAnsi="Courier New" w:cs="Courier New"/>
+          <w:color w:val="000000" w:themeColor="text1"/>
+          <w:lang w:val="uk-UA"/>
+        </w:rPr>
+        <w:t>else</w:t>
+      </w:r>
+      <w:proofErr w:type="spellEnd"/>
+      <w:r>
+        <w:rPr>
+          <w:rFonts w:ascii="Courier New" w:hAnsi="Courier New" w:cs="Courier New"/>
+          <w:color w:val="000000" w:themeColor="text1"/>
+          <w:lang w:val="uk-UA"/>
+        </w:rPr>
+        <w:t xml:space="preserve"> </w:t>
+      </w:r>
+      <w:proofErr w:type="spellStart"/>
+      <w:r>
+        <w:rPr>
+          <w:rFonts w:ascii="Courier New" w:hAnsi="Courier New" w:cs="Courier New"/>
+          <w:color w:val="000000" w:themeColor="text1"/>
+          <w:lang w:val="uk-UA"/>
+        </w:rPr>
+        <w:t>if</w:t>
+      </w:r>
+      <w:proofErr w:type="spellEnd"/>
+      <w:r>
+        <w:rPr>
+          <w:rFonts w:ascii="Courier New" w:hAnsi="Courier New" w:cs="Courier New"/>
+          <w:color w:val="000000" w:themeColor="text1"/>
+          <w:lang w:val="uk-UA"/>
+        </w:rPr>
+        <w:t xml:space="preserve"> (</w:t>
+      </w:r>
+      <w:proofErr w:type="spellStart"/>
+      <w:r>
+        <w:rPr>
+          <w:rFonts w:ascii="Courier New" w:hAnsi="Courier New" w:cs="Courier New"/>
+          <w:color w:val="000000" w:themeColor="text1"/>
+          <w:lang w:val="uk-UA"/>
+        </w:rPr>
+        <w:t>os.Equals</w:t>
+      </w:r>
+      <w:proofErr w:type="spellEnd"/>
+      <w:r>
+        <w:rPr>
+          <w:rFonts w:ascii="Courier New" w:hAnsi="Courier New" w:cs="Courier New"/>
+          <w:color w:val="000000" w:themeColor="text1"/>
+          <w:lang w:val="uk-UA"/>
+        </w:rPr>
+        <w:t>("</w:t>
+      </w:r>
+      <w:proofErr w:type="spellStart"/>
+      <w:r>
+        <w:rPr>
+          <w:rFonts w:ascii="Courier New" w:hAnsi="Courier New" w:cs="Courier New"/>
+          <w:color w:val="000000" w:themeColor="text1"/>
+          <w:lang w:val="uk-UA"/>
+        </w:rPr>
+        <w:t>Mac</w:t>
+      </w:r>
+      <w:proofErr w:type="spellEnd"/>
+      <w:r>
+        <w:rPr>
+          <w:rFonts w:ascii="Courier New" w:hAnsi="Courier New" w:cs="Courier New"/>
+          <w:color w:val="000000" w:themeColor="text1"/>
+          <w:lang w:val="uk-UA"/>
+        </w:rPr>
+        <w:t xml:space="preserve">", </w:t>
+      </w:r>
+      <w:proofErr w:type="spellStart"/>
+      <w:r>
+        <w:rPr>
+          <w:rFonts w:ascii="Courier New" w:hAnsi="Courier New" w:cs="Courier New"/>
+          <w:color w:val="000000" w:themeColor="text1"/>
+          <w:lang w:val="uk-UA"/>
+        </w:rPr>
+        <w:t>StringComparison.</w:t>
       </w:r>
       <w:r>
         <w:rPr>
@@ -4939,6 +11037,7 @@
         </w:rPr>
         <w:t>OrdinalIgnoreCase</w:t>
       </w:r>
+      <w:proofErr w:type="spellEnd"/>
       <w:r>
         <w:rPr>
           <w:rFonts w:ascii="Courier New" w:hAnsi="Courier New" w:cs="Courier New"/>
@@ -4963,7 +11062,61 @@
           <w:lang w:val="uk-UA"/>
         </w:rPr>
         <w:br/>
-        <w:t xml:space="preserve">                factory = new MacFactory();</w:t>
+        <w:t xml:space="preserve">                </w:t>
+      </w:r>
+      <w:proofErr w:type="spellStart"/>
+      <w:r>
+        <w:rPr>
+          <w:rFonts w:ascii="Courier New" w:hAnsi="Courier New" w:cs="Courier New"/>
+          <w:color w:val="000000" w:themeColor="text1"/>
+          <w:lang w:val="uk-UA"/>
+        </w:rPr>
+        <w:t>factory</w:t>
+      </w:r>
+      <w:proofErr w:type="spellEnd"/>
+      <w:r>
+        <w:rPr>
+          <w:rFonts w:ascii="Courier New" w:hAnsi="Courier New" w:cs="Courier New"/>
+          <w:color w:val="000000" w:themeColor="text1"/>
+          <w:lang w:val="uk-UA"/>
+        </w:rPr>
+        <w:t xml:space="preserve"> = </w:t>
+      </w:r>
+      <w:proofErr w:type="spellStart"/>
+      <w:r>
+        <w:rPr>
+          <w:rFonts w:ascii="Courier New" w:hAnsi="Courier New" w:cs="Courier New"/>
+          <w:color w:val="000000" w:themeColor="text1"/>
+          <w:lang w:val="uk-UA"/>
+        </w:rPr>
+        <w:t>new</w:t>
+      </w:r>
+      <w:proofErr w:type="spellEnd"/>
+      <w:r>
+        <w:rPr>
+          <w:rFonts w:ascii="Courier New" w:hAnsi="Courier New" w:cs="Courier New"/>
+          <w:color w:val="000000" w:themeColor="text1"/>
+          <w:lang w:val="uk-UA"/>
+        </w:rPr>
+        <w:t xml:space="preserve"> </w:t>
+      </w:r>
+      <w:proofErr w:type="spellStart"/>
+      <w:r>
+        <w:rPr>
+          <w:rFonts w:ascii="Courier New" w:hAnsi="Courier New" w:cs="Courier New"/>
+          <w:color w:val="000000" w:themeColor="text1"/>
+          <w:lang w:val="uk-UA"/>
+        </w:rPr>
+        <w:t>MacFactory</w:t>
+      </w:r>
+      <w:proofErr w:type="spellEnd"/>
+      <w:r>
+        <w:rPr>
+          <w:rFonts w:ascii="Courier New" w:hAnsi="Courier New" w:cs="Courier New"/>
+          <w:color w:val="000000" w:themeColor="text1"/>
+          <w:lang w:val="uk-UA"/>
+        </w:rPr>
+        <w:t>();</w:t>
       </w:r>
       <w:r>
         <w:rPr>
@@ -4981,8 +11134,18 @@
           <w:lang w:val="uk-UA"/>
         </w:rPr>
         <w:br/>
-        <w:t xml:space="preserve">            else</w:t>
-      </w:r>
+        <w:t xml:space="preserve">            </w:t>
+      </w:r>
+      <w:proofErr w:type="spellStart"/>
+      <w:r>
+        <w:rPr>
+          <w:rFonts w:ascii="Courier New" w:hAnsi="Courier New" w:cs="Courier New"/>
+          <w:color w:val="000000" w:themeColor="text1"/>
+          <w:lang w:val="uk-UA"/>
+        </w:rPr>
+        <w:t>else</w:t>
+      </w:r>
+      <w:proofErr w:type="spellEnd"/>
       <w:r>
         <w:rPr>
           <w:rFonts w:ascii="Courier New" w:hAnsi="Courier New" w:cs="Courier New"/>
@@ -4999,16 +11162,88 @@
           <w:lang w:val="uk-UA"/>
         </w:rPr>
         <w:br/>
-        <w:t xml:space="preserve">                Console.WriteLine($"Помилка: ОС '{os}' не підтримується.");</w:t>
-      </w:r>
-      <w:r>
-        <w:rPr>
-          <w:rFonts w:ascii="Courier New" w:hAnsi="Courier New" w:cs="Courier New"/>
-          <w:color w:val="000000" w:themeColor="text1"/>
-          <w:lang w:val="uk-UA"/>
-        </w:rPr>
-        <w:br/>
-        <w:t xml:space="preserve">                return null;</w:t>
+        <w:t xml:space="preserve">                </w:t>
+      </w:r>
+      <w:proofErr w:type="spellStart"/>
+      <w:r>
+        <w:rPr>
+          <w:rFonts w:ascii="Courier New" w:hAnsi="Courier New" w:cs="Courier New"/>
+          <w:color w:val="000000" w:themeColor="text1"/>
+          <w:lang w:val="uk-UA"/>
+        </w:rPr>
+        <w:t>Console.WriteLine</w:t>
+      </w:r>
+      <w:proofErr w:type="spellEnd"/>
+      <w:r>
+        <w:rPr>
+          <w:rFonts w:ascii="Courier New" w:hAnsi="Courier New" w:cs="Courier New"/>
+          <w:color w:val="000000" w:themeColor="text1"/>
+          <w:lang w:val="uk-UA"/>
+        </w:rPr>
+        <w:t>($"Помилка: ОС '{</w:t>
+      </w:r>
+      <w:proofErr w:type="spellStart"/>
+      <w:r>
+        <w:rPr>
+          <w:rFonts w:ascii="Courier New" w:hAnsi="Courier New" w:cs="Courier New"/>
+          <w:color w:val="000000" w:themeColor="text1"/>
+          <w:lang w:val="uk-UA"/>
+        </w:rPr>
+        <w:t>os</w:t>
+      </w:r>
+      <w:proofErr w:type="spellEnd"/>
+      <w:r>
+        <w:rPr>
+          <w:rFonts w:ascii="Courier New" w:hAnsi="Courier New" w:cs="Courier New"/>
+          <w:color w:val="000000" w:themeColor="text1"/>
+          <w:lang w:val="uk-UA"/>
+        </w:rPr>
+        <w:t>}' не підтримується.");</w:t>
+      </w:r>
+      <w:r>
+        <w:rPr>
+          <w:rFonts w:ascii="Courier New" w:hAnsi="Courier New" w:cs="Courier New"/>
+          <w:color w:val="000000" w:themeColor="text1"/>
+          <w:lang w:val="uk-UA"/>
+        </w:rPr>
+        <w:br/>
+        <w:t xml:space="preserve">                </w:t>
+      </w:r>
+      <w:proofErr w:type="spellStart"/>
+      <w:r>
+        <w:rPr>
+          <w:rFonts w:ascii="Courier New" w:hAnsi="Courier New" w:cs="Courier New"/>
+          <w:color w:val="000000" w:themeColor="text1"/>
+          <w:lang w:val="uk-UA"/>
+        </w:rPr>
+        <w:t>return</w:t>
+      </w:r>
+      <w:proofErr w:type="spellEnd"/>
+      <w:r>
+        <w:rPr>
+          <w:rFonts w:ascii="Courier New" w:hAnsi="Courier New" w:cs="Courier New"/>
+          <w:color w:val="000000" w:themeColor="text1"/>
+          <w:lang w:val="uk-UA"/>
+        </w:rPr>
+        <w:t xml:space="preserve"> </w:t>
+      </w:r>
+      <w:proofErr w:type="spellStart"/>
+      <w:r>
+        <w:rPr>
+          <w:rFonts w:ascii="Courier New" w:hAnsi="Courier New" w:cs="Courier New"/>
+          <w:color w:val="000000" w:themeColor="text1"/>
+          <w:lang w:val="uk-UA"/>
+        </w:rPr>
+        <w:t>null</w:t>
+      </w:r>
+      <w:proofErr w:type="spellEnd"/>
+      <w:r>
+        <w:rPr>
+          <w:rFonts w:ascii="Courier New" w:hAnsi="Courier New" w:cs="Courier New"/>
+          <w:color w:val="000000" w:themeColor="text1"/>
+          <w:lang w:val="uk-UA"/>
+        </w:rPr>
+        <w:t>;</w:t>
       </w:r>
       <w:r>
         <w:rPr>
@@ -5034,7 +11269,79 @@
           <w:lang w:val="uk-UA"/>
         </w:rPr>
         <w:br/>
-        <w:t xml:space="preserve">            return new Application(factory);</w:t>
+        <w:t xml:space="preserve">            </w:t>
+      </w:r>
+      <w:proofErr w:type="spellStart"/>
+      <w:r>
+        <w:rPr>
+          <w:rFonts w:ascii="Courier New" w:hAnsi="Courier New" w:cs="Courier New"/>
+          <w:color w:val="000000" w:themeColor="text1"/>
+          <w:lang w:val="uk-UA"/>
+        </w:rPr>
+        <w:t>return</w:t>
+      </w:r>
+      <w:proofErr w:type="spellEnd"/>
+      <w:r>
+        <w:rPr>
+          <w:rFonts w:ascii="Courier New" w:hAnsi="Courier New" w:cs="Courier New"/>
+          <w:color w:val="000000" w:themeColor="text1"/>
+          <w:lang w:val="uk-UA"/>
+        </w:rPr>
+        <w:t xml:space="preserve"> </w:t>
+      </w:r>
+      <w:proofErr w:type="spellStart"/>
+      <w:r>
+        <w:rPr>
+          <w:rFonts w:ascii="Courier New" w:hAnsi="Courier New" w:cs="Courier New"/>
+          <w:color w:val="000000" w:themeColor="text1"/>
+          <w:lang w:val="uk-UA"/>
+        </w:rPr>
+        <w:t>new</w:t>
+      </w:r>
+      <w:proofErr w:type="spellEnd"/>
+      <w:r>
+        <w:rPr>
+          <w:rFonts w:ascii="Courier New" w:hAnsi="Courier New" w:cs="Courier New"/>
+          <w:color w:val="000000" w:themeColor="text1"/>
+          <w:lang w:val="uk-UA"/>
+        </w:rPr>
+        <w:t xml:space="preserve"> </w:t>
+      </w:r>
+      <w:proofErr w:type="spellStart"/>
+      <w:r>
+        <w:rPr>
+          <w:rFonts w:ascii="Courier New" w:hAnsi="Courier New" w:cs="Courier New"/>
+          <w:color w:val="000000" w:themeColor="text1"/>
+          <w:lang w:val="uk-UA"/>
+        </w:rPr>
+        <w:t>Application</w:t>
+      </w:r>
+      <w:proofErr w:type="spellEnd"/>
+      <w:r>
+        <w:rPr>
+          <w:rFonts w:ascii="Courier New" w:hAnsi="Courier New" w:cs="Courier New"/>
+          <w:color w:val="000000" w:themeColor="text1"/>
+          <w:lang w:val="uk-UA"/>
+        </w:rPr>
+        <w:t>(</w:t>
+      </w:r>
+      <w:proofErr w:type="spellStart"/>
+      <w:r>
+        <w:rPr>
+          <w:rFonts w:ascii="Courier New" w:hAnsi="Courier New" w:cs="Courier New"/>
+          <w:color w:val="000000" w:themeColor="text1"/>
+          <w:lang w:val="uk-UA"/>
+        </w:rPr>
+        <w:t>factory</w:t>
+      </w:r>
+      <w:proofErr w:type="spellEnd"/>
+      <w:r>
+        <w:rPr>
+          <w:rFonts w:ascii="Courier New" w:hAnsi="Courier New" w:cs="Courier New"/>
+          <w:color w:val="000000" w:themeColor="text1"/>
+          <w:lang w:val="uk-UA"/>
+        </w:rPr>
+        <w:t>);</w:t>
       </w:r>
       <w:r>
         <w:rPr>
@@ -6464,6 +12771,7 @@
   <w:style w:type="character" w:default="1" w:styleId="a0">
     <w:name w:val="Default Paragraph Font"/>
     <w:uiPriority w:val="1"/>
+    <w:semiHidden/>
     <w:unhideWhenUsed/>
   </w:style>
   <w:style w:type="table" w:default="1" w:styleId="a1">
@@ -6895,28 +13203,28 @@
 </file>
 
 <file path=customXml/item1.xml><?xml version="1.0" encoding="utf-8"?>
-<b:Sources xmlns:b="http://schemas.openxmlformats.org/officeDocument/2006/bibliography" xmlns="http://schemas.openxmlformats.org/officeDocument/2006/bibliography" SelectedStyle="\APASixthEditionOfficeOnline.xsl" StyleName="APA" Version="6"/>
-</file>
-
-<file path=customXml/item2.xml><?xml version="1.0" encoding="utf-8"?>
 <go:gDocsCustomXmlDataStorage xmlns:go="http://customooxmlschemas.google.com/" xmlns:r="http://schemas.openxmlformats.org/officeDocument/2006/relationships" uri="GoogleDocsCustomDataVersion2">
   <go:docsCustomData xmlns:go="http://customooxmlschemas.google.com/" roundtripDataSignature="AMtx7mjjUsC4OrbzMfZegRVwSymE53lTEQ==">CgMxLjAyDmguaGZ5a3N3NnVkemIzMg5oLmdyOWk3eDg2NHF0NDIOaC5tOWltY3NvN2VqNTA4AHIhMW9LcHRka1hfYnhrZHp6NmVQQzl2TUpEY2JJa3pzSEli</go:docsCustomData>
 </go:gDocsCustomXmlDataStorage>
 </file>
 
-<file path=customXml/itemProps1.xml><?xml version="1.0" encoding="utf-8"?>
-<ds:datastoreItem xmlns:ds="http://schemas.openxmlformats.org/officeDocument/2006/customXml" ds:itemID="{1E10373B-DBA4-4353-81A8-B95177405630}">
-  <ds:schemaRefs>
-    <ds:schemaRef ds:uri="http://schemas.openxmlformats.org/officeDocument/2006/bibliography"/>
-  </ds:schemaRefs>
-</ds:datastoreItem>
+<file path=customXml/item2.xml><?xml version="1.0" encoding="utf-8"?>
+<b:Sources xmlns:b="http://schemas.openxmlformats.org/officeDocument/2006/bibliography" xmlns="http://schemas.openxmlformats.org/officeDocument/2006/bibliography" SelectedStyle="\APASixthEditionOfficeOnline.xsl" StyleName="APA" Version="6"/>
 </file>
 
-<file path=customXml/itemProps2.xml><?xml version="1.0" encoding="utf-8"?>
+<file path=customXml/itemProps1.xml><?xml version="1.0" encoding="utf-8"?>
 <ds:datastoreItem xmlns:ds="http://schemas.openxmlformats.org/officeDocument/2006/customXml" ds:itemID="{11111111-1234-1234-1234-123412341234}">
   <ds:schemaRefs>
     <ds:schemaRef ds:uri="http://customooxmlschemas.google.com/"/>
     <ds:schemaRef ds:uri="http://schemas.openxmlformats.org/officeDocument/2006/relationships"/>
   </ds:schemaRefs>
 </ds:datastoreItem>
+</file>
+
+<file path=customXml/itemProps2.xml><?xml version="1.0" encoding="utf-8"?>
+<ds:datastoreItem xmlns:ds="http://schemas.openxmlformats.org/officeDocument/2006/customXml" ds:itemID="{1E10373B-DBA4-4353-81A8-B95177405630}">
+  <ds:schemaRefs>
+    <ds:schemaRef ds:uri="http://schemas.openxmlformats.org/officeDocument/2006/bibliography"/>
+  </ds:schemaRefs>
+</ds:datastoreItem>
 </file>